--- a/9-交付管理/运行记录类文件/JXTX-09-03-晋城市产业互联网数字化共享服务平台巡检报告.docx
+++ b/9-交付管理/运行记录类文件/JXTX-09-03-晋城市产业互联网数字化共享服务平台巡检报告.docx
@@ -1,11 +1,10 @@
 
 <file path=word/document.xml><?xml version="1.0" encoding="utf-8"?>
-<w:document xmlns:wpc="http://schemas.microsoft.com/office/word/2010/wordprocessingCanvas" xmlns:mc="http://schemas.openxmlformats.org/markup-compatibility/2006" xmlns:o="urn:schemas-microsoft-com:office:office" xmlns:r="http://schemas.openxmlformats.org/officeDocument/2006/relationships" xmlns:m="http://schemas.openxmlformats.org/officeDocument/2006/math" xmlns:v="urn:schemas-microsoft-com:vml" xmlns:wp14="http://schemas.microsoft.com/office/word/2010/wordprocessingDrawing" xmlns:wp="http://schemas.openxmlformats.org/drawingml/2006/wordprocessingDrawing" xmlns:w10="urn:schemas-microsoft-com:office:word" xmlns:w="http://schemas.openxmlformats.org/wordprocessingml/2006/main" xmlns:w14="http://schemas.microsoft.com/office/word/2010/wordml" xmlns:w15="http://schemas.microsoft.com/office/word/2012/wordml" xmlns:wne="http://schemas.microsoft.com/office/word/2006/wordml" xmlns:wpg="http://schemas.microsoft.com/office/word/2010/wordprocessingGroup" xmlns:wpi="http://schemas.microsoft.com/office/word/2010/wordprocessingInk" xmlns:wps="http://schemas.microsoft.com/office/word/2010/wordprocessingShape" mc:Ignorable="w14 w15 wp14">
-  <!-- Generated by Aspose.Words for .NET 13.3.0.1 -->
+<w:document xmlns:wpc="http://schemas.microsoft.com/office/word/2010/wordprocessingCanvas" xmlns:mc="http://schemas.openxmlformats.org/markup-compatibility/2006" xmlns:o="urn:schemas-microsoft-com:office:office" xmlns:r="http://schemas.openxmlformats.org/officeDocument/2006/relationships" xmlns:m="http://schemas.openxmlformats.org/officeDocument/2006/math" xmlns:v="urn:schemas-microsoft-com:vml" xmlns:wp14="http://schemas.microsoft.com/office/word/2010/wordprocessingDrawing" xmlns:wp="http://schemas.openxmlformats.org/drawingml/2006/wordprocessingDrawing" xmlns:w="http://schemas.openxmlformats.org/wordprocessingml/2006/main" xmlns:w14="http://schemas.microsoft.com/office/word/2010/wordml" xmlns:w10="urn:schemas-microsoft-com:office:word" xmlns:w15="http://schemas.microsoft.com/office/word/2012/wordml" xmlns:wpg="http://schemas.microsoft.com/office/word/2010/wordprocessingGroup" xmlns:wpi="http://schemas.microsoft.com/office/word/2010/wordprocessingInk" xmlns:wne="http://schemas.microsoft.com/office/word/2006/wordml" xmlns:wps="http://schemas.microsoft.com/office/word/2010/wordprocessingShape" xmlns:wpsCustomData="http://www.wps.cn/officeDocument/2013/wpsCustomData" mc:Ignorable="w14 w15 wp14">
   <w:body>
     <w:p>
       <w:pPr>
-        <w:pStyle w:val="a"/>
+        <w:pStyle w:val="24"/>
         <w:keepNext w:val="0"/>
         <w:keepLines w:val="0"/>
         <w:pageBreakBefore w:val="0"/>
@@ -23,9 +22,62 @@
         <w:textAlignment w:val="baseline"/>
       </w:pPr>
       <w:bookmarkStart w:id="0" w:name="_Toc14175"/>
+      <w:bookmarkStart w:id="16" w:name="_GoBack"/>
       <w:r>
         <w:drawing>
-          <wp:anchor distT="0" distB="0" distL="114300" distR="114300" simplePos="0" relativeHeight="251659264" behindDoc="1" locked="0" layoutInCell="1" allowOverlap="1">
+          <wp:anchor distT="0" distB="0" distL="114300" distR="114300" simplePos="0" relativeHeight="251661312" behindDoc="1" locked="0" layoutInCell="1" allowOverlap="1">
+            <wp:simplePos x="0" y="0"/>
+            <wp:positionH relativeFrom="column">
+              <wp:posOffset>-19050</wp:posOffset>
+            </wp:positionH>
+            <wp:positionV relativeFrom="paragraph">
+              <wp:posOffset>-22225</wp:posOffset>
+            </wp:positionV>
+            <wp:extent cx="5304790" cy="8893810"/>
+            <wp:effectExtent l="0" t="0" r="13970" b="6350"/>
+            <wp:wrapNone/>
+            <wp:docPr id="1" name="图片 1"/>
+            <wp:cNvGraphicFramePr>
+              <a:graphicFrameLocks xmlns:a="http://schemas.openxmlformats.org/drawingml/2006/main" noChangeAspect="1"/>
+            </wp:cNvGraphicFramePr>
+            <a:graphic xmlns:a="http://schemas.openxmlformats.org/drawingml/2006/main">
+              <a:graphicData uri="http://schemas.openxmlformats.org/drawingml/2006/picture">
+                <pic:pic xmlns:pic="http://schemas.openxmlformats.org/drawingml/2006/picture">
+                  <pic:nvPicPr>
+                    <pic:cNvPr id="1" name="图片 1"/>
+                    <pic:cNvPicPr>
+                      <a:picLocks noChangeAspect="1"/>
+                    </pic:cNvPicPr>
+                  </pic:nvPicPr>
+                  <pic:blipFill>
+                    <a:blip r:embed="rId7"/>
+                    <a:stretch>
+                      <a:fillRect/>
+                    </a:stretch>
+                  </pic:blipFill>
+                  <pic:spPr>
+                    <a:xfrm>
+                      <a:off x="0" y="0"/>
+                      <a:ext cx="5304790" cy="8893810"/>
+                    </a:xfrm>
+                    <a:prstGeom prst="rect">
+                      <a:avLst/>
+                    </a:prstGeom>
+                    <a:noFill/>
+                    <a:ln>
+                      <a:noFill/>
+                    </a:ln>
+                  </pic:spPr>
+                </pic:pic>
+              </a:graphicData>
+            </a:graphic>
+          </wp:anchor>
+        </w:drawing>
+      </w:r>
+      <w:bookmarkEnd w:id="16"/>
+      <w:r>
+        <w:drawing>
+          <wp:anchor distT="0" distB="0" distL="114300" distR="114300" simplePos="0" relativeHeight="251660288" behindDoc="1" locked="0" layoutInCell="1" allowOverlap="1">
             <wp:simplePos x="0" y="0"/>
             <wp:positionH relativeFrom="column">
               <wp:posOffset>0</wp:posOffset>
@@ -50,7 +102,7 @@
                     </pic:cNvPicPr>
                   </pic:nvPicPr>
                   <pic:blipFill>
-                    <a:blip xmlns:r="http://schemas.openxmlformats.org/officeDocument/2006/relationships" r:embed="rId4"/>
+                    <a:blip r:embed="rId8"/>
                     <a:stretch>
                       <a:fillRect/>
                     </a:stretch>
@@ -80,7 +132,7 @@
           <w:lang w:val="en-US" w:eastAsia="zh-CN"/>
         </w:rPr>
         <w:drawing>
-          <wp:anchor distT="0" distB="0" distL="114300" distR="114300" simplePos="0" relativeHeight="251658240" behindDoc="1" locked="0" layoutInCell="1" allowOverlap="1">
+          <wp:anchor distT="0" distB="0" distL="114300" distR="114300" simplePos="0" relativeHeight="251659264" behindDoc="1" locked="0" layoutInCell="1" allowOverlap="1">
             <wp:simplePos x="0" y="0"/>
             <wp:positionH relativeFrom="column">
               <wp:posOffset>635</wp:posOffset>
@@ -105,7 +157,7 @@
                     </pic:cNvPicPr>
                   </pic:nvPicPr>
                   <pic:blipFill>
-                    <a:blip xmlns:r="http://schemas.openxmlformats.org/officeDocument/2006/relationships" r:embed="rId5">
+                    <a:blip r:embed="rId9">
                       <a:alphaModFix amt="58000"/>
                       <a:lum contrast="-52000"/>
                     </a:blip>
@@ -153,11 +205,11 @@
         <w:bidi w:val="0"/>
         <w:adjustRightInd w:val="0"/>
         <w:snapToGrid w:val="0"/>
-        <w:ind w:left="0" w:right="0" w:firstLine="0" w:leftChars="0" w:rightChars="0" w:firstLineChars="0"/>
+        <w:ind w:left="0" w:leftChars="0" w:right="0" w:rightChars="0" w:firstLine="0" w:firstLineChars="0"/>
         <w:jc w:val="center"/>
         <w:textAlignment w:val="baseline"/>
         <w:rPr>
-          <w:rFonts w:ascii="黑体" w:eastAsia="黑体" w:hAnsi="黑体" w:cs="黑体" w:hint="eastAsia"/>
+          <w:rFonts w:hint="eastAsia" w:ascii="黑体" w:hAnsi="黑体" w:eastAsia="黑体" w:cs="黑体"/>
           <w:b/>
           <w:bCs/>
           <w:snapToGrid w:val="0"/>
@@ -171,7 +223,7 @@
       </w:pPr>
       <w:r>
         <w:rPr>
-          <w:rFonts w:ascii="黑体" w:eastAsia="黑体" w:hAnsi="黑体" w:cs="黑体" w:hint="eastAsia"/>
+          <w:rFonts w:hint="eastAsia" w:ascii="黑体" w:hAnsi="黑体" w:eastAsia="黑体" w:cs="黑体"/>
           <w:b/>
           <w:bCs/>
           <w:snapToGrid w:val="0"/>
@@ -201,11 +253,11 @@
         <w:bidi w:val="0"/>
         <w:adjustRightInd w:val="0"/>
         <w:snapToGrid w:val="0"/>
-        <w:ind w:left="0" w:right="0" w:firstLine="0" w:leftChars="0" w:rightChars="0" w:firstLineChars="0"/>
+        <w:ind w:left="0" w:leftChars="0" w:right="0" w:rightChars="0" w:firstLine="0" w:firstLineChars="0"/>
         <w:jc w:val="center"/>
         <w:textAlignment w:val="baseline"/>
         <w:rPr>
-          <w:rFonts w:ascii="黑体" w:eastAsia="黑体" w:hAnsi="黑体" w:cs="黑体" w:hint="default"/>
+          <w:rFonts w:hint="default" w:ascii="黑体" w:hAnsi="黑体" w:eastAsia="黑体" w:cs="黑体"/>
           <w:b/>
           <w:bCs/>
           <w:snapToGrid w:val="0"/>
@@ -219,7 +271,7 @@
       </w:pPr>
       <w:r>
         <w:rPr>
-          <w:rFonts w:ascii="黑体" w:eastAsia="黑体" w:hAnsi="黑体" w:cs="黑体" w:hint="eastAsia"/>
+          <w:rFonts w:hint="eastAsia" w:ascii="黑体" w:hAnsi="黑体" w:eastAsia="黑体" w:cs="黑体"/>
           <w:b/>
           <w:bCs/>
           <w:snapToGrid w:val="0"/>
@@ -249,11 +301,11 @@
         <w:adjustRightInd w:val="0"/>
         <w:snapToGrid w:val="0"/>
         <w:spacing w:after="624" w:afterLines="200" w:line="219" w:lineRule="auto"/>
-        <w:ind w:left="0" w:right="0" w:firstLine="0" w:leftChars="0" w:rightChars="0" w:firstLineChars="0"/>
+        <w:ind w:left="0" w:leftChars="0" w:right="0" w:rightChars="0" w:firstLine="0" w:firstLineChars="0"/>
         <w:jc w:val="center"/>
         <w:textAlignment w:val="baseline"/>
         <w:rPr>
-          <w:rFonts w:ascii="宋体" w:eastAsia="宋体" w:hAnsi="宋体" w:cs="宋体" w:hint="eastAsia"/>
+          <w:rFonts w:hint="eastAsia" w:ascii="宋体" w:hAnsi="宋体" w:eastAsia="宋体" w:cs="宋体"/>
           <w:sz w:val="24"/>
           <w:szCs w:val="24"/>
           <w:lang w:val="en-US" w:eastAsia="zh-CN"/>
@@ -261,7 +313,7 @@
       </w:pPr>
       <w:r>
         <w:rPr>
-          <w:rFonts w:ascii="宋体" w:eastAsia="宋体" w:hAnsi="宋体" w:cs="宋体"/>
+          <w:rFonts w:ascii="宋体" w:hAnsi="宋体" w:eastAsia="宋体" w:cs="宋体"/>
           <w:b/>
           <w:bCs/>
           <w:spacing w:val="-3"/>
@@ -272,7 +324,7 @@
       </w:r>
       <w:r>
         <w:rPr>
-          <w:rFonts w:ascii="宋体" w:eastAsia="宋体" w:hAnsi="宋体" w:cs="宋体" w:hint="eastAsia"/>
+          <w:rFonts w:hint="eastAsia" w:ascii="宋体" w:hAnsi="宋体" w:eastAsia="宋体" w:cs="宋体"/>
           <w:b/>
           <w:bCs/>
           <w:spacing w:val="-3"/>
@@ -284,7 +336,7 @@
       </w:r>
       <w:r>
         <w:rPr>
-          <w:rFonts w:ascii="宋体" w:eastAsia="宋体" w:hAnsi="宋体" w:cs="宋体"/>
+          <w:rFonts w:ascii="宋体" w:hAnsi="宋体" w:eastAsia="宋体" w:cs="宋体"/>
           <w:b/>
           <w:bCs/>
           <w:spacing w:val="-3"/>
@@ -295,7 +347,7 @@
       </w:r>
       <w:r>
         <w:rPr>
-          <w:rFonts w:ascii="宋体" w:hAnsi="宋体" w:cs="宋体" w:hint="eastAsia"/>
+          <w:rFonts w:hint="eastAsia" w:ascii="宋体" w:hAnsi="宋体" w:cs="宋体"/>
           <w:b/>
           <w:bCs/>
           <w:spacing w:val="-3"/>
@@ -307,7 +359,7 @@
       </w:r>
       <w:r>
         <w:rPr>
-          <w:rFonts w:ascii="宋体" w:eastAsia="宋体" w:hAnsi="宋体" w:cs="宋体"/>
+          <w:rFonts w:ascii="宋体" w:hAnsi="宋体" w:eastAsia="宋体" w:cs="宋体"/>
           <w:b/>
           <w:bCs/>
           <w:spacing w:val="-3"/>
@@ -318,7 +370,7 @@
       </w:r>
       <w:r>
         <w:rPr>
-          <w:rFonts w:ascii="宋体" w:hAnsi="宋体" w:cs="宋体" w:hint="eastAsia"/>
+          <w:rFonts w:hint="eastAsia" w:ascii="宋体" w:hAnsi="宋体" w:cs="宋体"/>
           <w:b/>
           <w:bCs/>
           <w:spacing w:val="-3"/>
@@ -331,17 +383,18 @@
     </w:p>
     <w:tbl>
       <w:tblPr>
-        <w:tblStyle w:val="TableGrid"/>
+        <w:tblStyle w:val="21"/>
         <w:tblW w:w="0" w:type="auto"/>
         <w:jc w:val="center"/>
         <w:tblBorders>
-          <w:top w:val="nil"/>
-          <w:left w:val="nil"/>
-          <w:bottom w:val="nil"/>
-          <w:right w:val="nil"/>
-          <w:insideH w:val="nil"/>
-          <w:insideV w:val="nil"/>
+          <w:top w:val="none" w:color="auto" w:sz="0" w:space="0"/>
+          <w:left w:val="none" w:color="auto" w:sz="0" w:space="0"/>
+          <w:bottom w:val="none" w:color="auto" w:sz="0" w:space="0"/>
+          <w:right w:val="none" w:color="auto" w:sz="0" w:space="0"/>
+          <w:insideH w:val="none" w:color="auto" w:sz="0" w:space="0"/>
+          <w:insideV w:val="none" w:color="auto" w:sz="0" w:space="0"/>
         </w:tblBorders>
+        <w:tblLayout w:type="autofit"/>
         <w:tblCellMar>
           <w:top w:w="0" w:type="dxa"/>
           <w:left w:w="108" w:type="dxa"/>
@@ -355,15 +408,13 @@
       </w:tblGrid>
       <w:tr>
         <w:tblPrEx>
-          <w:tblW w:w="0" w:type="auto"/>
-          <w:jc w:val="center"/>
           <w:tblBorders>
-            <w:top w:val="nil"/>
-            <w:left w:val="nil"/>
-            <w:bottom w:val="nil"/>
-            <w:right w:val="nil"/>
-            <w:insideH w:val="nil"/>
-            <w:insideV w:val="nil"/>
+            <w:top w:val="none" w:color="auto" w:sz="0" w:space="0"/>
+            <w:left w:val="none" w:color="auto" w:sz="0" w:space="0"/>
+            <w:bottom w:val="none" w:color="auto" w:sz="0" w:space="0"/>
+            <w:right w:val="none" w:color="auto" w:sz="0" w:space="0"/>
+            <w:insideH w:val="none" w:color="auto" w:sz="0" w:space="0"/>
+            <w:insideV w:val="none" w:color="auto" w:sz="0" w:space="0"/>
           </w:tblBorders>
           <w:tblCellMar>
             <w:top w:w="0" w:type="dxa"/>
@@ -373,7 +424,7 @@
           </w:tblCellMar>
         </w:tblPrEx>
         <w:trPr>
-          <w:trHeight w:val="810"/>
+          <w:trHeight w:val="810" w:hRule="atLeast"/>
           <w:jc w:val="center"/>
         </w:trPr>
         <w:tc>
@@ -412,7 +463,7 @@
             </w:r>
             <w:r>
               <w:rPr>
-                <w:rFonts w:asciiTheme="minorAscii" w:eastAsiaTheme="minorEastAsia" w:hAnsiTheme="minorAscii" w:hint="default"/>
+                <w:rFonts w:hint="default" w:asciiTheme="minorAscii" w:hAnsiTheme="minorAscii" w:eastAsiaTheme="minorEastAsia"/>
                 <w:spacing w:val="227"/>
                 <w:sz w:val="21"/>
                 <w:vertAlign w:val="baseline"/>
@@ -467,7 +518,7 @@
             </w:r>
             <w:r>
               <w:rPr>
-                <w:rFonts w:asciiTheme="minorAscii" w:eastAsiaTheme="minorEastAsia" w:hAnsiTheme="minorAscii" w:hint="eastAsia"/>
+                <w:rFonts w:hint="eastAsia" w:asciiTheme="minorAscii" w:hAnsiTheme="minorAscii" w:eastAsiaTheme="minorEastAsia"/>
                 <w:spacing w:val="227"/>
                 <w:sz w:val="21"/>
                 <w:vertAlign w:val="baseline"/>
@@ -489,8 +540,14 @@
       </w:tr>
       <w:tr>
         <w:tblPrEx>
-          <w:tblW w:w="0" w:type="auto"/>
-          <w:jc w:val="center"/>
+          <w:tblBorders>
+            <w:top w:val="none" w:color="auto" w:sz="0" w:space="0"/>
+            <w:left w:val="none" w:color="auto" w:sz="0" w:space="0"/>
+            <w:bottom w:val="none" w:color="auto" w:sz="0" w:space="0"/>
+            <w:right w:val="none" w:color="auto" w:sz="0" w:space="0"/>
+            <w:insideH w:val="none" w:color="auto" w:sz="0" w:space="0"/>
+            <w:insideV w:val="none" w:color="auto" w:sz="0" w:space="0"/>
+          </w:tblBorders>
           <w:tblCellMar>
             <w:top w:w="0" w:type="dxa"/>
             <w:left w:w="108" w:type="dxa"/>
@@ -499,7 +556,7 @@
           </w:tblCellMar>
         </w:tblPrEx>
         <w:trPr>
-          <w:trHeight w:val="810"/>
+          <w:trHeight w:val="810" w:hRule="atLeast"/>
           <w:jc w:val="center"/>
         </w:trPr>
         <w:tc>
@@ -524,7 +581,7 @@
               <w:snapToGrid w:val="0"/>
               <w:textAlignment w:val="baseline"/>
               <w:rPr>
-                <w:rFonts w:ascii="Arial" w:eastAsia="Arial" w:hAnsi="Arial" w:cs="Arial" w:hint="default"/>
+                <w:rFonts w:hint="default" w:ascii="Arial" w:hAnsi="Arial" w:eastAsia="Arial" w:cs="Arial"/>
                 <w:snapToGrid w:val="0"/>
                 <w:color w:val="000000"/>
                 <w:kern w:val="0"/>
@@ -556,7 +613,7 @@
             </w:r>
             <w:r>
               <w:rPr>
-                <w:rFonts w:asciiTheme="minorAscii" w:eastAsiaTheme="minorEastAsia" w:hAnsiTheme="minorAscii" w:hint="default"/>
+                <w:rFonts w:hint="default" w:asciiTheme="minorAscii" w:hAnsiTheme="minorAscii" w:eastAsiaTheme="minorEastAsia"/>
                 <w:spacing w:val="227"/>
                 <w:sz w:val="21"/>
                 <w:vertAlign w:val="baseline"/>
@@ -610,7 +667,7 @@
               <w:snapToGrid w:val="0"/>
               <w:textAlignment w:val="baseline"/>
               <w:rPr>
-                <w:rFonts w:ascii="Arial" w:eastAsia="Arial" w:hAnsi="Arial" w:cs="Arial" w:hint="default"/>
+                <w:rFonts w:hint="default" w:ascii="Arial" w:hAnsi="Arial" w:eastAsia="Arial" w:cs="Arial"/>
                 <w:snapToGrid w:val="0"/>
                 <w:color w:val="000000"/>
                 <w:kern w:val="0"/>
@@ -630,7 +687,7 @@
             </w:r>
             <w:r>
               <w:rPr>
-                <w:rFonts w:asciiTheme="minorAscii" w:eastAsiaTheme="minorEastAsia" w:hAnsiTheme="minorAscii" w:hint="eastAsia"/>
+                <w:rFonts w:hint="eastAsia" w:asciiTheme="minorAscii" w:hAnsiTheme="minorAscii" w:eastAsiaTheme="minorEastAsia"/>
                 <w:spacing w:val="227"/>
                 <w:sz w:val="21"/>
                 <w:vertAlign w:val="baseline"/>
@@ -652,8 +709,14 @@
       </w:tr>
       <w:tr>
         <w:tblPrEx>
-          <w:tblW w:w="0" w:type="auto"/>
-          <w:jc w:val="center"/>
+          <w:tblBorders>
+            <w:top w:val="none" w:color="auto" w:sz="0" w:space="0"/>
+            <w:left w:val="none" w:color="auto" w:sz="0" w:space="0"/>
+            <w:bottom w:val="none" w:color="auto" w:sz="0" w:space="0"/>
+            <w:right w:val="none" w:color="auto" w:sz="0" w:space="0"/>
+            <w:insideH w:val="none" w:color="auto" w:sz="0" w:space="0"/>
+            <w:insideV w:val="none" w:color="auto" w:sz="0" w:space="0"/>
+          </w:tblBorders>
           <w:tblCellMar>
             <w:top w:w="0" w:type="dxa"/>
             <w:left w:w="108" w:type="dxa"/>
@@ -662,7 +725,7 @@
           </w:tblCellMar>
         </w:tblPrEx>
         <w:trPr>
-          <w:trHeight w:val="635"/>
+          <w:trHeight w:val="635" w:hRule="atLeast"/>
           <w:jc w:val="center"/>
         </w:trPr>
         <w:tc>
@@ -713,7 +776,7 @@
             </w:r>
             <w:r>
               <w:rPr>
-                <w:rFonts w:asciiTheme="minorAscii" w:eastAsiaTheme="minorEastAsia" w:hAnsiTheme="minorAscii" w:hint="eastAsia"/>
+                <w:rFonts w:hint="eastAsia" w:asciiTheme="minorAscii" w:hAnsiTheme="minorAscii" w:eastAsiaTheme="minorEastAsia"/>
                 <w:spacing w:val="227"/>
                 <w:sz w:val="21"/>
                 <w:vertAlign w:val="baseline"/>
@@ -767,7 +830,7 @@
             </w:r>
             <w:r>
               <w:rPr>
-                <w:rFonts w:asciiTheme="minorAscii" w:eastAsiaTheme="minorEastAsia" w:hAnsiTheme="minorAscii" w:hint="eastAsia"/>
+                <w:rFonts w:hint="eastAsia" w:asciiTheme="minorAscii" w:hAnsiTheme="minorAscii" w:eastAsiaTheme="minorEastAsia"/>
                 <w:spacing w:val="227"/>
                 <w:sz w:val="21"/>
                 <w:vertAlign w:val="baseline"/>
@@ -782,18 +845,7 @@
                 <w:vertAlign w:val="baseline"/>
                 <w:lang w:val="en-US" w:eastAsia="zh-CN"/>
               </w:rPr>
-              <w:t>2025.09.3</w:t>
-            </w:r>
-            <w:bookmarkStart w:id="1" w:name="_GoBack"/>
-            <w:bookmarkEnd w:id="1"/>
-            <w:r>
-              <w:rPr>
-                <w:rFonts w:hint="eastAsia"/>
-                <w:u w:val="single"/>
-                <w:vertAlign w:val="baseline"/>
-                <w:lang w:val="en-US" w:eastAsia="zh-CN"/>
-              </w:rPr>
-              <w:t>0</w:t>
+              <w:t>2025.09.30</w:t>
             </w:r>
           </w:p>
         </w:tc>
@@ -839,14 +891,14 @@
         <w:ind w:left="3634"/>
         <w:textAlignment w:val="baseline"/>
         <w:rPr>
-          <w:rFonts w:ascii="宋体" w:eastAsia="宋体" w:hAnsi="宋体" w:cs="宋体"/>
+          <w:rFonts w:ascii="宋体" w:hAnsi="宋体" w:eastAsia="宋体" w:cs="宋体"/>
           <w:sz w:val="31"/>
           <w:szCs w:val="31"/>
         </w:rPr>
       </w:pPr>
       <w:r>
         <w:rPr>
-          <w:rFonts w:ascii="宋体" w:eastAsia="宋体" w:hAnsi="宋体" w:cs="宋体"/>
+          <w:rFonts w:ascii="宋体" w:hAnsi="宋体" w:eastAsia="宋体" w:cs="宋体"/>
           <w:b/>
           <w:bCs/>
           <w:spacing w:val="4"/>
@@ -858,16 +910,16 @@
     </w:p>
     <w:tbl>
       <w:tblPr>
-        <w:tblStyle w:val="TableNormal0"/>
+        <w:tblStyle w:val="26"/>
         <w:tblW w:w="7137" w:type="dxa"/>
         <w:jc w:val="center"/>
         <w:tblBorders>
-          <w:top w:val="single" w:sz="2" w:space="0" w:color="000000"/>
-          <w:left w:val="single" w:sz="2" w:space="0" w:color="000000"/>
-          <w:bottom w:val="single" w:sz="2" w:space="0" w:color="000000"/>
-          <w:right w:val="single" w:sz="2" w:space="0" w:color="000000"/>
-          <w:insideH w:val="single" w:sz="2" w:space="0" w:color="000000"/>
-          <w:insideV w:val="single" w:sz="2" w:space="0" w:color="000000"/>
+          <w:top w:val="single" w:color="000000" w:sz="2" w:space="0"/>
+          <w:left w:val="single" w:color="000000" w:sz="2" w:space="0"/>
+          <w:bottom w:val="single" w:color="000000" w:sz="2" w:space="0"/>
+          <w:right w:val="single" w:color="000000" w:sz="2" w:space="0"/>
+          <w:insideH w:val="single" w:color="000000" w:sz="2" w:space="0"/>
+          <w:insideV w:val="single" w:color="000000" w:sz="2" w:space="0"/>
         </w:tblBorders>
         <w:tblLayout w:type="fixed"/>
         <w:tblCellMar>
@@ -885,17 +937,14 @@
       </w:tblGrid>
       <w:tr>
         <w:tblPrEx>
-          <w:tblW w:w="7137" w:type="dxa"/>
-          <w:jc w:val="center"/>
           <w:tblBorders>
-            <w:top w:val="single" w:sz="2" w:space="0" w:color="000000"/>
-            <w:left w:val="single" w:sz="2" w:space="0" w:color="000000"/>
-            <w:bottom w:val="single" w:sz="2" w:space="0" w:color="000000"/>
-            <w:right w:val="single" w:sz="2" w:space="0" w:color="000000"/>
-            <w:insideH w:val="single" w:sz="2" w:space="0" w:color="000000"/>
-            <w:insideV w:val="single" w:sz="2" w:space="0" w:color="000000"/>
+            <w:top w:val="single" w:color="000000" w:sz="2" w:space="0"/>
+            <w:left w:val="single" w:color="000000" w:sz="2" w:space="0"/>
+            <w:bottom w:val="single" w:color="000000" w:sz="2" w:space="0"/>
+            <w:right w:val="single" w:color="000000" w:sz="2" w:space="0"/>
+            <w:insideH w:val="single" w:color="000000" w:sz="2" w:space="0"/>
+            <w:insideV w:val="single" w:color="000000" w:sz="2" w:space="0"/>
           </w:tblBorders>
-          <w:tblLayout w:type="fixed"/>
           <w:tblCellMar>
             <w:top w:w="0" w:type="dxa"/>
             <w:left w:w="0" w:type="dxa"/>
@@ -904,7 +953,7 @@
           </w:tblCellMar>
         </w:tblPrEx>
         <w:trPr>
-          <w:trHeight w:val="593"/>
+          <w:trHeight w:val="593" w:hRule="atLeast"/>
           <w:jc w:val="center"/>
         </w:trPr>
         <w:tc>
@@ -927,18 +976,18 @@
               <w:adjustRightInd w:val="0"/>
               <w:snapToGrid w:val="0"/>
               <w:spacing w:before="176" w:line="228" w:lineRule="auto"/>
-              <w:ind w:left="0" w:right="0" w:firstLine="0" w:leftChars="0" w:rightChars="0" w:firstLineChars="0"/>
+              <w:ind w:left="0" w:leftChars="0" w:right="0" w:rightChars="0" w:firstLine="0" w:firstLineChars="0"/>
               <w:jc w:val="center"/>
               <w:textAlignment w:val="baseline"/>
               <w:rPr>
-                <w:rFonts w:ascii="宋体" w:eastAsia="宋体" w:hAnsi="宋体" w:cs="宋体"/>
+                <w:rFonts w:ascii="宋体" w:hAnsi="宋体" w:eastAsia="宋体" w:cs="宋体"/>
                 <w:sz w:val="20"/>
                 <w:szCs w:val="20"/>
               </w:rPr>
             </w:pPr>
             <w:r>
               <w:rPr>
-                <w:rFonts w:ascii="宋体" w:eastAsia="宋体" w:hAnsi="宋体" w:cs="宋体"/>
+                <w:rFonts w:ascii="宋体" w:hAnsi="宋体" w:eastAsia="宋体" w:cs="宋体"/>
                 <w:spacing w:val="-14"/>
                 <w:sz w:val="20"/>
                 <w:szCs w:val="20"/>
@@ -967,18 +1016,18 @@
               <w:adjustRightInd w:val="0"/>
               <w:snapToGrid w:val="0"/>
               <w:spacing w:before="175" w:line="227" w:lineRule="auto"/>
-              <w:ind w:left="0" w:right="0" w:firstLine="0" w:leftChars="0" w:rightChars="0" w:firstLineChars="0"/>
+              <w:ind w:left="0" w:leftChars="0" w:right="0" w:rightChars="0" w:firstLine="0" w:firstLineChars="0"/>
               <w:jc w:val="center"/>
               <w:textAlignment w:val="baseline"/>
               <w:rPr>
-                <w:rFonts w:ascii="宋体" w:eastAsia="宋体" w:hAnsi="宋体" w:cs="宋体"/>
+                <w:rFonts w:ascii="宋体" w:hAnsi="宋体" w:eastAsia="宋体" w:cs="宋体"/>
                 <w:sz w:val="20"/>
                 <w:szCs w:val="20"/>
               </w:rPr>
             </w:pPr>
             <w:r>
               <w:rPr>
-                <w:rFonts w:ascii="宋体" w:eastAsia="宋体" w:hAnsi="宋体" w:cs="宋体"/>
+                <w:rFonts w:ascii="宋体" w:hAnsi="宋体" w:eastAsia="宋体" w:cs="宋体"/>
                 <w:spacing w:val="4"/>
                 <w:sz w:val="20"/>
                 <w:szCs w:val="20"/>
@@ -1007,18 +1056,18 @@
               <w:adjustRightInd w:val="0"/>
               <w:snapToGrid w:val="0"/>
               <w:spacing w:before="175" w:line="228" w:lineRule="auto"/>
-              <w:ind w:left="0" w:right="0" w:firstLine="0" w:leftChars="0" w:rightChars="0" w:firstLineChars="0"/>
+              <w:ind w:left="0" w:leftChars="0" w:right="0" w:rightChars="0" w:firstLine="0" w:firstLineChars="0"/>
               <w:jc w:val="center"/>
               <w:textAlignment w:val="baseline"/>
               <w:rPr>
-                <w:rFonts w:ascii="宋体" w:eastAsia="宋体" w:hAnsi="宋体" w:cs="宋体"/>
+                <w:rFonts w:ascii="宋体" w:hAnsi="宋体" w:eastAsia="宋体" w:cs="宋体"/>
                 <w:sz w:val="20"/>
                 <w:szCs w:val="20"/>
               </w:rPr>
             </w:pPr>
             <w:r>
               <w:rPr>
-                <w:rFonts w:ascii="宋体" w:eastAsia="宋体" w:hAnsi="宋体" w:cs="宋体"/>
+                <w:rFonts w:ascii="宋体" w:hAnsi="宋体" w:eastAsia="宋体" w:cs="宋体"/>
                 <w:spacing w:val="7"/>
                 <w:sz w:val="20"/>
                 <w:szCs w:val="20"/>
@@ -1047,18 +1096,18 @@
               <w:adjustRightInd w:val="0"/>
               <w:snapToGrid w:val="0"/>
               <w:spacing w:before="176" w:line="229" w:lineRule="auto"/>
-              <w:ind w:left="0" w:right="0" w:firstLine="0" w:leftChars="0" w:rightChars="0" w:firstLineChars="0"/>
+              <w:ind w:left="0" w:leftChars="0" w:right="0" w:rightChars="0" w:firstLine="0" w:firstLineChars="0"/>
               <w:jc w:val="center"/>
               <w:textAlignment w:val="baseline"/>
               <w:rPr>
-                <w:rFonts w:ascii="宋体" w:eastAsia="宋体" w:hAnsi="宋体" w:cs="宋体"/>
+                <w:rFonts w:ascii="宋体" w:hAnsi="宋体" w:eastAsia="宋体" w:cs="宋体"/>
                 <w:sz w:val="20"/>
                 <w:szCs w:val="20"/>
               </w:rPr>
             </w:pPr>
             <w:r>
               <w:rPr>
-                <w:rFonts w:ascii="宋体" w:eastAsia="宋体" w:hAnsi="宋体" w:cs="宋体"/>
+                <w:rFonts w:ascii="宋体" w:hAnsi="宋体" w:eastAsia="宋体" w:cs="宋体"/>
                 <w:spacing w:val="7"/>
                 <w:sz w:val="20"/>
                 <w:szCs w:val="20"/>
@@ -1070,9 +1119,14 @@
       </w:tr>
       <w:tr>
         <w:tblPrEx>
-          <w:tblW w:w="7137" w:type="dxa"/>
-          <w:jc w:val="center"/>
-          <w:tblLayout w:type="fixed"/>
+          <w:tblBorders>
+            <w:top w:val="single" w:color="000000" w:sz="2" w:space="0"/>
+            <w:left w:val="single" w:color="000000" w:sz="2" w:space="0"/>
+            <w:bottom w:val="single" w:color="000000" w:sz="2" w:space="0"/>
+            <w:right w:val="single" w:color="000000" w:sz="2" w:space="0"/>
+            <w:insideH w:val="single" w:color="000000" w:sz="2" w:space="0"/>
+            <w:insideV w:val="single" w:color="000000" w:sz="2" w:space="0"/>
+          </w:tblBorders>
           <w:tblCellMar>
             <w:top w:w="0" w:type="dxa"/>
             <w:left w:w="0" w:type="dxa"/>
@@ -1081,7 +1135,7 @@
           </w:tblCellMar>
         </w:tblPrEx>
         <w:trPr>
-          <w:trHeight w:val="516"/>
+          <w:trHeight w:val="516" w:hRule="atLeast"/>
           <w:jc w:val="center"/>
         </w:trPr>
         <w:tc>
@@ -1104,11 +1158,11 @@
               <w:adjustRightInd w:val="0"/>
               <w:snapToGrid w:val="0"/>
               <w:spacing w:before="173" w:line="267" w:lineRule="exact"/>
-              <w:ind w:left="0" w:right="0" w:firstLine="0" w:leftChars="0" w:rightChars="0" w:firstLineChars="0"/>
+              <w:ind w:left="0" w:leftChars="0" w:right="0" w:rightChars="0" w:firstLine="0" w:firstLineChars="0"/>
               <w:jc w:val="center"/>
               <w:textAlignment w:val="baseline"/>
               <w:rPr>
-                <w:rFonts w:ascii="宋体" w:eastAsia="宋体" w:hAnsi="宋体" w:cs="宋体" w:hint="default"/>
+                <w:rFonts w:hint="default" w:ascii="宋体" w:hAnsi="宋体" w:eastAsia="宋体" w:cs="宋体"/>
                 <w:sz w:val="20"/>
                 <w:szCs w:val="20"/>
                 <w:lang w:val="en-US" w:eastAsia="zh-CN"/>
@@ -1116,7 +1170,7 @@
             </w:pPr>
             <w:r>
               <w:rPr>
-                <w:rFonts w:ascii="宋体" w:eastAsia="宋体" w:hAnsi="宋体" w:cs="宋体"/>
+                <w:rFonts w:ascii="宋体" w:hAnsi="宋体" w:eastAsia="宋体" w:cs="宋体"/>
                 <w:spacing w:val="3"/>
                 <w:position w:val="1"/>
                 <w:sz w:val="20"/>
@@ -1126,7 +1180,7 @@
             </w:r>
             <w:r>
               <w:rPr>
-                <w:rFonts w:ascii="宋体" w:hAnsi="宋体" w:cs="宋体" w:hint="eastAsia"/>
+                <w:rFonts w:hint="eastAsia" w:ascii="宋体" w:hAnsi="宋体" w:cs="宋体"/>
                 <w:spacing w:val="3"/>
                 <w:position w:val="1"/>
                 <w:sz w:val="20"/>
@@ -1137,7 +1191,7 @@
             </w:r>
             <w:r>
               <w:rPr>
-                <w:rFonts w:ascii="宋体" w:eastAsia="宋体" w:hAnsi="宋体" w:cs="宋体"/>
+                <w:rFonts w:ascii="宋体" w:hAnsi="宋体" w:eastAsia="宋体" w:cs="宋体"/>
                 <w:spacing w:val="3"/>
                 <w:position w:val="1"/>
                 <w:sz w:val="20"/>
@@ -1147,7 +1201,7 @@
             </w:r>
             <w:r>
               <w:rPr>
-                <w:rFonts w:ascii="宋体" w:hAnsi="宋体" w:cs="宋体" w:hint="eastAsia"/>
+                <w:rFonts w:hint="eastAsia" w:ascii="宋体" w:hAnsi="宋体" w:cs="宋体"/>
                 <w:spacing w:val="3"/>
                 <w:position w:val="1"/>
                 <w:sz w:val="20"/>
@@ -1178,18 +1232,18 @@
               <w:adjustRightInd w:val="0"/>
               <w:snapToGrid w:val="0"/>
               <w:spacing w:before="173" w:line="267" w:lineRule="exact"/>
-              <w:ind w:left="0" w:right="0" w:firstLine="0" w:leftChars="0" w:rightChars="0" w:firstLineChars="0"/>
+              <w:ind w:left="0" w:leftChars="0" w:right="0" w:rightChars="0" w:firstLine="0" w:firstLineChars="0"/>
               <w:jc w:val="center"/>
               <w:textAlignment w:val="baseline"/>
               <w:rPr>
-                <w:rFonts w:ascii="宋体" w:eastAsia="宋体" w:hAnsi="宋体" w:cs="宋体"/>
+                <w:rFonts w:ascii="宋体" w:hAnsi="宋体" w:eastAsia="宋体" w:cs="宋体"/>
                 <w:sz w:val="20"/>
                 <w:szCs w:val="20"/>
               </w:rPr>
             </w:pPr>
             <w:r>
               <w:rPr>
-                <w:rFonts w:ascii="宋体" w:eastAsia="宋体" w:hAnsi="宋体" w:cs="宋体"/>
+                <w:rFonts w:ascii="宋体" w:hAnsi="宋体" w:eastAsia="宋体" w:cs="宋体"/>
                 <w:spacing w:val="4"/>
                 <w:position w:val="1"/>
                 <w:sz w:val="20"/>
@@ -1219,18 +1273,18 @@
               <w:adjustRightInd w:val="0"/>
               <w:snapToGrid w:val="0"/>
               <w:spacing w:before="172" w:line="228" w:lineRule="auto"/>
-              <w:ind w:left="0" w:right="0" w:firstLine="0" w:leftChars="0" w:rightChars="0" w:firstLineChars="0"/>
+              <w:ind w:left="0" w:leftChars="0" w:right="0" w:rightChars="0" w:firstLine="0" w:firstLineChars="0"/>
               <w:jc w:val="center"/>
               <w:textAlignment w:val="baseline"/>
               <w:rPr>
-                <w:rFonts w:ascii="宋体" w:eastAsia="宋体" w:hAnsi="宋体" w:cs="宋体"/>
+                <w:rFonts w:ascii="宋体" w:hAnsi="宋体" w:eastAsia="宋体" w:cs="宋体"/>
                 <w:sz w:val="20"/>
                 <w:szCs w:val="20"/>
               </w:rPr>
             </w:pPr>
             <w:r>
               <w:rPr>
-                <w:rFonts w:ascii="宋体" w:eastAsia="宋体" w:hAnsi="宋体" w:cs="宋体"/>
+                <w:rFonts w:ascii="宋体" w:hAnsi="宋体" w:eastAsia="宋体" w:cs="宋体"/>
                 <w:spacing w:val="7"/>
                 <w:sz w:val="20"/>
                 <w:szCs w:val="20"/>
@@ -1259,11 +1313,11 @@
               <w:adjustRightInd w:val="0"/>
               <w:snapToGrid w:val="0"/>
               <w:spacing w:before="173" w:line="229" w:lineRule="auto"/>
-              <w:ind w:left="0" w:right="0" w:firstLine="0" w:leftChars="0" w:rightChars="0" w:firstLineChars="0"/>
+              <w:ind w:left="0" w:leftChars="0" w:right="0" w:rightChars="0" w:firstLine="0" w:firstLineChars="0"/>
               <w:jc w:val="center"/>
               <w:textAlignment w:val="baseline"/>
               <w:rPr>
-                <w:rFonts w:ascii="宋体" w:eastAsia="宋体" w:hAnsi="宋体" w:cs="宋体"/>
+                <w:rFonts w:ascii="宋体" w:hAnsi="宋体" w:eastAsia="宋体" w:cs="宋体"/>
                 <w:sz w:val="20"/>
                 <w:szCs w:val="20"/>
               </w:rPr>
@@ -1280,9 +1334,14 @@
       </w:tr>
       <w:tr>
         <w:tblPrEx>
-          <w:tblW w:w="7137" w:type="dxa"/>
-          <w:jc w:val="center"/>
-          <w:tblLayout w:type="fixed"/>
+          <w:tblBorders>
+            <w:top w:val="single" w:color="000000" w:sz="2" w:space="0"/>
+            <w:left w:val="single" w:color="000000" w:sz="2" w:space="0"/>
+            <w:bottom w:val="single" w:color="000000" w:sz="2" w:space="0"/>
+            <w:right w:val="single" w:color="000000" w:sz="2" w:space="0"/>
+            <w:insideH w:val="single" w:color="000000" w:sz="2" w:space="0"/>
+            <w:insideV w:val="single" w:color="000000" w:sz="2" w:space="0"/>
+          </w:tblBorders>
           <w:tblCellMar>
             <w:top w:w="0" w:type="dxa"/>
             <w:left w:w="0" w:type="dxa"/>
@@ -1291,7 +1350,7 @@
           </w:tblCellMar>
         </w:tblPrEx>
         <w:trPr>
-          <w:trHeight w:val="556"/>
+          <w:trHeight w:val="556" w:hRule="atLeast"/>
           <w:jc w:val="center"/>
         </w:trPr>
         <w:tc>
@@ -1300,7 +1359,7 @@
           </w:tcPr>
           <w:p>
             <w:pPr>
-              <w:pStyle w:val="TableText"/>
+              <w:pStyle w:val="27"/>
               <w:keepNext w:val="0"/>
               <w:keepLines w:val="0"/>
               <w:pageBreakBefore w:val="0"/>
@@ -1314,7 +1373,7 @@
               <w:bidi w:val="0"/>
               <w:adjustRightInd w:val="0"/>
               <w:snapToGrid w:val="0"/>
-              <w:ind w:left="0" w:right="0" w:firstLine="0" w:leftChars="0" w:rightChars="0" w:firstLineChars="0"/>
+              <w:ind w:left="0" w:leftChars="0" w:right="0" w:rightChars="0" w:firstLine="0" w:firstLineChars="0"/>
               <w:jc w:val="center"/>
               <w:textAlignment w:val="baseline"/>
             </w:pPr>
@@ -1326,7 +1385,7 @@
           </w:tcPr>
           <w:p>
             <w:pPr>
-              <w:pStyle w:val="TableText"/>
+              <w:pStyle w:val="27"/>
               <w:keepNext w:val="0"/>
               <w:keepLines w:val="0"/>
               <w:pageBreakBefore w:val="0"/>
@@ -1340,7 +1399,7 @@
               <w:bidi w:val="0"/>
               <w:adjustRightInd w:val="0"/>
               <w:snapToGrid w:val="0"/>
-              <w:ind w:left="0" w:right="0" w:firstLine="0" w:leftChars="0" w:rightChars="0" w:firstLineChars="0"/>
+              <w:ind w:left="0" w:leftChars="0" w:right="0" w:rightChars="0" w:firstLine="0" w:firstLineChars="0"/>
               <w:jc w:val="center"/>
               <w:textAlignment w:val="baseline"/>
             </w:pPr>
@@ -1352,7 +1411,7 @@
           </w:tcPr>
           <w:p>
             <w:pPr>
-              <w:pStyle w:val="TableText"/>
+              <w:pStyle w:val="27"/>
               <w:keepNext w:val="0"/>
               <w:keepLines w:val="0"/>
               <w:pageBreakBefore w:val="0"/>
@@ -1366,7 +1425,7 @@
               <w:bidi w:val="0"/>
               <w:adjustRightInd w:val="0"/>
               <w:snapToGrid w:val="0"/>
-              <w:ind w:left="0" w:right="0" w:firstLine="0" w:leftChars="0" w:rightChars="0" w:firstLineChars="0"/>
+              <w:ind w:left="0" w:leftChars="0" w:right="0" w:rightChars="0" w:firstLine="0" w:firstLineChars="0"/>
               <w:jc w:val="center"/>
               <w:textAlignment w:val="baseline"/>
             </w:pPr>
@@ -1378,7 +1437,7 @@
           </w:tcPr>
           <w:p>
             <w:pPr>
-              <w:pStyle w:val="TableText"/>
+              <w:pStyle w:val="27"/>
               <w:keepNext w:val="0"/>
               <w:keepLines w:val="0"/>
               <w:pageBreakBefore w:val="0"/>
@@ -1392,7 +1451,7 @@
               <w:bidi w:val="0"/>
               <w:adjustRightInd w:val="0"/>
               <w:snapToGrid w:val="0"/>
-              <w:ind w:left="0" w:right="0" w:firstLine="0" w:leftChars="0" w:rightChars="0" w:firstLineChars="0"/>
+              <w:ind w:left="0" w:leftChars="0" w:right="0" w:rightChars="0" w:firstLine="0" w:firstLineChars="0"/>
               <w:jc w:val="center"/>
               <w:textAlignment w:val="baseline"/>
             </w:pPr>
@@ -1401,9 +1460,14 @@
       </w:tr>
       <w:tr>
         <w:tblPrEx>
-          <w:tblW w:w="7137" w:type="dxa"/>
-          <w:jc w:val="center"/>
-          <w:tblLayout w:type="fixed"/>
+          <w:tblBorders>
+            <w:top w:val="single" w:color="000000" w:sz="2" w:space="0"/>
+            <w:left w:val="single" w:color="000000" w:sz="2" w:space="0"/>
+            <w:bottom w:val="single" w:color="000000" w:sz="2" w:space="0"/>
+            <w:right w:val="single" w:color="000000" w:sz="2" w:space="0"/>
+            <w:insideH w:val="single" w:color="000000" w:sz="2" w:space="0"/>
+            <w:insideV w:val="single" w:color="000000" w:sz="2" w:space="0"/>
+          </w:tblBorders>
           <w:tblCellMar>
             <w:top w:w="0" w:type="dxa"/>
             <w:left w:w="0" w:type="dxa"/>
@@ -1412,7 +1476,7 @@
           </w:tblCellMar>
         </w:tblPrEx>
         <w:trPr>
-          <w:trHeight w:val="556"/>
+          <w:trHeight w:val="556" w:hRule="atLeast"/>
           <w:jc w:val="center"/>
         </w:trPr>
         <w:tc>
@@ -1421,7 +1485,7 @@
           </w:tcPr>
           <w:p>
             <w:pPr>
-              <w:pStyle w:val="TableText"/>
+              <w:pStyle w:val="27"/>
               <w:keepNext w:val="0"/>
               <w:keepLines w:val="0"/>
               <w:pageBreakBefore w:val="0"/>
@@ -1435,7 +1499,7 @@
               <w:bidi w:val="0"/>
               <w:adjustRightInd w:val="0"/>
               <w:snapToGrid w:val="0"/>
-              <w:ind w:left="0" w:right="0" w:firstLine="0" w:leftChars="0" w:rightChars="0" w:firstLineChars="0"/>
+              <w:ind w:left="0" w:leftChars="0" w:right="0" w:rightChars="0" w:firstLine="0" w:firstLineChars="0"/>
               <w:jc w:val="center"/>
               <w:textAlignment w:val="baseline"/>
             </w:pPr>
@@ -1447,7 +1511,7 @@
           </w:tcPr>
           <w:p>
             <w:pPr>
-              <w:pStyle w:val="TableText"/>
+              <w:pStyle w:val="27"/>
               <w:keepNext w:val="0"/>
               <w:keepLines w:val="0"/>
               <w:pageBreakBefore w:val="0"/>
@@ -1461,7 +1525,7 @@
               <w:bidi w:val="0"/>
               <w:adjustRightInd w:val="0"/>
               <w:snapToGrid w:val="0"/>
-              <w:ind w:left="0" w:right="0" w:firstLine="0" w:leftChars="0" w:rightChars="0" w:firstLineChars="0"/>
+              <w:ind w:left="0" w:leftChars="0" w:right="0" w:rightChars="0" w:firstLine="0" w:firstLineChars="0"/>
               <w:jc w:val="center"/>
               <w:textAlignment w:val="baseline"/>
             </w:pPr>
@@ -1473,7 +1537,7 @@
           </w:tcPr>
           <w:p>
             <w:pPr>
-              <w:pStyle w:val="TableText"/>
+              <w:pStyle w:val="27"/>
               <w:keepNext w:val="0"/>
               <w:keepLines w:val="0"/>
               <w:pageBreakBefore w:val="0"/>
@@ -1487,7 +1551,7 @@
               <w:bidi w:val="0"/>
               <w:adjustRightInd w:val="0"/>
               <w:snapToGrid w:val="0"/>
-              <w:ind w:left="0" w:right="0" w:firstLine="0" w:leftChars="0" w:rightChars="0" w:firstLineChars="0"/>
+              <w:ind w:left="0" w:leftChars="0" w:right="0" w:rightChars="0" w:firstLine="0" w:firstLineChars="0"/>
               <w:jc w:val="center"/>
               <w:textAlignment w:val="baseline"/>
             </w:pPr>
@@ -1499,7 +1563,7 @@
           </w:tcPr>
           <w:p>
             <w:pPr>
-              <w:pStyle w:val="TableText"/>
+              <w:pStyle w:val="27"/>
               <w:keepNext w:val="0"/>
               <w:keepLines w:val="0"/>
               <w:pageBreakBefore w:val="0"/>
@@ -1513,7 +1577,7 @@
               <w:bidi w:val="0"/>
               <w:adjustRightInd w:val="0"/>
               <w:snapToGrid w:val="0"/>
-              <w:ind w:left="0" w:right="0" w:firstLine="0" w:leftChars="0" w:rightChars="0" w:firstLineChars="0"/>
+              <w:ind w:left="0" w:leftChars="0" w:right="0" w:rightChars="0" w:firstLine="0" w:firstLineChars="0"/>
               <w:jc w:val="center"/>
               <w:textAlignment w:val="baseline"/>
             </w:pPr>
@@ -1522,9 +1586,14 @@
       </w:tr>
       <w:tr>
         <w:tblPrEx>
-          <w:tblW w:w="7137" w:type="dxa"/>
-          <w:jc w:val="center"/>
-          <w:tblLayout w:type="fixed"/>
+          <w:tblBorders>
+            <w:top w:val="single" w:color="000000" w:sz="2" w:space="0"/>
+            <w:left w:val="single" w:color="000000" w:sz="2" w:space="0"/>
+            <w:bottom w:val="single" w:color="000000" w:sz="2" w:space="0"/>
+            <w:right w:val="single" w:color="000000" w:sz="2" w:space="0"/>
+            <w:insideH w:val="single" w:color="000000" w:sz="2" w:space="0"/>
+            <w:insideV w:val="single" w:color="000000" w:sz="2" w:space="0"/>
+          </w:tblBorders>
           <w:tblCellMar>
             <w:top w:w="0" w:type="dxa"/>
             <w:left w:w="0" w:type="dxa"/>
@@ -1533,7 +1602,7 @@
           </w:tblCellMar>
         </w:tblPrEx>
         <w:trPr>
-          <w:trHeight w:val="557"/>
+          <w:trHeight w:val="557" w:hRule="atLeast"/>
           <w:jc w:val="center"/>
         </w:trPr>
         <w:tc>
@@ -1542,7 +1611,7 @@
           </w:tcPr>
           <w:p>
             <w:pPr>
-              <w:pStyle w:val="TableText"/>
+              <w:pStyle w:val="27"/>
               <w:keepNext w:val="0"/>
               <w:keepLines w:val="0"/>
               <w:pageBreakBefore w:val="0"/>
@@ -1556,7 +1625,7 @@
               <w:bidi w:val="0"/>
               <w:adjustRightInd w:val="0"/>
               <w:snapToGrid w:val="0"/>
-              <w:ind w:left="0" w:right="0" w:firstLine="0" w:leftChars="0" w:rightChars="0" w:firstLineChars="0"/>
+              <w:ind w:left="0" w:leftChars="0" w:right="0" w:rightChars="0" w:firstLine="0" w:firstLineChars="0"/>
               <w:jc w:val="center"/>
               <w:textAlignment w:val="baseline"/>
             </w:pPr>
@@ -1568,7 +1637,7 @@
           </w:tcPr>
           <w:p>
             <w:pPr>
-              <w:pStyle w:val="TableText"/>
+              <w:pStyle w:val="27"/>
               <w:keepNext w:val="0"/>
               <w:keepLines w:val="0"/>
               <w:pageBreakBefore w:val="0"/>
@@ -1582,7 +1651,7 @@
               <w:bidi w:val="0"/>
               <w:adjustRightInd w:val="0"/>
               <w:snapToGrid w:val="0"/>
-              <w:ind w:left="0" w:right="0" w:firstLine="0" w:leftChars="0" w:rightChars="0" w:firstLineChars="0"/>
+              <w:ind w:left="0" w:leftChars="0" w:right="0" w:rightChars="0" w:firstLine="0" w:firstLineChars="0"/>
               <w:jc w:val="center"/>
               <w:textAlignment w:val="baseline"/>
             </w:pPr>
@@ -1594,7 +1663,7 @@
           </w:tcPr>
           <w:p>
             <w:pPr>
-              <w:pStyle w:val="TableText"/>
+              <w:pStyle w:val="27"/>
               <w:keepNext w:val="0"/>
               <w:keepLines w:val="0"/>
               <w:pageBreakBefore w:val="0"/>
@@ -1608,7 +1677,7 @@
               <w:bidi w:val="0"/>
               <w:adjustRightInd w:val="0"/>
               <w:snapToGrid w:val="0"/>
-              <w:ind w:left="0" w:right="0" w:firstLine="0" w:leftChars="0" w:rightChars="0" w:firstLineChars="0"/>
+              <w:ind w:left="0" w:leftChars="0" w:right="0" w:rightChars="0" w:firstLine="0" w:firstLineChars="0"/>
               <w:jc w:val="center"/>
               <w:textAlignment w:val="baseline"/>
             </w:pPr>
@@ -1620,7 +1689,7 @@
           </w:tcPr>
           <w:p>
             <w:pPr>
-              <w:pStyle w:val="TableText"/>
+              <w:pStyle w:val="27"/>
               <w:keepNext w:val="0"/>
               <w:keepLines w:val="0"/>
               <w:pageBreakBefore w:val="0"/>
@@ -1634,7 +1703,7 @@
               <w:bidi w:val="0"/>
               <w:adjustRightInd w:val="0"/>
               <w:snapToGrid w:val="0"/>
-              <w:ind w:left="0" w:right="0" w:firstLine="0" w:leftChars="0" w:rightChars="0" w:firstLineChars="0"/>
+              <w:ind w:left="0" w:leftChars="0" w:right="0" w:rightChars="0" w:firstLine="0" w:firstLineChars="0"/>
               <w:jc w:val="center"/>
               <w:textAlignment w:val="baseline"/>
             </w:pPr>
@@ -1666,7 +1735,7 @@
     <w:sdt>
       <w:sdtPr>
         <w:rPr>
-          <w:rFonts w:ascii="宋体" w:eastAsia="宋体" w:hAnsi="宋体" w:cs="Arial"/>
+          <w:rFonts w:ascii="宋体" w:hAnsi="宋体" w:eastAsia="宋体" w:cs="Arial"/>
           <w:snapToGrid w:val="0"/>
           <w:color w:val="000000"/>
           <w:kern w:val="0"/>
@@ -1682,7 +1751,7 @@
       </w:sdtPr>
       <w:sdtEndPr>
         <w:rPr>
-          <w:rFonts w:ascii="宋体" w:eastAsia="宋体" w:hAnsi="宋体" w:cs="宋体" w:hint="eastAsia"/>
+          <w:rFonts w:hint="eastAsia" w:ascii="宋体" w:hAnsi="宋体" w:eastAsia="宋体" w:cs="宋体"/>
           <w:snapToGrid w:val="0"/>
           <w:color w:val="000000"/>
           <w:kern w:val="0"/>
@@ -1708,18 +1777,18 @@
             <w:adjustRightInd w:val="0"/>
             <w:snapToGrid w:val="0"/>
             <w:spacing w:before="0" w:beforeLines="0" w:after="0" w:afterLines="0" w:line="240" w:lineRule="auto"/>
-            <w:ind w:left="0" w:right="0" w:firstLine="0" w:leftChars="0" w:rightChars="0" w:firstLineChars="0"/>
+            <w:ind w:left="0" w:leftChars="0" w:right="0" w:rightChars="0" w:firstLine="0" w:firstLineChars="0"/>
             <w:jc w:val="center"/>
             <w:textAlignment w:val="baseline"/>
             <w:rPr>
-              <w:rFonts w:ascii="宋体" w:eastAsia="宋体" w:hAnsi="宋体" w:cs="宋体" w:hint="eastAsia"/>
+              <w:rFonts w:hint="eastAsia" w:ascii="宋体" w:hAnsi="宋体" w:eastAsia="宋体" w:cs="宋体"/>
               <w:sz w:val="24"/>
               <w:szCs w:val="24"/>
             </w:rPr>
           </w:pPr>
           <w:r>
             <w:rPr>
-              <w:rFonts w:ascii="宋体" w:eastAsia="宋体" w:hAnsi="宋体" w:cs="宋体" w:hint="eastAsia"/>
+              <w:rFonts w:hint="eastAsia" w:ascii="宋体" w:hAnsi="宋体" w:eastAsia="宋体" w:cs="宋体"/>
               <w:sz w:val="24"/>
               <w:szCs w:val="24"/>
             </w:rPr>
@@ -1728,14 +1797,14 @@
         </w:p>
         <w:p>
           <w:pPr>
-            <w:pStyle w:val="TOC1"/>
+            <w:pStyle w:val="16"/>
             <w:tabs>
               <w:tab w:val="right" w:leader="dot" w:pos="8306"/>
             </w:tabs>
           </w:pPr>
           <w:r>
             <w:rPr>
-              <w:rFonts w:ascii="宋体" w:eastAsia="宋体" w:hAnsi="宋体" w:cs="宋体" w:hint="eastAsia"/>
+              <w:rFonts w:hint="eastAsia" w:ascii="宋体" w:hAnsi="宋体" w:eastAsia="宋体" w:cs="宋体"/>
               <w:sz w:val="24"/>
               <w:szCs w:val="24"/>
             </w:rPr>
@@ -1743,7 +1812,7 @@
           </w:r>
           <w:r>
             <w:rPr>
-              <w:rFonts w:ascii="宋体" w:eastAsia="宋体" w:hAnsi="宋体" w:cs="宋体" w:hint="eastAsia"/>
+              <w:rFonts w:hint="eastAsia" w:ascii="宋体" w:hAnsi="宋体" w:eastAsia="宋体" w:cs="宋体"/>
               <w:sz w:val="24"/>
               <w:szCs w:val="24"/>
             </w:rPr>
@@ -1751,7 +1820,7 @@
           </w:r>
           <w:r>
             <w:rPr>
-              <w:rFonts w:ascii="宋体" w:eastAsia="宋体" w:hAnsi="宋体" w:cs="宋体" w:hint="eastAsia"/>
+              <w:rFonts w:hint="eastAsia" w:ascii="宋体" w:hAnsi="宋体" w:eastAsia="宋体" w:cs="宋体"/>
               <w:sz w:val="24"/>
               <w:szCs w:val="24"/>
             </w:rPr>
@@ -1759,21 +1828,21 @@
           </w:r>
           <w:r>
             <w:rPr>
-              <w:rFonts w:ascii="宋体" w:eastAsia="宋体" w:hAnsi="宋体" w:cs="宋体" w:hint="eastAsia"/>
+              <w:rFonts w:hint="eastAsia" w:ascii="宋体" w:hAnsi="宋体" w:eastAsia="宋体" w:cs="宋体"/>
               <w:szCs w:val="24"/>
             </w:rPr>
             <w:fldChar w:fldCharType="begin"/>
           </w:r>
           <w:r>
             <w:rPr>
-              <w:rFonts w:ascii="宋体" w:eastAsia="宋体" w:hAnsi="宋体" w:cs="宋体" w:hint="eastAsia"/>
+              <w:rFonts w:hint="eastAsia" w:ascii="宋体" w:hAnsi="宋体" w:eastAsia="宋体" w:cs="宋体"/>
               <w:szCs w:val="24"/>
             </w:rPr>
             <w:instrText xml:space="preserve"> HYPERLINK \l _Toc14175 </w:instrText>
           </w:r>
           <w:r>
             <w:rPr>
-              <w:rFonts w:ascii="宋体" w:eastAsia="宋体" w:hAnsi="宋体" w:cs="宋体" w:hint="eastAsia"/>
+              <w:rFonts w:hint="eastAsia" w:ascii="宋体" w:hAnsi="宋体" w:eastAsia="宋体" w:cs="宋体"/>
               <w:szCs w:val="24"/>
             </w:rPr>
             <w:fldChar w:fldCharType="separate"/>
@@ -1805,7 +1874,7 @@
           </w:r>
           <w:r>
             <w:rPr>
-              <w:rFonts w:ascii="宋体" w:eastAsia="宋体" w:hAnsi="宋体" w:cs="宋体" w:hint="eastAsia"/>
+              <w:rFonts w:hint="eastAsia" w:ascii="宋体" w:hAnsi="宋体" w:eastAsia="宋体" w:cs="宋体"/>
               <w:szCs w:val="24"/>
             </w:rPr>
             <w:fldChar w:fldCharType="end"/>
@@ -1813,28 +1882,28 @@
         </w:p>
         <w:p>
           <w:pPr>
-            <w:pStyle w:val="TOC1"/>
+            <w:pStyle w:val="16"/>
             <w:tabs>
               <w:tab w:val="right" w:leader="dot" w:pos="8306"/>
             </w:tabs>
           </w:pPr>
           <w:r>
             <w:rPr>
-              <w:rFonts w:ascii="宋体" w:eastAsia="宋体" w:hAnsi="宋体" w:cs="宋体" w:hint="eastAsia"/>
+              <w:rFonts w:hint="eastAsia" w:ascii="宋体" w:hAnsi="宋体" w:eastAsia="宋体" w:cs="宋体"/>
               <w:szCs w:val="24"/>
             </w:rPr>
             <w:fldChar w:fldCharType="begin"/>
           </w:r>
           <w:r>
             <w:rPr>
-              <w:rFonts w:ascii="宋体" w:eastAsia="宋体" w:hAnsi="宋体" w:cs="宋体" w:hint="eastAsia"/>
+              <w:rFonts w:hint="eastAsia" w:ascii="宋体" w:hAnsi="宋体" w:eastAsia="宋体" w:cs="宋体"/>
               <w:szCs w:val="24"/>
             </w:rPr>
             <w:instrText xml:space="preserve"> HYPERLINK \l _Toc492 </w:instrText>
           </w:r>
           <w:r>
             <w:rPr>
-              <w:rFonts w:ascii="宋体" w:eastAsia="宋体" w:hAnsi="宋体" w:cs="宋体" w:hint="eastAsia"/>
+              <w:rFonts w:hint="eastAsia" w:ascii="宋体" w:hAnsi="宋体" w:eastAsia="宋体" w:cs="宋体"/>
               <w:szCs w:val="24"/>
             </w:rPr>
             <w:fldChar w:fldCharType="separate"/>
@@ -1880,7 +1949,7 @@
           </w:r>
           <w:r>
             <w:rPr>
-              <w:rFonts w:ascii="宋体" w:eastAsia="宋体" w:hAnsi="宋体" w:cs="宋体" w:hint="eastAsia"/>
+              <w:rFonts w:hint="eastAsia" w:ascii="宋体" w:hAnsi="宋体" w:eastAsia="宋体" w:cs="宋体"/>
               <w:szCs w:val="24"/>
             </w:rPr>
             <w:fldChar w:fldCharType="end"/>
@@ -1888,28 +1957,28 @@
         </w:p>
         <w:p>
           <w:pPr>
-            <w:pStyle w:val="TOC1"/>
+            <w:pStyle w:val="16"/>
             <w:tabs>
               <w:tab w:val="right" w:leader="dot" w:pos="8306"/>
             </w:tabs>
           </w:pPr>
           <w:r>
             <w:rPr>
-              <w:rFonts w:ascii="宋体" w:eastAsia="宋体" w:hAnsi="宋体" w:cs="宋体" w:hint="eastAsia"/>
+              <w:rFonts w:hint="eastAsia" w:ascii="宋体" w:hAnsi="宋体" w:eastAsia="宋体" w:cs="宋体"/>
               <w:szCs w:val="24"/>
             </w:rPr>
             <w:fldChar w:fldCharType="begin"/>
           </w:r>
           <w:r>
             <w:rPr>
-              <w:rFonts w:ascii="宋体" w:eastAsia="宋体" w:hAnsi="宋体" w:cs="宋体" w:hint="eastAsia"/>
+              <w:rFonts w:hint="eastAsia" w:ascii="宋体" w:hAnsi="宋体" w:eastAsia="宋体" w:cs="宋体"/>
               <w:szCs w:val="24"/>
             </w:rPr>
             <w:instrText xml:space="preserve"> HYPERLINK \l _Toc31977 </w:instrText>
           </w:r>
           <w:r>
             <w:rPr>
-              <w:rFonts w:ascii="宋体" w:eastAsia="宋体" w:hAnsi="宋体" w:cs="宋体" w:hint="eastAsia"/>
+              <w:rFonts w:hint="eastAsia" w:ascii="宋体" w:hAnsi="宋体" w:eastAsia="宋体" w:cs="宋体"/>
               <w:szCs w:val="24"/>
             </w:rPr>
             <w:fldChar w:fldCharType="separate"/>
@@ -1948,7 +2017,7 @@
           </w:r>
           <w:r>
             <w:rPr>
-              <w:rFonts w:ascii="宋体" w:eastAsia="宋体" w:hAnsi="宋体" w:cs="宋体" w:hint="eastAsia"/>
+              <w:rFonts w:hint="eastAsia" w:ascii="宋体" w:hAnsi="宋体" w:eastAsia="宋体" w:cs="宋体"/>
               <w:szCs w:val="24"/>
             </w:rPr>
             <w:fldChar w:fldCharType="end"/>
@@ -1956,28 +2025,28 @@
         </w:p>
         <w:p>
           <w:pPr>
-            <w:pStyle w:val="TOC2"/>
+            <w:pStyle w:val="17"/>
             <w:tabs>
               <w:tab w:val="right" w:leader="dot" w:pos="8306"/>
             </w:tabs>
           </w:pPr>
           <w:r>
             <w:rPr>
-              <w:rFonts w:ascii="宋体" w:eastAsia="宋体" w:hAnsi="宋体" w:cs="宋体" w:hint="eastAsia"/>
+              <w:rFonts w:hint="eastAsia" w:ascii="宋体" w:hAnsi="宋体" w:eastAsia="宋体" w:cs="宋体"/>
               <w:szCs w:val="24"/>
             </w:rPr>
             <w:fldChar w:fldCharType="begin"/>
           </w:r>
           <w:r>
             <w:rPr>
-              <w:rFonts w:ascii="宋体" w:eastAsia="宋体" w:hAnsi="宋体" w:cs="宋体" w:hint="eastAsia"/>
+              <w:rFonts w:hint="eastAsia" w:ascii="宋体" w:hAnsi="宋体" w:eastAsia="宋体" w:cs="宋体"/>
               <w:szCs w:val="24"/>
             </w:rPr>
             <w:instrText xml:space="preserve"> HYPERLINK \l _Toc30516 </w:instrText>
           </w:r>
           <w:r>
             <w:rPr>
-              <w:rFonts w:ascii="宋体" w:eastAsia="宋体" w:hAnsi="宋体" w:cs="宋体" w:hint="eastAsia"/>
+              <w:rFonts w:hint="eastAsia" w:ascii="宋体" w:hAnsi="宋体" w:eastAsia="宋体" w:cs="宋体"/>
               <w:szCs w:val="24"/>
             </w:rPr>
             <w:fldChar w:fldCharType="separate"/>
@@ -2016,7 +2085,7 @@
           </w:r>
           <w:r>
             <w:rPr>
-              <w:rFonts w:ascii="宋体" w:eastAsia="宋体" w:hAnsi="宋体" w:cs="宋体" w:hint="eastAsia"/>
+              <w:rFonts w:hint="eastAsia" w:ascii="宋体" w:hAnsi="宋体" w:eastAsia="宋体" w:cs="宋体"/>
               <w:szCs w:val="24"/>
             </w:rPr>
             <w:fldChar w:fldCharType="end"/>
@@ -2024,28 +2093,28 @@
         </w:p>
         <w:p>
           <w:pPr>
-            <w:pStyle w:val="TOC2"/>
+            <w:pStyle w:val="17"/>
             <w:tabs>
               <w:tab w:val="right" w:leader="dot" w:pos="8306"/>
             </w:tabs>
           </w:pPr>
           <w:r>
             <w:rPr>
-              <w:rFonts w:ascii="宋体" w:eastAsia="宋体" w:hAnsi="宋体" w:cs="宋体" w:hint="eastAsia"/>
+              <w:rFonts w:hint="eastAsia" w:ascii="宋体" w:hAnsi="宋体" w:eastAsia="宋体" w:cs="宋体"/>
               <w:szCs w:val="24"/>
             </w:rPr>
             <w:fldChar w:fldCharType="begin"/>
           </w:r>
           <w:r>
             <w:rPr>
-              <w:rFonts w:ascii="宋体" w:eastAsia="宋体" w:hAnsi="宋体" w:cs="宋体" w:hint="eastAsia"/>
+              <w:rFonts w:hint="eastAsia" w:ascii="宋体" w:hAnsi="宋体" w:eastAsia="宋体" w:cs="宋体"/>
               <w:szCs w:val="24"/>
             </w:rPr>
             <w:instrText xml:space="preserve"> HYPERLINK \l _Toc5377 </w:instrText>
           </w:r>
           <w:r>
             <w:rPr>
-              <w:rFonts w:ascii="宋体" w:eastAsia="宋体" w:hAnsi="宋体" w:cs="宋体" w:hint="eastAsia"/>
+              <w:rFonts w:hint="eastAsia" w:ascii="宋体" w:hAnsi="宋体" w:eastAsia="宋体" w:cs="宋体"/>
               <w:szCs w:val="24"/>
             </w:rPr>
             <w:fldChar w:fldCharType="separate"/>
@@ -2084,7 +2153,7 @@
           </w:r>
           <w:r>
             <w:rPr>
-              <w:rFonts w:ascii="宋体" w:eastAsia="宋体" w:hAnsi="宋体" w:cs="宋体" w:hint="eastAsia"/>
+              <w:rFonts w:hint="eastAsia" w:ascii="宋体" w:hAnsi="宋体" w:eastAsia="宋体" w:cs="宋体"/>
               <w:szCs w:val="24"/>
             </w:rPr>
             <w:fldChar w:fldCharType="end"/>
@@ -2092,28 +2161,28 @@
         </w:p>
         <w:p>
           <w:pPr>
-            <w:pStyle w:val="TOC2"/>
+            <w:pStyle w:val="17"/>
             <w:tabs>
               <w:tab w:val="right" w:leader="dot" w:pos="8306"/>
             </w:tabs>
           </w:pPr>
           <w:r>
             <w:rPr>
-              <w:rFonts w:ascii="宋体" w:eastAsia="宋体" w:hAnsi="宋体" w:cs="宋体" w:hint="eastAsia"/>
+              <w:rFonts w:hint="eastAsia" w:ascii="宋体" w:hAnsi="宋体" w:eastAsia="宋体" w:cs="宋体"/>
               <w:szCs w:val="24"/>
             </w:rPr>
             <w:fldChar w:fldCharType="begin"/>
           </w:r>
           <w:r>
             <w:rPr>
-              <w:rFonts w:ascii="宋体" w:eastAsia="宋体" w:hAnsi="宋体" w:cs="宋体" w:hint="eastAsia"/>
+              <w:rFonts w:hint="eastAsia" w:ascii="宋体" w:hAnsi="宋体" w:eastAsia="宋体" w:cs="宋体"/>
               <w:szCs w:val="24"/>
             </w:rPr>
             <w:instrText xml:space="preserve"> HYPERLINK \l _Toc27200 </w:instrText>
           </w:r>
           <w:r>
             <w:rPr>
-              <w:rFonts w:ascii="宋体" w:eastAsia="宋体" w:hAnsi="宋体" w:cs="宋体" w:hint="eastAsia"/>
+              <w:rFonts w:hint="eastAsia" w:ascii="宋体" w:hAnsi="宋体" w:eastAsia="宋体" w:cs="宋体"/>
               <w:szCs w:val="24"/>
             </w:rPr>
             <w:fldChar w:fldCharType="separate"/>
@@ -2152,7 +2221,7 @@
           </w:r>
           <w:r>
             <w:rPr>
-              <w:rFonts w:ascii="宋体" w:eastAsia="宋体" w:hAnsi="宋体" w:cs="宋体" w:hint="eastAsia"/>
+              <w:rFonts w:hint="eastAsia" w:ascii="宋体" w:hAnsi="宋体" w:eastAsia="宋体" w:cs="宋体"/>
               <w:szCs w:val="24"/>
             </w:rPr>
             <w:fldChar w:fldCharType="end"/>
@@ -2160,28 +2229,28 @@
         </w:p>
         <w:p>
           <w:pPr>
-            <w:pStyle w:val="TOC2"/>
+            <w:pStyle w:val="17"/>
             <w:tabs>
               <w:tab w:val="right" w:leader="dot" w:pos="8306"/>
             </w:tabs>
           </w:pPr>
           <w:r>
             <w:rPr>
-              <w:rFonts w:ascii="宋体" w:eastAsia="宋体" w:hAnsi="宋体" w:cs="宋体" w:hint="eastAsia"/>
+              <w:rFonts w:hint="eastAsia" w:ascii="宋体" w:hAnsi="宋体" w:eastAsia="宋体" w:cs="宋体"/>
               <w:szCs w:val="24"/>
             </w:rPr>
             <w:fldChar w:fldCharType="begin"/>
           </w:r>
           <w:r>
             <w:rPr>
-              <w:rFonts w:ascii="宋体" w:eastAsia="宋体" w:hAnsi="宋体" w:cs="宋体" w:hint="eastAsia"/>
+              <w:rFonts w:hint="eastAsia" w:ascii="宋体" w:hAnsi="宋体" w:eastAsia="宋体" w:cs="宋体"/>
               <w:szCs w:val="24"/>
             </w:rPr>
             <w:instrText xml:space="preserve"> HYPERLINK \l _Toc8317 </w:instrText>
           </w:r>
           <w:r>
             <w:rPr>
-              <w:rFonts w:ascii="宋体" w:eastAsia="宋体" w:hAnsi="宋体" w:cs="宋体" w:hint="eastAsia"/>
+              <w:rFonts w:hint="eastAsia" w:ascii="宋体" w:hAnsi="宋体" w:eastAsia="宋体" w:cs="宋体"/>
               <w:szCs w:val="24"/>
             </w:rPr>
             <w:fldChar w:fldCharType="separate"/>
@@ -2220,7 +2289,7 @@
           </w:r>
           <w:r>
             <w:rPr>
-              <w:rFonts w:ascii="宋体" w:eastAsia="宋体" w:hAnsi="宋体" w:cs="宋体" w:hint="eastAsia"/>
+              <w:rFonts w:hint="eastAsia" w:ascii="宋体" w:hAnsi="宋体" w:eastAsia="宋体" w:cs="宋体"/>
               <w:szCs w:val="24"/>
             </w:rPr>
             <w:fldChar w:fldCharType="end"/>
@@ -2228,28 +2297,28 @@
         </w:p>
         <w:p>
           <w:pPr>
-            <w:pStyle w:val="TOC1"/>
+            <w:pStyle w:val="16"/>
             <w:tabs>
               <w:tab w:val="right" w:leader="dot" w:pos="8306"/>
             </w:tabs>
           </w:pPr>
           <w:r>
             <w:rPr>
-              <w:rFonts w:ascii="宋体" w:eastAsia="宋体" w:hAnsi="宋体" w:cs="宋体" w:hint="eastAsia"/>
+              <w:rFonts w:hint="eastAsia" w:ascii="宋体" w:hAnsi="宋体" w:eastAsia="宋体" w:cs="宋体"/>
               <w:szCs w:val="24"/>
             </w:rPr>
             <w:fldChar w:fldCharType="begin"/>
           </w:r>
           <w:r>
             <w:rPr>
-              <w:rFonts w:ascii="宋体" w:eastAsia="宋体" w:hAnsi="宋体" w:cs="宋体" w:hint="eastAsia"/>
+              <w:rFonts w:hint="eastAsia" w:ascii="宋体" w:hAnsi="宋体" w:eastAsia="宋体" w:cs="宋体"/>
               <w:szCs w:val="24"/>
             </w:rPr>
             <w:instrText xml:space="preserve"> HYPERLINK \l _Toc22028 </w:instrText>
           </w:r>
           <w:r>
             <w:rPr>
-              <w:rFonts w:ascii="宋体" w:eastAsia="宋体" w:hAnsi="宋体" w:cs="宋体" w:hint="eastAsia"/>
+              <w:rFonts w:hint="eastAsia" w:ascii="宋体" w:hAnsi="宋体" w:eastAsia="宋体" w:cs="宋体"/>
               <w:szCs w:val="24"/>
             </w:rPr>
             <w:fldChar w:fldCharType="separate"/>
@@ -2288,7 +2357,7 @@
           </w:r>
           <w:r>
             <w:rPr>
-              <w:rFonts w:ascii="宋体" w:eastAsia="宋体" w:hAnsi="宋体" w:cs="宋体" w:hint="eastAsia"/>
+              <w:rFonts w:hint="eastAsia" w:ascii="宋体" w:hAnsi="宋体" w:eastAsia="宋体" w:cs="宋体"/>
               <w:szCs w:val="24"/>
             </w:rPr>
             <w:fldChar w:fldCharType="end"/>
@@ -2296,28 +2365,28 @@
         </w:p>
         <w:p>
           <w:pPr>
-            <w:pStyle w:val="TOC1"/>
+            <w:pStyle w:val="16"/>
             <w:tabs>
               <w:tab w:val="right" w:leader="dot" w:pos="8306"/>
             </w:tabs>
           </w:pPr>
           <w:r>
             <w:rPr>
-              <w:rFonts w:ascii="宋体" w:eastAsia="宋体" w:hAnsi="宋体" w:cs="宋体" w:hint="eastAsia"/>
+              <w:rFonts w:hint="eastAsia" w:ascii="宋体" w:hAnsi="宋体" w:eastAsia="宋体" w:cs="宋体"/>
               <w:szCs w:val="24"/>
             </w:rPr>
             <w:fldChar w:fldCharType="begin"/>
           </w:r>
           <w:r>
             <w:rPr>
-              <w:rFonts w:ascii="宋体" w:eastAsia="宋体" w:hAnsi="宋体" w:cs="宋体" w:hint="eastAsia"/>
+              <w:rFonts w:hint="eastAsia" w:ascii="宋体" w:hAnsi="宋体" w:eastAsia="宋体" w:cs="宋体"/>
               <w:szCs w:val="24"/>
             </w:rPr>
             <w:instrText xml:space="preserve"> HYPERLINK \l _Toc32253 </w:instrText>
           </w:r>
           <w:r>
             <w:rPr>
-              <w:rFonts w:ascii="宋体" w:eastAsia="宋体" w:hAnsi="宋体" w:cs="宋体" w:hint="eastAsia"/>
+              <w:rFonts w:hint="eastAsia" w:ascii="宋体" w:hAnsi="宋体" w:eastAsia="宋体" w:cs="宋体"/>
               <w:szCs w:val="24"/>
             </w:rPr>
             <w:fldChar w:fldCharType="separate"/>
@@ -2349,7 +2418,7 @@
           </w:r>
           <w:r>
             <w:rPr>
-              <w:rFonts w:ascii="宋体" w:eastAsia="宋体" w:hAnsi="宋体" w:cs="宋体" w:hint="eastAsia"/>
+              <w:rFonts w:hint="eastAsia" w:ascii="宋体" w:hAnsi="宋体" w:eastAsia="宋体" w:cs="宋体"/>
               <w:szCs w:val="24"/>
             </w:rPr>
             <w:fldChar w:fldCharType="end"/>
@@ -2357,28 +2426,28 @@
         </w:p>
         <w:p>
           <w:pPr>
-            <w:pStyle w:val="TOC2"/>
+            <w:pStyle w:val="17"/>
             <w:tabs>
               <w:tab w:val="right" w:leader="dot" w:pos="8306"/>
             </w:tabs>
           </w:pPr>
           <w:r>
             <w:rPr>
-              <w:rFonts w:ascii="宋体" w:eastAsia="宋体" w:hAnsi="宋体" w:cs="宋体" w:hint="eastAsia"/>
+              <w:rFonts w:hint="eastAsia" w:ascii="宋体" w:hAnsi="宋体" w:eastAsia="宋体" w:cs="宋体"/>
               <w:szCs w:val="24"/>
             </w:rPr>
             <w:fldChar w:fldCharType="begin"/>
           </w:r>
           <w:r>
             <w:rPr>
-              <w:rFonts w:ascii="宋体" w:eastAsia="宋体" w:hAnsi="宋体" w:cs="宋体" w:hint="eastAsia"/>
+              <w:rFonts w:hint="eastAsia" w:ascii="宋体" w:hAnsi="宋体" w:eastAsia="宋体" w:cs="宋体"/>
               <w:szCs w:val="24"/>
             </w:rPr>
             <w:instrText xml:space="preserve"> HYPERLINK \l _Toc30717 </w:instrText>
           </w:r>
           <w:r>
             <w:rPr>
-              <w:rFonts w:ascii="宋体" w:eastAsia="宋体" w:hAnsi="宋体" w:cs="宋体" w:hint="eastAsia"/>
+              <w:rFonts w:hint="eastAsia" w:ascii="宋体" w:hAnsi="宋体" w:eastAsia="宋体" w:cs="宋体"/>
               <w:szCs w:val="24"/>
             </w:rPr>
             <w:fldChar w:fldCharType="separate"/>
@@ -2410,7 +2479,7 @@
           </w:r>
           <w:r>
             <w:rPr>
-              <w:rFonts w:ascii="宋体" w:eastAsia="宋体" w:hAnsi="宋体" w:cs="宋体" w:hint="eastAsia"/>
+              <w:rFonts w:hint="eastAsia" w:ascii="宋体" w:hAnsi="宋体" w:eastAsia="宋体" w:cs="宋体"/>
               <w:szCs w:val="24"/>
             </w:rPr>
             <w:fldChar w:fldCharType="end"/>
@@ -2418,28 +2487,28 @@
         </w:p>
         <w:p>
           <w:pPr>
-            <w:pStyle w:val="TOC2"/>
+            <w:pStyle w:val="17"/>
             <w:tabs>
               <w:tab w:val="right" w:leader="dot" w:pos="8306"/>
             </w:tabs>
           </w:pPr>
           <w:r>
             <w:rPr>
-              <w:rFonts w:ascii="宋体" w:eastAsia="宋体" w:hAnsi="宋体" w:cs="宋体" w:hint="eastAsia"/>
+              <w:rFonts w:hint="eastAsia" w:ascii="宋体" w:hAnsi="宋体" w:eastAsia="宋体" w:cs="宋体"/>
               <w:szCs w:val="24"/>
             </w:rPr>
             <w:fldChar w:fldCharType="begin"/>
           </w:r>
           <w:r>
             <w:rPr>
-              <w:rFonts w:ascii="宋体" w:eastAsia="宋体" w:hAnsi="宋体" w:cs="宋体" w:hint="eastAsia"/>
+              <w:rFonts w:hint="eastAsia" w:ascii="宋体" w:hAnsi="宋体" w:eastAsia="宋体" w:cs="宋体"/>
               <w:szCs w:val="24"/>
             </w:rPr>
             <w:instrText xml:space="preserve"> HYPERLINK \l _Toc4470 </w:instrText>
           </w:r>
           <w:r>
             <w:rPr>
-              <w:rFonts w:ascii="宋体" w:eastAsia="宋体" w:hAnsi="宋体" w:cs="宋体" w:hint="eastAsia"/>
+              <w:rFonts w:hint="eastAsia" w:ascii="宋体" w:hAnsi="宋体" w:eastAsia="宋体" w:cs="宋体"/>
               <w:szCs w:val="24"/>
             </w:rPr>
             <w:fldChar w:fldCharType="separate"/>
@@ -2471,7 +2540,7 @@
           </w:r>
           <w:r>
             <w:rPr>
-              <w:rFonts w:ascii="宋体" w:eastAsia="宋体" w:hAnsi="宋体" w:cs="宋体" w:hint="eastAsia"/>
+              <w:rFonts w:hint="eastAsia" w:ascii="宋体" w:hAnsi="宋体" w:eastAsia="宋体" w:cs="宋体"/>
               <w:szCs w:val="24"/>
             </w:rPr>
             <w:fldChar w:fldCharType="end"/>
@@ -2479,28 +2548,28 @@
         </w:p>
         <w:p>
           <w:pPr>
-            <w:pStyle w:val="TOC2"/>
+            <w:pStyle w:val="17"/>
             <w:tabs>
               <w:tab w:val="right" w:leader="dot" w:pos="8306"/>
             </w:tabs>
           </w:pPr>
           <w:r>
             <w:rPr>
-              <w:rFonts w:ascii="宋体" w:eastAsia="宋体" w:hAnsi="宋体" w:cs="宋体" w:hint="eastAsia"/>
+              <w:rFonts w:hint="eastAsia" w:ascii="宋体" w:hAnsi="宋体" w:eastAsia="宋体" w:cs="宋体"/>
               <w:szCs w:val="24"/>
             </w:rPr>
             <w:fldChar w:fldCharType="begin"/>
           </w:r>
           <w:r>
             <w:rPr>
-              <w:rFonts w:ascii="宋体" w:eastAsia="宋体" w:hAnsi="宋体" w:cs="宋体" w:hint="eastAsia"/>
+              <w:rFonts w:hint="eastAsia" w:ascii="宋体" w:hAnsi="宋体" w:eastAsia="宋体" w:cs="宋体"/>
               <w:szCs w:val="24"/>
             </w:rPr>
             <w:instrText xml:space="preserve"> HYPERLINK \l _Toc22479 </w:instrText>
           </w:r>
           <w:r>
             <w:rPr>
-              <w:rFonts w:ascii="宋体" w:eastAsia="宋体" w:hAnsi="宋体" w:cs="宋体" w:hint="eastAsia"/>
+              <w:rFonts w:hint="eastAsia" w:ascii="宋体" w:hAnsi="宋体" w:eastAsia="宋体" w:cs="宋体"/>
               <w:szCs w:val="24"/>
             </w:rPr>
             <w:fldChar w:fldCharType="separate"/>
@@ -2532,7 +2601,7 @@
           </w:r>
           <w:r>
             <w:rPr>
-              <w:rFonts w:ascii="宋体" w:eastAsia="宋体" w:hAnsi="宋体" w:cs="宋体" w:hint="eastAsia"/>
+              <w:rFonts w:hint="eastAsia" w:ascii="宋体" w:hAnsi="宋体" w:eastAsia="宋体" w:cs="宋体"/>
               <w:szCs w:val="24"/>
             </w:rPr>
             <w:fldChar w:fldCharType="end"/>
@@ -2540,28 +2609,28 @@
         </w:p>
         <w:p>
           <w:pPr>
-            <w:pStyle w:val="TOC1"/>
+            <w:pStyle w:val="16"/>
             <w:tabs>
               <w:tab w:val="right" w:leader="dot" w:pos="8306"/>
             </w:tabs>
           </w:pPr>
           <w:r>
             <w:rPr>
-              <w:rFonts w:ascii="宋体" w:eastAsia="宋体" w:hAnsi="宋体" w:cs="宋体" w:hint="eastAsia"/>
+              <w:rFonts w:hint="eastAsia" w:ascii="宋体" w:hAnsi="宋体" w:eastAsia="宋体" w:cs="宋体"/>
               <w:szCs w:val="24"/>
             </w:rPr>
             <w:fldChar w:fldCharType="begin"/>
           </w:r>
           <w:r>
             <w:rPr>
-              <w:rFonts w:ascii="宋体" w:eastAsia="宋体" w:hAnsi="宋体" w:cs="宋体" w:hint="eastAsia"/>
+              <w:rFonts w:hint="eastAsia" w:ascii="宋体" w:hAnsi="宋体" w:eastAsia="宋体" w:cs="宋体"/>
               <w:szCs w:val="24"/>
             </w:rPr>
             <w:instrText xml:space="preserve"> HYPERLINK \l _Toc4322 </w:instrText>
           </w:r>
           <w:r>
             <w:rPr>
-              <w:rFonts w:ascii="宋体" w:eastAsia="宋体" w:hAnsi="宋体" w:cs="宋体" w:hint="eastAsia"/>
+              <w:rFonts w:hint="eastAsia" w:ascii="宋体" w:hAnsi="宋体" w:eastAsia="宋体" w:cs="宋体"/>
               <w:szCs w:val="24"/>
             </w:rPr>
             <w:fldChar w:fldCharType="separate"/>
@@ -2593,7 +2662,7 @@
           </w:r>
           <w:r>
             <w:rPr>
-              <w:rFonts w:ascii="宋体" w:eastAsia="宋体" w:hAnsi="宋体" w:cs="宋体" w:hint="eastAsia"/>
+              <w:rFonts w:hint="eastAsia" w:ascii="宋体" w:hAnsi="宋体" w:eastAsia="宋体" w:cs="宋体"/>
               <w:szCs w:val="24"/>
             </w:rPr>
             <w:fldChar w:fldCharType="end"/>
@@ -2601,28 +2670,28 @@
         </w:p>
         <w:p>
           <w:pPr>
-            <w:pStyle w:val="TOC2"/>
+            <w:pStyle w:val="17"/>
             <w:tabs>
               <w:tab w:val="right" w:leader="dot" w:pos="8306"/>
             </w:tabs>
           </w:pPr>
           <w:r>
             <w:rPr>
-              <w:rFonts w:ascii="宋体" w:eastAsia="宋体" w:hAnsi="宋体" w:cs="宋体" w:hint="eastAsia"/>
+              <w:rFonts w:hint="eastAsia" w:ascii="宋体" w:hAnsi="宋体" w:eastAsia="宋体" w:cs="宋体"/>
               <w:szCs w:val="24"/>
             </w:rPr>
             <w:fldChar w:fldCharType="begin"/>
           </w:r>
           <w:r>
             <w:rPr>
-              <w:rFonts w:ascii="宋体" w:eastAsia="宋体" w:hAnsi="宋体" w:cs="宋体" w:hint="eastAsia"/>
+              <w:rFonts w:hint="eastAsia" w:ascii="宋体" w:hAnsi="宋体" w:eastAsia="宋体" w:cs="宋体"/>
               <w:szCs w:val="24"/>
             </w:rPr>
             <w:instrText xml:space="preserve"> HYPERLINK \l _Toc13315 </w:instrText>
           </w:r>
           <w:r>
             <w:rPr>
-              <w:rFonts w:ascii="宋体" w:eastAsia="宋体" w:hAnsi="宋体" w:cs="宋体" w:hint="eastAsia"/>
+              <w:rFonts w:hint="eastAsia" w:ascii="宋体" w:hAnsi="宋体" w:eastAsia="宋体" w:cs="宋体"/>
               <w:szCs w:val="24"/>
             </w:rPr>
             <w:fldChar w:fldCharType="separate"/>
@@ -2654,7 +2723,7 @@
           </w:r>
           <w:r>
             <w:rPr>
-              <w:rFonts w:ascii="宋体" w:eastAsia="宋体" w:hAnsi="宋体" w:cs="宋体" w:hint="eastAsia"/>
+              <w:rFonts w:hint="eastAsia" w:ascii="宋体" w:hAnsi="宋体" w:eastAsia="宋体" w:cs="宋体"/>
               <w:szCs w:val="24"/>
             </w:rPr>
             <w:fldChar w:fldCharType="end"/>
@@ -2662,28 +2731,28 @@
         </w:p>
         <w:p>
           <w:pPr>
-            <w:pStyle w:val="TOC2"/>
+            <w:pStyle w:val="17"/>
             <w:tabs>
               <w:tab w:val="right" w:leader="dot" w:pos="8306"/>
             </w:tabs>
           </w:pPr>
           <w:r>
             <w:rPr>
-              <w:rFonts w:ascii="宋体" w:eastAsia="宋体" w:hAnsi="宋体" w:cs="宋体" w:hint="eastAsia"/>
+              <w:rFonts w:hint="eastAsia" w:ascii="宋体" w:hAnsi="宋体" w:eastAsia="宋体" w:cs="宋体"/>
               <w:szCs w:val="24"/>
             </w:rPr>
             <w:fldChar w:fldCharType="begin"/>
           </w:r>
           <w:r>
             <w:rPr>
-              <w:rFonts w:ascii="宋体" w:eastAsia="宋体" w:hAnsi="宋体" w:cs="宋体" w:hint="eastAsia"/>
+              <w:rFonts w:hint="eastAsia" w:ascii="宋体" w:hAnsi="宋体" w:eastAsia="宋体" w:cs="宋体"/>
               <w:szCs w:val="24"/>
             </w:rPr>
             <w:instrText xml:space="preserve"> HYPERLINK \l _Toc18309 </w:instrText>
           </w:r>
           <w:r>
             <w:rPr>
-              <w:rFonts w:ascii="宋体" w:eastAsia="宋体" w:hAnsi="宋体" w:cs="宋体" w:hint="eastAsia"/>
+              <w:rFonts w:hint="eastAsia" w:ascii="宋体" w:hAnsi="宋体" w:eastAsia="宋体" w:cs="宋体"/>
               <w:szCs w:val="24"/>
             </w:rPr>
             <w:fldChar w:fldCharType="separate"/>
@@ -2715,7 +2784,7 @@
           </w:r>
           <w:r>
             <w:rPr>
-              <w:rFonts w:ascii="宋体" w:eastAsia="宋体" w:hAnsi="宋体" w:cs="宋体" w:hint="eastAsia"/>
+              <w:rFonts w:hint="eastAsia" w:ascii="宋体" w:hAnsi="宋体" w:eastAsia="宋体" w:cs="宋体"/>
               <w:szCs w:val="24"/>
             </w:rPr>
             <w:fldChar w:fldCharType="end"/>
@@ -2723,28 +2792,28 @@
         </w:p>
         <w:p>
           <w:pPr>
-            <w:pStyle w:val="TOC1"/>
+            <w:pStyle w:val="16"/>
             <w:tabs>
               <w:tab w:val="right" w:leader="dot" w:pos="8306"/>
             </w:tabs>
           </w:pPr>
           <w:r>
             <w:rPr>
-              <w:rFonts w:ascii="宋体" w:eastAsia="宋体" w:hAnsi="宋体" w:cs="宋体" w:hint="eastAsia"/>
+              <w:rFonts w:hint="eastAsia" w:ascii="宋体" w:hAnsi="宋体" w:eastAsia="宋体" w:cs="宋体"/>
               <w:szCs w:val="24"/>
             </w:rPr>
             <w:fldChar w:fldCharType="begin"/>
           </w:r>
           <w:r>
             <w:rPr>
-              <w:rFonts w:ascii="宋体" w:eastAsia="宋体" w:hAnsi="宋体" w:cs="宋体" w:hint="eastAsia"/>
+              <w:rFonts w:hint="eastAsia" w:ascii="宋体" w:hAnsi="宋体" w:eastAsia="宋体" w:cs="宋体"/>
               <w:szCs w:val="24"/>
             </w:rPr>
             <w:instrText xml:space="preserve"> HYPERLINK \l _Toc7808 </w:instrText>
           </w:r>
           <w:r>
             <w:rPr>
-              <w:rFonts w:ascii="宋体" w:eastAsia="宋体" w:hAnsi="宋体" w:cs="宋体" w:hint="eastAsia"/>
+              <w:rFonts w:hint="eastAsia" w:ascii="宋体" w:hAnsi="宋体" w:eastAsia="宋体" w:cs="宋体"/>
               <w:szCs w:val="24"/>
             </w:rPr>
             <w:fldChar w:fldCharType="separate"/>
@@ -2776,7 +2845,7 @@
           </w:r>
           <w:r>
             <w:rPr>
-              <w:rFonts w:ascii="宋体" w:eastAsia="宋体" w:hAnsi="宋体" w:cs="宋体" w:hint="eastAsia"/>
+              <w:rFonts w:hint="eastAsia" w:ascii="宋体" w:hAnsi="宋体" w:eastAsia="宋体" w:cs="宋体"/>
               <w:szCs w:val="24"/>
             </w:rPr>
             <w:fldChar w:fldCharType="end"/>
@@ -2799,7 +2868,7 @@
             <w:snapToGrid w:val="0"/>
             <w:textAlignment w:val="baseline"/>
             <w:rPr>
-              <w:rFonts w:ascii="宋体" w:eastAsia="宋体" w:hAnsi="宋体" w:cs="宋体" w:hint="eastAsia"/>
+              <w:rFonts w:hint="eastAsia" w:ascii="宋体" w:hAnsi="宋体" w:eastAsia="宋体" w:cs="宋体"/>
               <w:snapToGrid w:val="0"/>
               <w:color w:val="000000"/>
               <w:kern w:val="0"/>
@@ -2810,7 +2879,7 @@
           </w:pPr>
           <w:r>
             <w:rPr>
-              <w:rFonts w:ascii="宋体" w:eastAsia="宋体" w:hAnsi="宋体" w:cs="宋体" w:hint="eastAsia"/>
+              <w:rFonts w:hint="eastAsia" w:ascii="宋体" w:hAnsi="宋体" w:eastAsia="宋体" w:cs="宋体"/>
               <w:szCs w:val="24"/>
             </w:rPr>
             <w:fldChar w:fldCharType="end"/>
@@ -2835,7 +2904,7 @@
         <w:snapToGrid w:val="0"/>
         <w:textAlignment w:val="baseline"/>
         <w:rPr>
-          <w:rFonts w:ascii="Arial" w:eastAsia="Arial" w:hAnsi="Arial" w:cs="Arial"/>
+          <w:rFonts w:ascii="Arial" w:hAnsi="Arial" w:eastAsia="Arial" w:cs="Arial"/>
           <w:snapToGrid w:val="0"/>
           <w:color w:val="000000"/>
           <w:kern w:val="0"/>
@@ -2846,7 +2915,7 @@
       </w:pPr>
       <w:r>
         <w:rPr>
-          <w:rFonts w:ascii="Arial" w:eastAsia="Arial" w:hAnsi="Arial" w:cs="Arial"/>
+          <w:rFonts w:ascii="Arial" w:hAnsi="Arial" w:eastAsia="Arial" w:cs="Arial"/>
           <w:snapToGrid w:val="0"/>
           <w:color w:val="000000"/>
           <w:kern w:val="0"/>
@@ -2859,7 +2928,7 @@
     </w:p>
     <w:p>
       <w:pPr>
-        <w:pStyle w:val="1"/>
+        <w:pStyle w:val="28"/>
         <w:keepNext w:val="0"/>
         <w:keepLines w:val="0"/>
         <w:pageBreakBefore w:val="0"/>
@@ -2879,7 +2948,7 @@
           <w:lang w:val="en-US" w:eastAsia="zh-CN"/>
         </w:rPr>
       </w:pPr>
-      <w:bookmarkStart w:id="2" w:name="_Toc492"/>
+      <w:bookmarkStart w:id="1" w:name="_Toc492"/>
       <w:r>
         <w:rPr>
           <w:rFonts w:hint="eastAsia"/>
@@ -2894,11 +2963,11 @@
         </w:rPr>
         <w:t>概述</w:t>
       </w:r>
-      <w:bookmarkEnd w:id="2"/>
+      <w:bookmarkEnd w:id="1"/>
     </w:p>
     <w:p>
       <w:pPr>
-        <w:pStyle w:val="a1"/>
+        <w:pStyle w:val="29"/>
         <w:keepNext w:val="0"/>
         <w:keepLines w:val="0"/>
         <w:pageBreakBefore w:val="0"/>
@@ -2928,7 +2997,7 @@
     </w:p>
     <w:p>
       <w:pPr>
-        <w:pStyle w:val="1"/>
+        <w:pStyle w:val="28"/>
         <w:keepNext w:val="0"/>
         <w:keepLines w:val="0"/>
         <w:pageBreakBefore w:val="0"/>
@@ -2948,7 +3017,7 @@
           <w:lang w:val="en-US" w:eastAsia="zh-CN"/>
         </w:rPr>
       </w:pPr>
-      <w:bookmarkStart w:id="3" w:name="_Toc31977"/>
+      <w:bookmarkStart w:id="2" w:name="_Toc31977"/>
       <w:r>
         <w:rPr>
           <w:rFonts w:hint="eastAsia"/>
@@ -2956,11 +3025,11 @@
         </w:rPr>
         <w:t>巡检内容与结果</w:t>
       </w:r>
-      <w:bookmarkEnd w:id="3"/>
+      <w:bookmarkEnd w:id="2"/>
     </w:p>
     <w:p>
       <w:pPr>
-        <w:pStyle w:val="2"/>
+        <w:pStyle w:val="30"/>
         <w:keepNext w:val="0"/>
         <w:keepLines w:val="0"/>
         <w:pageBreakBefore w:val="0"/>
@@ -2980,7 +3049,7 @@
           <w:lang w:val="en-US" w:eastAsia="zh-CN"/>
         </w:rPr>
       </w:pPr>
-      <w:bookmarkStart w:id="4" w:name="_Toc30516"/>
+      <w:bookmarkStart w:id="3" w:name="_Toc30516"/>
       <w:r>
         <w:rPr>
           <w:rFonts w:hint="eastAsia"/>
@@ -2988,11 +3057,11 @@
         </w:rPr>
         <w:t>平台可用性与性能</w:t>
       </w:r>
-      <w:bookmarkEnd w:id="4"/>
+      <w:bookmarkEnd w:id="3"/>
     </w:p>
     <w:p>
       <w:pPr>
-        <w:pStyle w:val="a1"/>
+        <w:pStyle w:val="29"/>
         <w:keepNext w:val="0"/>
         <w:keepLines w:val="0"/>
         <w:pageBreakBefore w:val="0"/>
@@ -3022,7 +3091,7 @@
     </w:p>
     <w:p>
       <w:pPr>
-        <w:pStyle w:val="2"/>
+        <w:pStyle w:val="30"/>
         <w:keepNext w:val="0"/>
         <w:keepLines w:val="0"/>
         <w:pageBreakBefore w:val="0"/>
@@ -3042,7 +3111,7 @@
           <w:lang w:val="en-US" w:eastAsia="zh-CN"/>
         </w:rPr>
       </w:pPr>
-      <w:bookmarkStart w:id="5" w:name="_Toc5377"/>
+      <w:bookmarkStart w:id="4" w:name="_Toc5377"/>
       <w:r>
         <w:rPr>
           <w:rFonts w:hint="eastAsia"/>
@@ -3050,11 +3119,11 @@
         </w:rPr>
         <w:t>基础设施深度巡检</w:t>
       </w:r>
-      <w:bookmarkEnd w:id="5"/>
+      <w:bookmarkEnd w:id="4"/>
     </w:p>
     <w:p>
       <w:pPr>
-        <w:pStyle w:val="a1"/>
+        <w:pStyle w:val="29"/>
         <w:keepNext w:val="0"/>
         <w:keepLines w:val="0"/>
         <w:pageBreakBefore w:val="0"/>
@@ -3084,7 +3153,7 @@
     </w:p>
     <w:p>
       <w:pPr>
-        <w:pStyle w:val="2"/>
+        <w:pStyle w:val="30"/>
         <w:keepNext w:val="0"/>
         <w:keepLines w:val="0"/>
         <w:pageBreakBefore w:val="0"/>
@@ -3104,7 +3173,7 @@
           <w:lang w:val="en-US" w:eastAsia="zh-CN"/>
         </w:rPr>
       </w:pPr>
-      <w:bookmarkStart w:id="6" w:name="_Toc27200"/>
+      <w:bookmarkStart w:id="5" w:name="_Toc27200"/>
       <w:r>
         <w:rPr>
           <w:rFonts w:hint="eastAsia"/>
@@ -3112,11 +3181,11 @@
         </w:rPr>
         <w:t>安全合规性巡检</w:t>
       </w:r>
-      <w:bookmarkEnd w:id="6"/>
+      <w:bookmarkEnd w:id="5"/>
     </w:p>
     <w:p>
       <w:pPr>
-        <w:pStyle w:val="a1"/>
+        <w:pStyle w:val="29"/>
         <w:keepNext w:val="0"/>
         <w:keepLines w:val="0"/>
         <w:pageBreakBefore w:val="0"/>
@@ -3146,7 +3215,7 @@
     </w:p>
     <w:p>
       <w:pPr>
-        <w:pStyle w:val="2"/>
+        <w:pStyle w:val="30"/>
         <w:keepNext w:val="0"/>
         <w:keepLines w:val="0"/>
         <w:pageBreakBefore w:val="0"/>
@@ -3166,7 +3235,7 @@
           <w:lang w:val="en-US" w:eastAsia="zh-CN"/>
         </w:rPr>
       </w:pPr>
-      <w:bookmarkStart w:id="7" w:name="_Toc8317"/>
+      <w:bookmarkStart w:id="6" w:name="_Toc8317"/>
       <w:r>
         <w:rPr>
           <w:rFonts w:hint="eastAsia"/>
@@ -3174,11 +3243,11 @@
         </w:rPr>
         <w:t>服务交付流程合规性</w:t>
       </w:r>
-      <w:bookmarkEnd w:id="7"/>
+      <w:bookmarkEnd w:id="6"/>
     </w:p>
     <w:p>
       <w:pPr>
-        <w:pStyle w:val="a1"/>
+        <w:pStyle w:val="29"/>
         <w:keepNext w:val="0"/>
         <w:keepLines w:val="0"/>
         <w:pageBreakBefore w:val="0"/>
@@ -3208,7 +3277,7 @@
     </w:p>
     <w:p>
       <w:pPr>
-        <w:pStyle w:val="1"/>
+        <w:pStyle w:val="28"/>
         <w:keepNext w:val="0"/>
         <w:keepLines w:val="0"/>
         <w:pageBreakBefore w:val="0"/>
@@ -3228,7 +3297,7 @@
           <w:lang w:val="en-US" w:eastAsia="zh-CN"/>
         </w:rPr>
       </w:pPr>
-      <w:bookmarkStart w:id="8" w:name="_Toc22028"/>
+      <w:bookmarkStart w:id="7" w:name="_Toc22028"/>
       <w:r>
         <w:rPr>
           <w:rFonts w:hint="eastAsia"/>
@@ -3236,11 +3305,11 @@
         </w:rPr>
         <w:t>事件问题处理回顾与分析</w:t>
       </w:r>
-      <w:bookmarkEnd w:id="8"/>
+      <w:bookmarkEnd w:id="7"/>
     </w:p>
     <w:p>
       <w:pPr>
-        <w:pStyle w:val="a1"/>
+        <w:pStyle w:val="29"/>
         <w:keepNext w:val="0"/>
         <w:keepLines w:val="0"/>
         <w:pageBreakBefore w:val="0"/>
@@ -3270,7 +3339,7 @@
     </w:p>
     <w:p>
       <w:pPr>
-        <w:pStyle w:val="1"/>
+        <w:pStyle w:val="28"/>
         <w:keepNext w:val="0"/>
         <w:keepLines w:val="0"/>
         <w:pageBreakBefore w:val="0"/>
@@ -3290,7 +3359,7 @@
           <w:lang w:val="en-US" w:eastAsia="zh-CN"/>
         </w:rPr>
       </w:pPr>
-      <w:bookmarkStart w:id="9" w:name="_Toc32253"/>
+      <w:bookmarkStart w:id="8" w:name="_Toc32253"/>
       <w:r>
         <w:rPr>
           <w:rFonts w:hint="default"/>
@@ -3298,11 +3367,11 @@
         </w:rPr>
         <w:t>资源与保障措施运行验证</w:t>
       </w:r>
-      <w:bookmarkEnd w:id="9"/>
+      <w:bookmarkEnd w:id="8"/>
     </w:p>
     <w:p>
       <w:pPr>
-        <w:pStyle w:val="a1"/>
+        <w:pStyle w:val="29"/>
         <w:keepNext w:val="0"/>
         <w:keepLines w:val="0"/>
         <w:pageBreakBefore w:val="0"/>
@@ -3332,7 +3401,7 @@
     </w:p>
     <w:p>
       <w:pPr>
-        <w:pStyle w:val="2"/>
+        <w:pStyle w:val="30"/>
         <w:keepNext w:val="0"/>
         <w:keepLines w:val="0"/>
         <w:pageBreakBefore w:val="0"/>
@@ -3352,7 +3421,7 @@
           <w:lang w:val="en-US" w:eastAsia="zh-CN"/>
         </w:rPr>
       </w:pPr>
-      <w:bookmarkStart w:id="10" w:name="_Toc30717"/>
+      <w:bookmarkStart w:id="9" w:name="_Toc30717"/>
       <w:r>
         <w:rPr>
           <w:rFonts w:hint="default"/>
@@ -3360,11 +3429,11 @@
         </w:rPr>
         <w:t>人力资源</w:t>
       </w:r>
-      <w:bookmarkEnd w:id="10"/>
+      <w:bookmarkEnd w:id="9"/>
     </w:p>
     <w:p>
       <w:pPr>
-        <w:pStyle w:val="a1"/>
+        <w:pStyle w:val="29"/>
         <w:keepNext w:val="0"/>
         <w:keepLines w:val="0"/>
         <w:pageBreakBefore w:val="0"/>
@@ -3394,7 +3463,7 @@
     </w:p>
     <w:p>
       <w:pPr>
-        <w:pStyle w:val="2"/>
+        <w:pStyle w:val="30"/>
         <w:keepNext w:val="0"/>
         <w:keepLines w:val="0"/>
         <w:pageBreakBefore w:val="0"/>
@@ -3414,7 +3483,7 @@
           <w:lang w:val="en-US" w:eastAsia="zh-CN"/>
         </w:rPr>
       </w:pPr>
-      <w:bookmarkStart w:id="11" w:name="_Toc4470"/>
+      <w:bookmarkStart w:id="10" w:name="_Toc4470"/>
       <w:r>
         <w:rPr>
           <w:rFonts w:hint="default"/>
@@ -3422,11 +3491,11 @@
         </w:rPr>
         <w:t>工具资源</w:t>
       </w:r>
-      <w:bookmarkEnd w:id="11"/>
+      <w:bookmarkEnd w:id="10"/>
     </w:p>
     <w:p>
       <w:pPr>
-        <w:pStyle w:val="a1"/>
+        <w:pStyle w:val="29"/>
         <w:keepNext w:val="0"/>
         <w:keepLines w:val="0"/>
         <w:pageBreakBefore w:val="0"/>
@@ -3456,7 +3525,7 @@
     </w:p>
     <w:p>
       <w:pPr>
-        <w:pStyle w:val="2"/>
+        <w:pStyle w:val="30"/>
         <w:keepNext w:val="0"/>
         <w:keepLines w:val="0"/>
         <w:pageBreakBefore w:val="0"/>
@@ -3476,7 +3545,7 @@
           <w:lang w:val="en-US" w:eastAsia="zh-CN"/>
         </w:rPr>
       </w:pPr>
-      <w:bookmarkStart w:id="12" w:name="_Toc22479"/>
+      <w:bookmarkStart w:id="11" w:name="_Toc22479"/>
       <w:r>
         <w:rPr>
           <w:rFonts w:hint="default"/>
@@ -3484,11 +3553,11 @@
         </w:rPr>
         <w:t>过程资产</w:t>
       </w:r>
-      <w:bookmarkEnd w:id="12"/>
+      <w:bookmarkEnd w:id="11"/>
     </w:p>
     <w:p>
       <w:pPr>
-        <w:pStyle w:val="a1"/>
+        <w:pStyle w:val="29"/>
         <w:keepNext w:val="0"/>
         <w:keepLines w:val="0"/>
         <w:pageBreakBefore w:val="0"/>
@@ -3518,14 +3587,14 @@
     </w:p>
     <w:p>
       <w:pPr>
-        <w:pStyle w:val="1"/>
+        <w:pStyle w:val="28"/>
         <w:bidi w:val="0"/>
         <w:rPr>
           <w:rFonts w:hint="default"/>
           <w:lang w:val="en-US" w:eastAsia="zh-CN"/>
         </w:rPr>
       </w:pPr>
-      <w:bookmarkStart w:id="13" w:name="_Toc4322"/>
+      <w:bookmarkStart w:id="12" w:name="_Toc4322"/>
       <w:r>
         <w:rPr>
           <w:rFonts w:hint="default"/>
@@ -3533,11 +3602,11 @@
         </w:rPr>
         <w:t>持续改进机制运行与优化跟踪</w:t>
       </w:r>
-      <w:bookmarkEnd w:id="13"/>
+      <w:bookmarkEnd w:id="12"/>
     </w:p>
     <w:p>
       <w:pPr>
-        <w:pStyle w:val="a1"/>
+        <w:pStyle w:val="29"/>
         <w:keepNext w:val="0"/>
         <w:keepLines w:val="0"/>
         <w:pageBreakBefore w:val="0"/>
@@ -3567,14 +3636,14 @@
     </w:p>
     <w:p>
       <w:pPr>
-        <w:pStyle w:val="2"/>
+        <w:pStyle w:val="30"/>
         <w:bidi w:val="0"/>
         <w:rPr>
           <w:rFonts w:hint="default"/>
           <w:lang w:val="en-US" w:eastAsia="zh-CN"/>
         </w:rPr>
       </w:pPr>
-      <w:bookmarkStart w:id="14" w:name="_Toc13315"/>
+      <w:bookmarkStart w:id="13" w:name="_Toc13315"/>
       <w:r>
         <w:rPr>
           <w:rFonts w:hint="default"/>
@@ -3582,11 +3651,11 @@
         </w:rPr>
         <w:t>监控粒度优化项</w:t>
       </w:r>
-      <w:bookmarkEnd w:id="14"/>
+      <w:bookmarkEnd w:id="13"/>
     </w:p>
     <w:p>
       <w:pPr>
-        <w:pStyle w:val="a1"/>
+        <w:pStyle w:val="29"/>
         <w:keepNext w:val="0"/>
         <w:keepLines w:val="0"/>
         <w:pageBreakBefore w:val="0"/>
@@ -3616,7 +3685,7 @@
     </w:p>
     <w:p>
       <w:pPr>
-        <w:pStyle w:val="a1"/>
+        <w:pStyle w:val="29"/>
         <w:keepNext w:val="0"/>
         <w:keepLines w:val="0"/>
         <w:pageBreakBefore w:val="0"/>
@@ -3646,7 +3715,7 @@
     </w:p>
     <w:p>
       <w:pPr>
-        <w:pStyle w:val="a1"/>
+        <w:pStyle w:val="29"/>
         <w:keepNext w:val="0"/>
         <w:keepLines w:val="0"/>
         <w:pageBreakBefore w:val="0"/>
@@ -3676,14 +3745,14 @@
     </w:p>
     <w:p>
       <w:pPr>
-        <w:pStyle w:val="2"/>
+        <w:pStyle w:val="30"/>
         <w:bidi w:val="0"/>
         <w:rPr>
           <w:rFonts w:hint="default"/>
           <w:lang w:val="en-US" w:eastAsia="zh-CN"/>
         </w:rPr>
       </w:pPr>
-      <w:bookmarkStart w:id="15" w:name="_Toc18309"/>
+      <w:bookmarkStart w:id="14" w:name="_Toc18309"/>
       <w:r>
         <w:rPr>
           <w:rFonts w:hint="default"/>
@@ -3691,11 +3760,11 @@
         </w:rPr>
         <w:t>应急沟通效率提升项</w:t>
       </w:r>
-      <w:bookmarkEnd w:id="15"/>
+      <w:bookmarkEnd w:id="14"/>
     </w:p>
     <w:p>
       <w:pPr>
-        <w:pStyle w:val="a1"/>
+        <w:pStyle w:val="29"/>
         <w:keepNext w:val="0"/>
         <w:keepLines w:val="0"/>
         <w:pageBreakBefore w:val="0"/>
@@ -3725,7 +3794,7 @@
     </w:p>
     <w:p>
       <w:pPr>
-        <w:pStyle w:val="a1"/>
+        <w:pStyle w:val="29"/>
         <w:keepNext w:val="0"/>
         <w:keepLines w:val="0"/>
         <w:pageBreakBefore w:val="0"/>
@@ -3769,7 +3838,7 @@
     </w:p>
     <w:p>
       <w:pPr>
-        <w:pStyle w:val="a1"/>
+        <w:pStyle w:val="29"/>
         <w:keepNext w:val="0"/>
         <w:keepLines w:val="0"/>
         <w:pageBreakBefore w:val="0"/>
@@ -3799,14 +3868,14 @@
     </w:p>
     <w:p>
       <w:pPr>
-        <w:pStyle w:val="1"/>
+        <w:pStyle w:val="28"/>
         <w:bidi w:val="0"/>
         <w:rPr>
           <w:rFonts w:hint="default"/>
           <w:lang w:val="en-US" w:eastAsia="zh-CN"/>
         </w:rPr>
       </w:pPr>
-      <w:bookmarkStart w:id="16" w:name="_Toc7808"/>
+      <w:bookmarkStart w:id="15" w:name="_Toc7808"/>
       <w:r>
         <w:rPr>
           <w:rFonts w:hint="default"/>
@@ -3814,11 +3883,11 @@
         </w:rPr>
         <w:t>综合风险分析与结论</w:t>
       </w:r>
-      <w:bookmarkEnd w:id="16"/>
+      <w:bookmarkEnd w:id="15"/>
     </w:p>
     <w:p>
       <w:pPr>
-        <w:pStyle w:val="a1"/>
+        <w:pStyle w:val="29"/>
         <w:keepNext w:val="0"/>
         <w:keepLines w:val="0"/>
         <w:pageBreakBefore w:val="0"/>
@@ -3854,23 +3923,73 @@
       </w:r>
     </w:p>
     <w:sectPr>
-      <w:headerReference w:type="default" r:id="rId6"/>
+      <w:headerReference r:id="rId5" w:type="default"/>
       <w:pgSz w:w="11906" w:h="16838"/>
       <w:pgMar w:top="1417" w:right="1800" w:bottom="1440" w:left="1800" w:header="1140" w:footer="992" w:gutter="0"/>
-      <w:cols w:num="1" w:space="425"/>
+      <w:cols w:space="425" w:num="1"/>
       <w:docGrid w:type="lines" w:linePitch="312" w:charSpace="0"/>
     </w:sectPr>
   </w:body>
 </w:document>
 </file>
 
+<file path=word/endnotes.xml><?xml version="1.0" encoding="utf-8"?>
+<w:endnotes xmlns:wpc="http://schemas.microsoft.com/office/word/2010/wordprocessingCanvas" xmlns:mc="http://schemas.openxmlformats.org/markup-compatibility/2006" xmlns:o="urn:schemas-microsoft-com:office:office" xmlns:r="http://schemas.openxmlformats.org/officeDocument/2006/relationships" xmlns:m="http://schemas.openxmlformats.org/officeDocument/2006/math" xmlns:v="urn:schemas-microsoft-com:vml" xmlns:wp14="http://schemas.microsoft.com/office/word/2010/wordprocessingDrawing" xmlns:wp="http://schemas.openxmlformats.org/drawingml/2006/wordprocessingDrawing" xmlns:w="http://schemas.openxmlformats.org/wordprocessingml/2006/main" xmlns:w14="http://schemas.microsoft.com/office/word/2010/wordml" xmlns:w15="http://schemas.microsoft.com/office/word/2012/wordml" xmlns:w10="urn:schemas-microsoft-com:office:word" xmlns:wpg="http://schemas.microsoft.com/office/word/2010/wordprocessingGroup" xmlns:wpi="http://schemas.microsoft.com/office/word/2010/wordprocessingInk" xmlns:wne="http://schemas.microsoft.com/office/word/2006/wordml" xmlns:wps="http://schemas.microsoft.com/office/word/2010/wordprocessingShape" xmlns:wpsCustomData="http://www.wps.cn/officeDocument/2013/wpsCustomData" mc:Ignorable="w14 w15 wp14">
+  <w:endnote w:type="separator" w:id="0">
+    <w:p>
+      <w:pPr>
+        <w:spacing w:line="240" w:lineRule="auto"/>
+      </w:pPr>
+      <w:r>
+        <w:separator/>
+      </w:r>
+    </w:p>
+  </w:endnote>
+  <w:endnote w:type="continuationSeparator" w:id="1">
+    <w:p>
+      <w:pPr>
+        <w:spacing w:line="240" w:lineRule="auto"/>
+      </w:pPr>
+      <w:r>
+        <w:continuationSeparator/>
+      </w:r>
+    </w:p>
+  </w:endnote>
+</w:endnotes>
+</file>
+
+<file path=word/footnotes.xml><?xml version="1.0" encoding="utf-8"?>
+<w:footnotes xmlns:wpc="http://schemas.microsoft.com/office/word/2010/wordprocessingCanvas" xmlns:mc="http://schemas.openxmlformats.org/markup-compatibility/2006" xmlns:o="urn:schemas-microsoft-com:office:office" xmlns:r="http://schemas.openxmlformats.org/officeDocument/2006/relationships" xmlns:m="http://schemas.openxmlformats.org/officeDocument/2006/math" xmlns:v="urn:schemas-microsoft-com:vml" xmlns:wp14="http://schemas.microsoft.com/office/word/2010/wordprocessingDrawing" xmlns:wp="http://schemas.openxmlformats.org/drawingml/2006/wordprocessingDrawing" xmlns:w="http://schemas.openxmlformats.org/wordprocessingml/2006/main" xmlns:w14="http://schemas.microsoft.com/office/word/2010/wordml" xmlns:w15="http://schemas.microsoft.com/office/word/2012/wordml" xmlns:w10="urn:schemas-microsoft-com:office:word" xmlns:wpg="http://schemas.microsoft.com/office/word/2010/wordprocessingGroup" xmlns:wpi="http://schemas.microsoft.com/office/word/2010/wordprocessingInk" xmlns:wne="http://schemas.microsoft.com/office/word/2006/wordml" xmlns:wps="http://schemas.microsoft.com/office/word/2010/wordprocessingShape" xmlns:wpsCustomData="http://www.wps.cn/officeDocument/2013/wpsCustomData" mc:Ignorable="w14 w15 wp14">
+  <w:footnote w:type="separator" w:id="0">
+    <w:p>
+      <w:pPr>
+        <w:spacing w:line="360" w:lineRule="auto"/>
+      </w:pPr>
+      <w:r>
+        <w:separator/>
+      </w:r>
+    </w:p>
+  </w:footnote>
+  <w:footnote w:type="continuationSeparator" w:id="1">
+    <w:p>
+      <w:pPr>
+        <w:spacing w:line="360" w:lineRule="auto"/>
+      </w:pPr>
+      <w:r>
+        <w:continuationSeparator/>
+      </w:r>
+    </w:p>
+  </w:footnote>
+</w:footnotes>
+</file>
+
 <file path=word/header1.xml><?xml version="1.0" encoding="utf-8"?>
-<w:hdr xmlns:wpc="http://schemas.microsoft.com/office/word/2010/wordprocessingCanvas" xmlns:mc="http://schemas.openxmlformats.org/markup-compatibility/2006" xmlns:o="urn:schemas-microsoft-com:office:office" xmlns:r="http://schemas.openxmlformats.org/officeDocument/2006/relationships" xmlns:m="http://schemas.openxmlformats.org/officeDocument/2006/math" xmlns:v="urn:schemas-microsoft-com:vml" xmlns:wp14="http://schemas.microsoft.com/office/word/2010/wordprocessingDrawing" xmlns:wp="http://schemas.openxmlformats.org/drawingml/2006/wordprocessingDrawing" xmlns:w10="urn:schemas-microsoft-com:office:word" xmlns:w="http://schemas.openxmlformats.org/wordprocessingml/2006/main" xmlns:w14="http://schemas.microsoft.com/office/word/2010/wordml" xmlns:w15="http://schemas.microsoft.com/office/word/2012/wordml" xmlns:wne="http://schemas.microsoft.com/office/word/2006/wordml" xmlns:wpg="http://schemas.microsoft.com/office/word/2010/wordprocessingGroup" xmlns:wpi="http://schemas.microsoft.com/office/word/2010/wordprocessingInk" xmlns:wps="http://schemas.microsoft.com/office/word/2010/wordprocessingShape" mc:Ignorable="w14 w15 wp14">
+<w:hdr xmlns:wpc="http://schemas.microsoft.com/office/word/2010/wordprocessingCanvas" xmlns:mc="http://schemas.openxmlformats.org/markup-compatibility/2006" xmlns:o="urn:schemas-microsoft-com:office:office" xmlns:r="http://schemas.openxmlformats.org/officeDocument/2006/relationships" xmlns:m="http://schemas.openxmlformats.org/officeDocument/2006/math" xmlns:v="urn:schemas-microsoft-com:vml" xmlns:wp14="http://schemas.microsoft.com/office/word/2010/wordprocessingDrawing" xmlns:wp="http://schemas.openxmlformats.org/drawingml/2006/wordprocessingDrawing" xmlns:w10="urn:schemas-microsoft-com:office:word" xmlns:w="http://schemas.openxmlformats.org/wordprocessingml/2006/main" xmlns:w14="http://schemas.microsoft.com/office/word/2010/wordml" xmlns:w15="http://schemas.microsoft.com/office/word/2012/wordml" xmlns:wpg="http://schemas.microsoft.com/office/word/2010/wordprocessingGroup" xmlns:wpi="http://schemas.microsoft.com/office/word/2010/wordprocessingInk" xmlns:wne="http://schemas.microsoft.com/office/word/2006/wordml" xmlns:wps="http://schemas.microsoft.com/office/word/2010/wordprocessingShape" xmlns:wpsCustomData="http://www.wps.cn/officeDocument/2013/wpsCustomData" mc:Ignorable="w14 w15 wp14">
   <w:p>
     <w:pPr>
-      <w:pStyle w:val="Header"/>
+      <w:pStyle w:val="15"/>
       <w:pBdr>
-        <w:bottom w:val="single" w:sz="4" w:space="1" w:color="auto"/>
+        <w:bottom w:val="single" w:color="auto" w:sz="4" w:space="1"/>
       </w:pBdr>
       <w:tabs>
         <w:tab w:val="left" w:pos="335"/>
@@ -3878,27 +3997,27 @@
       </w:tabs>
       <w:jc w:val="right"/>
       <w:rPr>
-        <w:rFonts w:eastAsiaTheme="minorEastAsia" w:hint="eastAsia"/>
+        <w:rFonts w:hint="eastAsia" w:eastAsiaTheme="minorEastAsia"/>
         <w:lang w:eastAsia="zh-CN"/>
       </w:rPr>
     </w:pPr>
     <w:r>
       <w:rPr>
-        <w:rFonts w:eastAsiaTheme="minorEastAsia" w:hint="eastAsia"/>
+        <w:rFonts w:hint="eastAsia" w:eastAsiaTheme="minorEastAsia"/>
         <w:lang w:val="en-US" w:eastAsia="zh-CN"/>
       </w:rPr>
       <w:tab/>
     </w:r>
     <w:r>
       <w:rPr>
-        <w:rFonts w:eastAsiaTheme="minorEastAsia" w:hint="eastAsia"/>
+        <w:rFonts w:hint="eastAsia" w:eastAsiaTheme="minorEastAsia"/>
         <w:lang w:val="en-US" w:eastAsia="zh-CN"/>
       </w:rPr>
       <w:tab/>
     </w:r>
     <w:r>
       <w:rPr>
-        <w:rFonts w:eastAsiaTheme="minorEastAsia" w:hint="eastAsia"/>
+        <w:rFonts w:hint="eastAsia" w:eastAsiaTheme="minorEastAsia"/>
         <w:lang w:val="en-US" w:eastAsia="zh-CN"/>
       </w:rPr>
       <w:t>江西通信产业服务有限公司</w:t>
@@ -3908,15 +4027,15 @@
 </file>
 
 <file path=word/numbering.xml><?xml version="1.0" encoding="utf-8"?>
-<w:numbering xmlns:wpc="http://schemas.microsoft.com/office/word/2010/wordprocessingCanvas" xmlns:mc="http://schemas.openxmlformats.org/markup-compatibility/2006" xmlns:o="urn:schemas-microsoft-com:office:office" xmlns:r="http://schemas.openxmlformats.org/officeDocument/2006/relationships" xmlns:m="http://schemas.openxmlformats.org/officeDocument/2006/math" xmlns:v="urn:schemas-microsoft-com:vml" xmlns:wp14="http://schemas.microsoft.com/office/word/2010/wordprocessingDrawing" xmlns:wp="http://schemas.openxmlformats.org/drawingml/2006/wordprocessingDrawing" xmlns:w10="urn:schemas-microsoft-com:office:word" xmlns:w="http://schemas.openxmlformats.org/wordprocessingml/2006/main" xmlns:w14="http://schemas.microsoft.com/office/word/2010/wordml" xmlns:w15="http://schemas.microsoft.com/office/word/2012/wordml" xmlns:wne="http://schemas.microsoft.com/office/word/2006/wordml" xmlns:wpg="http://schemas.microsoft.com/office/word/2010/wordprocessingGroup" xmlns:wpi="http://schemas.microsoft.com/office/word/2010/wordprocessingInk" xmlns:wps="http://schemas.microsoft.com/office/word/2010/wordprocessingShape" mc:Ignorable="w14 w15 wp14">
+<w:numbering xmlns:wpc="http://schemas.microsoft.com/office/word/2010/wordprocessingCanvas" xmlns:mc="http://schemas.openxmlformats.org/markup-compatibility/2006" xmlns:o="urn:schemas-microsoft-com:office:office" xmlns:r="http://schemas.openxmlformats.org/officeDocument/2006/relationships" xmlns:m="http://schemas.openxmlformats.org/officeDocument/2006/math" xmlns:v="urn:schemas-microsoft-com:vml" xmlns:wp14="http://schemas.microsoft.com/office/word/2010/wordprocessingDrawing" xmlns:wp="http://schemas.openxmlformats.org/drawingml/2006/wordprocessingDrawing" xmlns:w10="urn:schemas-microsoft-com:office:word" xmlns:w="http://schemas.openxmlformats.org/wordprocessingml/2006/main" xmlns:w14="http://schemas.microsoft.com/office/word/2010/wordml" xmlns:wpg="http://schemas.microsoft.com/office/word/2010/wordprocessingGroup" xmlns:wpi="http://schemas.microsoft.com/office/word/2010/wordprocessingInk" xmlns:wne="http://schemas.microsoft.com/office/word/2006/wordml" xmlns:wps="http://schemas.microsoft.com/office/word/2010/wordprocessingShape" xmlns:wpsCustomData="http://www.wps.cn/officeDocument/2013/wpsCustomData" mc:Ignorable="w14 wp14">
   <w:abstractNum w:abstractNumId="0">
     <w:nsid w:val="8E964DCE"/>
     <w:multiLevelType w:val="multilevel"/>
     <w:tmpl w:val="8E964DCE"/>
-    <w:lvl w:ilvl="0">
+    <w:lvl w:ilvl="0" w:tentative="0">
       <w:start w:val="1"/>
       <w:numFmt w:val="decimal"/>
-      <w:pStyle w:val="Heading1"/>
+      <w:pStyle w:val="2"/>
       <w:lvlText w:val="%1."/>
       <w:lvlJc w:val="left"/>
       <w:pPr>
@@ -3926,10 +4045,10 @@
         <w:rFonts w:hint="default"/>
       </w:rPr>
     </w:lvl>
-    <w:lvl w:ilvl="1">
+    <w:lvl w:ilvl="1" w:tentative="0">
       <w:start w:val="1"/>
       <w:numFmt w:val="decimal"/>
-      <w:pStyle w:val="Heading2"/>
+      <w:pStyle w:val="3"/>
       <w:lvlText w:val="%1.%2."/>
       <w:lvlJc w:val="left"/>
       <w:pPr>
@@ -3939,10 +4058,10 @@
         <w:rFonts w:hint="default"/>
       </w:rPr>
     </w:lvl>
-    <w:lvl w:ilvl="2">
+    <w:lvl w:ilvl="2" w:tentative="0">
       <w:start w:val="1"/>
       <w:numFmt w:val="decimal"/>
-      <w:pStyle w:val="Heading3"/>
+      <w:pStyle w:val="4"/>
       <w:lvlText w:val="%1.%2.%3."/>
       <w:lvlJc w:val="left"/>
       <w:pPr>
@@ -3952,10 +4071,10 @@
         <w:rFonts w:hint="default"/>
       </w:rPr>
     </w:lvl>
-    <w:lvl w:ilvl="3">
+    <w:lvl w:ilvl="3" w:tentative="0">
       <w:start w:val="1"/>
       <w:numFmt w:val="decimal"/>
-      <w:pStyle w:val="Heading4"/>
+      <w:pStyle w:val="5"/>
       <w:lvlText w:val="%1.%2.%3.%4."/>
       <w:lvlJc w:val="left"/>
       <w:pPr>
@@ -3965,10 +4084,10 @@
         <w:rFonts w:hint="default"/>
       </w:rPr>
     </w:lvl>
-    <w:lvl w:ilvl="4">
+    <w:lvl w:ilvl="4" w:tentative="0">
       <w:start w:val="1"/>
       <w:numFmt w:val="decimal"/>
-      <w:pStyle w:val="Heading5"/>
+      <w:pStyle w:val="6"/>
       <w:lvlText w:val="%1.%2.%3.%4.%5."/>
       <w:lvlJc w:val="left"/>
       <w:pPr>
@@ -3978,10 +4097,10 @@
         <w:rFonts w:hint="default"/>
       </w:rPr>
     </w:lvl>
-    <w:lvl w:ilvl="5">
+    <w:lvl w:ilvl="5" w:tentative="0">
       <w:start w:val="1"/>
       <w:numFmt w:val="decimal"/>
-      <w:pStyle w:val="Heading6"/>
+      <w:pStyle w:val="7"/>
       <w:lvlText w:val="%1.%2.%3.%4.%5.%6."/>
       <w:lvlJc w:val="left"/>
       <w:pPr>
@@ -3991,10 +4110,10 @@
         <w:rFonts w:hint="default"/>
       </w:rPr>
     </w:lvl>
-    <w:lvl w:ilvl="6">
+    <w:lvl w:ilvl="6" w:tentative="0">
       <w:start w:val="1"/>
       <w:numFmt w:val="decimal"/>
-      <w:pStyle w:val="Heading7"/>
+      <w:pStyle w:val="8"/>
       <w:lvlText w:val="%1.%2.%3.%4.%5.%6.%7."/>
       <w:lvlJc w:val="left"/>
       <w:pPr>
@@ -4004,10 +4123,10 @@
         <w:rFonts w:hint="default"/>
       </w:rPr>
     </w:lvl>
-    <w:lvl w:ilvl="7">
+    <w:lvl w:ilvl="7" w:tentative="0">
       <w:start w:val="1"/>
       <w:numFmt w:val="decimal"/>
-      <w:pStyle w:val="Heading8"/>
+      <w:pStyle w:val="9"/>
       <w:lvlText w:val="%1.%2.%3.%4.%5.%6.%7.%8."/>
       <w:lvlJc w:val="left"/>
       <w:pPr>
@@ -4017,10 +4136,10 @@
         <w:rFonts w:hint="default"/>
       </w:rPr>
     </w:lvl>
-    <w:lvl w:ilvl="8">
+    <w:lvl w:ilvl="8" w:tentative="0">
       <w:start w:val="1"/>
       <w:numFmt w:val="decimal"/>
-      <w:pStyle w:val="Heading9"/>
+      <w:pStyle w:val="10"/>
       <w:lvlText w:val="%1.%2.%3.%4.%5.%6.%7.%8.%9."/>
       <w:lvlJc w:val="left"/>
       <w:pPr>
@@ -4038,267 +4157,269 @@
 </file>
 
 <file path=word/styles.xml><?xml version="1.0" encoding="utf-8"?>
-<w:styles xmlns:mc="http://schemas.openxmlformats.org/markup-compatibility/2006" xmlns:r="http://schemas.openxmlformats.org/officeDocument/2006/relationships" xmlns:w="http://schemas.openxmlformats.org/wordprocessingml/2006/main" xmlns:w14="http://schemas.microsoft.com/office/word/2010/wordml" xmlns:w15="http://schemas.microsoft.com/office/word/2012/wordml" mc:Ignorable="w14 w15">
+<w:styles xmlns:mc="http://schemas.openxmlformats.org/markup-compatibility/2006" xmlns:o="urn:schemas-microsoft-com:office:office" xmlns:r="http://schemas.openxmlformats.org/officeDocument/2006/relationships" xmlns:m="http://schemas.openxmlformats.org/officeDocument/2006/math" xmlns:v="urn:schemas-microsoft-com:vml" xmlns:w="http://schemas.openxmlformats.org/wordprocessingml/2006/main" xmlns:w14="http://schemas.microsoft.com/office/word/2010/wordml" xmlns:w10="urn:schemas-microsoft-com:office:word" xmlns:sl="http://schemas.openxmlformats.org/schemaLibrary/2006/main" xmlns:wpsCustomData="http://www.wps.cn/officeDocument/2013/wpsCustomData" mc:Ignorable="w14">
   <w:docDefaults>
     <w:rPrDefault>
       <w:rPr>
-        <w:rFonts w:ascii="Times New Roman" w:eastAsia="宋体" w:hAnsi="Times New Roman" w:cs="Times New Roman"/>
+        <w:rFonts w:ascii="Times New Roman" w:hAnsi="Times New Roman" w:eastAsia="宋体" w:cs="Times New Roman"/>
       </w:rPr>
     </w:rPrDefault>
     <w:pPrDefault/>
   </w:docDefaults>
-  <w:latentStyles w:defLockedState="0" w:defUIPriority="99" w:defSemiHidden="1" w:defUnhideWhenUsed="1" w:defQFormat="0" w:count="260">
-    <w:lsdException w:name="Normal" w:semiHidden="0" w:uiPriority="0" w:unhideWhenUsed="0" w:qFormat="1"/>
-    <w:lsdException w:name="heading 1" w:semiHidden="0" w:uiPriority="0" w:unhideWhenUsed="0" w:qFormat="1"/>
-    <w:lsdException w:name="heading 2" w:semiHidden="0" w:uiPriority="0" w:qFormat="1"/>
-    <w:lsdException w:name="heading 3" w:uiPriority="0" w:qFormat="1"/>
-    <w:lsdException w:name="heading 4" w:semiHidden="0" w:uiPriority="0" w:qFormat="1"/>
-    <w:lsdException w:name="heading 5" w:uiPriority="0" w:qFormat="1"/>
-    <w:lsdException w:name="heading 6" w:uiPriority="0" w:qFormat="1"/>
-    <w:lsdException w:name="heading 7" w:uiPriority="0" w:qFormat="1"/>
-    <w:lsdException w:name="heading 8" w:uiPriority="0" w:qFormat="1"/>
-    <w:lsdException w:name="heading 9" w:uiPriority="0" w:qFormat="1"/>
-    <w:lsdException w:name="index 1" w:semiHidden="0" w:uiPriority="0" w:unhideWhenUsed="0"/>
-    <w:lsdException w:name="index 2" w:semiHidden="0" w:uiPriority="0" w:unhideWhenUsed="0"/>
-    <w:lsdException w:name="index 3" w:semiHidden="0" w:uiPriority="0" w:unhideWhenUsed="0"/>
-    <w:lsdException w:name="index 4" w:semiHidden="0" w:uiPriority="0" w:unhideWhenUsed="0"/>
-    <w:lsdException w:name="index 5" w:semiHidden="0" w:uiPriority="0" w:unhideWhenUsed="0"/>
-    <w:lsdException w:name="index 6" w:semiHidden="0" w:uiPriority="0" w:unhideWhenUsed="0"/>
-    <w:lsdException w:name="index 7" w:semiHidden="0" w:uiPriority="0" w:unhideWhenUsed="0"/>
-    <w:lsdException w:name="index 8" w:semiHidden="0" w:uiPriority="0" w:unhideWhenUsed="0"/>
-    <w:lsdException w:name="index 9" w:semiHidden="0" w:uiPriority="0" w:unhideWhenUsed="0"/>
-    <w:lsdException w:name="toc 1" w:semiHidden="0" w:uiPriority="0" w:unhideWhenUsed="0" w:qFormat="1"/>
-    <w:lsdException w:name="toc 2" w:semiHidden="0" w:uiPriority="0" w:unhideWhenUsed="0" w:qFormat="1"/>
-    <w:lsdException w:name="toc 3" w:semiHidden="0" w:uiPriority="0" w:unhideWhenUsed="0" w:qFormat="1"/>
-    <w:lsdException w:name="toc 4" w:semiHidden="0" w:uiPriority="0" w:unhideWhenUsed="0"/>
-    <w:lsdException w:name="toc 5" w:semiHidden="0" w:uiPriority="0" w:unhideWhenUsed="0"/>
-    <w:lsdException w:name="toc 6" w:semiHidden="0" w:uiPriority="0" w:unhideWhenUsed="0"/>
-    <w:lsdException w:name="toc 7" w:semiHidden="0" w:uiPriority="0" w:unhideWhenUsed="0"/>
-    <w:lsdException w:name="toc 8" w:semiHidden="0" w:uiPriority="0" w:unhideWhenUsed="0"/>
-    <w:lsdException w:name="toc 9" w:semiHidden="0" w:uiPriority="0" w:unhideWhenUsed="0"/>
-    <w:lsdException w:name="Normal Indent" w:semiHidden="0" w:uiPriority="0" w:unhideWhenUsed="0"/>
-    <w:lsdException w:name="footnote text" w:semiHidden="0" w:uiPriority="0" w:unhideWhenUsed="0"/>
-    <w:lsdException w:name="annotation text" w:semiHidden="0" w:uiPriority="0" w:unhideWhenUsed="0" w:qFormat="1"/>
-    <w:lsdException w:name="header" w:semiHidden="0" w:uiPriority="0" w:unhideWhenUsed="0" w:qFormat="1"/>
-    <w:lsdException w:name="footer" w:semiHidden="0" w:uiPriority="0" w:unhideWhenUsed="0" w:qFormat="1"/>
-    <w:lsdException w:name="index heading" w:semiHidden="0" w:uiPriority="0" w:unhideWhenUsed="0"/>
-    <w:lsdException w:name="caption" w:uiPriority="0" w:qFormat="1"/>
-    <w:lsdException w:name="table of figures" w:semiHidden="0" w:uiPriority="0" w:unhideWhenUsed="0"/>
-    <w:lsdException w:name="envelope address" w:semiHidden="0" w:uiPriority="0" w:unhideWhenUsed="0"/>
-    <w:lsdException w:name="envelope return" w:semiHidden="0" w:uiPriority="0" w:unhideWhenUsed="0"/>
-    <w:lsdException w:name="footnote reference" w:semiHidden="0" w:uiPriority="0" w:unhideWhenUsed="0"/>
-    <w:lsdException w:name="annotation reference" w:semiHidden="0" w:uiPriority="0" w:unhideWhenUsed="0"/>
-    <w:lsdException w:name="line number" w:semiHidden="0" w:uiPriority="0" w:unhideWhenUsed="0"/>
-    <w:lsdException w:name="page number" w:semiHidden="0" w:uiPriority="0" w:unhideWhenUsed="0"/>
-    <w:lsdException w:name="endnote reference" w:semiHidden="0" w:uiPriority="0" w:unhideWhenUsed="0"/>
-    <w:lsdException w:name="endnote text" w:semiHidden="0" w:uiPriority="0" w:unhideWhenUsed="0"/>
-    <w:lsdException w:name="table of authorities" w:semiHidden="0" w:uiPriority="0" w:unhideWhenUsed="0"/>
-    <w:lsdException w:name="macro" w:semiHidden="0" w:uiPriority="0" w:unhideWhenUsed="0"/>
-    <w:lsdException w:name="toa heading" w:semiHidden="0" w:uiPriority="0" w:unhideWhenUsed="0"/>
-    <w:lsdException w:name="List" w:semiHidden="0" w:uiPriority="0" w:unhideWhenUsed="0"/>
-    <w:lsdException w:name="List Bullet" w:semiHidden="0" w:uiPriority="0" w:unhideWhenUsed="0"/>
-    <w:lsdException w:name="List Number" w:semiHidden="0" w:uiPriority="0" w:unhideWhenUsed="0"/>
-    <w:lsdException w:name="List 2" w:semiHidden="0" w:uiPriority="0" w:unhideWhenUsed="0"/>
-    <w:lsdException w:name="List 3" w:semiHidden="0" w:uiPriority="0" w:unhideWhenUsed="0"/>
-    <w:lsdException w:name="List 4" w:semiHidden="0" w:uiPriority="0" w:unhideWhenUsed="0"/>
-    <w:lsdException w:name="List 5" w:semiHidden="0" w:uiPriority="0" w:unhideWhenUsed="0"/>
-    <w:lsdException w:name="List Bullet 2" w:semiHidden="0" w:uiPriority="0" w:unhideWhenUsed="0"/>
-    <w:lsdException w:name="List Bullet 3" w:semiHidden="0" w:uiPriority="0" w:unhideWhenUsed="0"/>
-    <w:lsdException w:name="List Bullet 4" w:semiHidden="0" w:uiPriority="0" w:unhideWhenUsed="0"/>
-    <w:lsdException w:name="List Bullet 5" w:semiHidden="0" w:uiPriority="0" w:unhideWhenUsed="0"/>
-    <w:lsdException w:name="List Number 2" w:semiHidden="0" w:uiPriority="0" w:unhideWhenUsed="0"/>
-    <w:lsdException w:name="List Number 3" w:semiHidden="0" w:uiPriority="0" w:unhideWhenUsed="0"/>
-    <w:lsdException w:name="List Number 4" w:semiHidden="0" w:uiPriority="0" w:unhideWhenUsed="0"/>
-    <w:lsdException w:name="List Number 5" w:semiHidden="0" w:uiPriority="0" w:unhideWhenUsed="0"/>
-    <w:lsdException w:name="Title" w:semiHidden="0" w:uiPriority="0" w:unhideWhenUsed="0" w:qFormat="1"/>
-    <w:lsdException w:name="Closing" w:semiHidden="0" w:uiPriority="0" w:unhideWhenUsed="0"/>
-    <w:lsdException w:name="Signature" w:semiHidden="0" w:uiPriority="0" w:unhideWhenUsed="0"/>
-    <w:lsdException w:name="Default Paragraph Font" w:uiPriority="0" w:unhideWhenUsed="0" w:qFormat="1"/>
-    <w:lsdException w:name="Body Text" w:uiPriority="0" w:unhideWhenUsed="0" w:qFormat="1"/>
-    <w:lsdException w:name="Body Text Indent" w:semiHidden="0" w:uiPriority="0" w:unhideWhenUsed="0"/>
-    <w:lsdException w:name="List Continue" w:semiHidden="0" w:uiPriority="0" w:unhideWhenUsed="0"/>
-    <w:lsdException w:name="List Continue 2" w:semiHidden="0" w:uiPriority="0" w:unhideWhenUsed="0"/>
-    <w:lsdException w:name="List Continue 3" w:semiHidden="0" w:uiPriority="0" w:unhideWhenUsed="0"/>
-    <w:lsdException w:name="List Continue 4" w:semiHidden="0" w:uiPriority="0" w:unhideWhenUsed="0"/>
-    <w:lsdException w:name="List Continue 5" w:semiHidden="0" w:uiPriority="0" w:unhideWhenUsed="0"/>
-    <w:lsdException w:name="Message Header" w:semiHidden="0" w:uiPriority="0" w:unhideWhenUsed="0"/>
-    <w:lsdException w:name="Subtitle" w:semiHidden="0" w:uiPriority="0" w:unhideWhenUsed="0" w:qFormat="1"/>
-    <w:lsdException w:name="Salutation" w:semiHidden="0" w:uiPriority="0" w:unhideWhenUsed="0"/>
-    <w:lsdException w:name="Date" w:semiHidden="0" w:uiPriority="0" w:unhideWhenUsed="0"/>
-    <w:lsdException w:name="Body Text First Indent" w:semiHidden="0" w:uiPriority="0" w:unhideWhenUsed="0"/>
-    <w:lsdException w:name="Body Text First Indent 2" w:semiHidden="0" w:uiPriority="0" w:unhideWhenUsed="0"/>
-    <w:lsdException w:name="Body Text 2" w:semiHidden="0" w:uiPriority="0" w:unhideWhenUsed="0"/>
-    <w:lsdException w:name="Body Text 3" w:semiHidden="0" w:uiPriority="0" w:unhideWhenUsed="0"/>
-    <w:lsdException w:name="Body Text Indent 2" w:semiHidden="0" w:uiPriority="0" w:unhideWhenUsed="0"/>
-    <w:lsdException w:name="Body Text Indent 3" w:semiHidden="0" w:uiPriority="0" w:unhideWhenUsed="0"/>
-    <w:lsdException w:name="Block Text" w:semiHidden="0" w:uiPriority="0" w:unhideWhenUsed="0"/>
-    <w:lsdException w:name="Hyperlink" w:semiHidden="0" w:uiPriority="0" w:unhideWhenUsed="0"/>
-    <w:lsdException w:name="FollowedHyperlink" w:semiHidden="0" w:uiPriority="0" w:unhideWhenUsed="0"/>
-    <w:lsdException w:name="Strong" w:semiHidden="0" w:uiPriority="0" w:unhideWhenUsed="0" w:qFormat="1"/>
-    <w:lsdException w:name="Emphasis" w:semiHidden="0" w:uiPriority="0" w:unhideWhenUsed="0" w:qFormat="1"/>
-    <w:lsdException w:name="Document Map" w:semiHidden="0" w:uiPriority="0" w:unhideWhenUsed="0"/>
-    <w:lsdException w:name="Plain Text" w:semiHidden="0" w:uiPriority="0" w:unhideWhenUsed="0"/>
-    <w:lsdException w:name="E-mail Signature" w:semiHidden="0" w:uiPriority="0" w:unhideWhenUsed="0"/>
-    <w:lsdException w:name="Normal (Web)" w:semiHidden="0" w:uiPriority="0" w:unhideWhenUsed="0" w:qFormat="1"/>
-    <w:lsdException w:name="HTML Acronym" w:semiHidden="0" w:uiPriority="0" w:unhideWhenUsed="0"/>
-    <w:lsdException w:name="HTML Address" w:semiHidden="0" w:uiPriority="0" w:unhideWhenUsed="0"/>
-    <w:lsdException w:name="HTML Cite" w:semiHidden="0" w:uiPriority="0" w:unhideWhenUsed="0"/>
-    <w:lsdException w:name="HTML Code" w:semiHidden="0" w:uiPriority="0" w:unhideWhenUsed="0"/>
-    <w:lsdException w:name="HTML Definition" w:semiHidden="0" w:uiPriority="0" w:unhideWhenUsed="0"/>
-    <w:lsdException w:name="HTML Keyboard" w:semiHidden="0" w:uiPriority="0" w:unhideWhenUsed="0"/>
-    <w:lsdException w:name="HTML Preformatted" w:semiHidden="0" w:uiPriority="0" w:unhideWhenUsed="0"/>
-    <w:lsdException w:name="HTML Sample" w:semiHidden="0" w:uiPriority="0" w:unhideWhenUsed="0"/>
-    <w:lsdException w:name="HTML Typewriter" w:semiHidden="0" w:uiPriority="0" w:unhideWhenUsed="0"/>
-    <w:lsdException w:name="HTML Variable" w:semiHidden="0" w:uiPriority="0" w:unhideWhenUsed="0"/>
-    <w:lsdException w:name="Normal Table" w:uiPriority="0" w:unhideWhenUsed="0" w:qFormat="1"/>
-    <w:lsdException w:name="annotation subject" w:semiHidden="0" w:uiPriority="0" w:unhideWhenUsed="0"/>
-    <w:lsdException w:name="Table Simple 1" w:semiHidden="0" w:uiPriority="0" w:unhideWhenUsed="0"/>
-    <w:lsdException w:name="Table Simple 2" w:semiHidden="0" w:uiPriority="0" w:unhideWhenUsed="0"/>
-    <w:lsdException w:name="Table Simple 3" w:semiHidden="0" w:uiPriority="0" w:unhideWhenUsed="0"/>
-    <w:lsdException w:name="Table Classic 1" w:semiHidden="0" w:uiPriority="0" w:unhideWhenUsed="0"/>
-    <w:lsdException w:name="Table Classic 2" w:semiHidden="0" w:uiPriority="0" w:unhideWhenUsed="0"/>
-    <w:lsdException w:name="Table Classic 3" w:semiHidden="0" w:uiPriority="0" w:unhideWhenUsed="0"/>
-    <w:lsdException w:name="Table Classic 4" w:semiHidden="0" w:uiPriority="0" w:unhideWhenUsed="0"/>
-    <w:lsdException w:name="Table Colorful 1" w:semiHidden="0" w:uiPriority="0" w:unhideWhenUsed="0"/>
-    <w:lsdException w:name="Table Colorful 2" w:semiHidden="0" w:uiPriority="0" w:unhideWhenUsed="0"/>
-    <w:lsdException w:name="Table Colorful 3" w:semiHidden="0" w:uiPriority="0" w:unhideWhenUsed="0"/>
-    <w:lsdException w:name="Table Columns 1" w:semiHidden="0" w:uiPriority="0" w:unhideWhenUsed="0"/>
-    <w:lsdException w:name="Table Columns 2" w:semiHidden="0" w:uiPriority="0" w:unhideWhenUsed="0"/>
-    <w:lsdException w:name="Table Columns 3" w:semiHidden="0" w:uiPriority="0" w:unhideWhenUsed="0"/>
-    <w:lsdException w:name="Table Columns 4" w:semiHidden="0" w:uiPriority="0" w:unhideWhenUsed="0"/>
-    <w:lsdException w:name="Table Columns 5" w:semiHidden="0" w:uiPriority="0" w:unhideWhenUsed="0"/>
-    <w:lsdException w:name="Table Grid 1" w:semiHidden="0" w:uiPriority="0" w:unhideWhenUsed="0"/>
-    <w:lsdException w:name="Table Grid 2" w:semiHidden="0" w:uiPriority="0" w:unhideWhenUsed="0"/>
-    <w:lsdException w:name="Table Grid 3" w:semiHidden="0" w:uiPriority="0" w:unhideWhenUsed="0"/>
-    <w:lsdException w:name="Table Grid 4" w:semiHidden="0" w:uiPriority="0" w:unhideWhenUsed="0"/>
-    <w:lsdException w:name="Table Grid 5" w:semiHidden="0" w:uiPriority="0" w:unhideWhenUsed="0"/>
-    <w:lsdException w:name="Table Grid 6" w:semiHidden="0" w:uiPriority="0" w:unhideWhenUsed="0"/>
-    <w:lsdException w:name="Table Grid 7" w:semiHidden="0" w:uiPriority="0" w:unhideWhenUsed="0"/>
-    <w:lsdException w:name="Table Grid 8" w:semiHidden="0" w:uiPriority="0" w:unhideWhenUsed="0"/>
-    <w:lsdException w:name="Table List 1" w:semiHidden="0" w:uiPriority="0" w:unhideWhenUsed="0"/>
-    <w:lsdException w:name="Table List 2" w:semiHidden="0" w:uiPriority="0" w:unhideWhenUsed="0"/>
-    <w:lsdException w:name="Table List 3" w:semiHidden="0" w:uiPriority="0" w:unhideWhenUsed="0"/>
-    <w:lsdException w:name="Table List 4" w:semiHidden="0" w:uiPriority="0" w:unhideWhenUsed="0"/>
-    <w:lsdException w:name="Table List 5" w:semiHidden="0" w:uiPriority="0" w:unhideWhenUsed="0"/>
-    <w:lsdException w:name="Table List 6" w:semiHidden="0" w:uiPriority="0" w:unhideWhenUsed="0"/>
-    <w:lsdException w:name="Table List 7" w:semiHidden="0" w:uiPriority="0" w:unhideWhenUsed="0"/>
-    <w:lsdException w:name="Table List 8" w:semiHidden="0" w:uiPriority="0" w:unhideWhenUsed="0"/>
-    <w:lsdException w:name="Table 3D effects 1" w:semiHidden="0" w:uiPriority="0" w:unhideWhenUsed="0"/>
-    <w:lsdException w:name="Table 3D effects 2" w:semiHidden="0" w:uiPriority="0" w:unhideWhenUsed="0"/>
-    <w:lsdException w:name="Table 3D effects 3" w:semiHidden="0" w:uiPriority="0" w:unhideWhenUsed="0"/>
-    <w:lsdException w:name="Table Contemporary" w:semiHidden="0" w:uiPriority="0" w:unhideWhenUsed="0"/>
-    <w:lsdException w:name="Table Elegant" w:semiHidden="0" w:uiPriority="0" w:unhideWhenUsed="0"/>
-    <w:lsdException w:name="Table Professional" w:semiHidden="0" w:uiPriority="0" w:unhideWhenUsed="0"/>
-    <w:lsdException w:name="Table Subtle 1" w:semiHidden="0" w:uiPriority="0" w:unhideWhenUsed="0"/>
-    <w:lsdException w:name="Table Subtle 2" w:semiHidden="0" w:uiPriority="0" w:unhideWhenUsed="0"/>
-    <w:lsdException w:name="Table Web 1" w:semiHidden="0" w:uiPriority="0" w:unhideWhenUsed="0"/>
-    <w:lsdException w:name="Table Web 2" w:semiHidden="0" w:uiPriority="0" w:unhideWhenUsed="0"/>
-    <w:lsdException w:name="Table Web 3" w:semiHidden="0" w:uiPriority="0" w:unhideWhenUsed="0"/>
-    <w:lsdException w:name="Balloon Text" w:semiHidden="0" w:uiPriority="0" w:unhideWhenUsed="0"/>
-    <w:lsdException w:name="Table Grid" w:semiHidden="0" w:uiPriority="0" w:unhideWhenUsed="0" w:qFormat="1"/>
-    <w:lsdException w:name="Table Theme" w:semiHidden="0" w:uiPriority="0" w:unhideWhenUsed="0"/>
-    <w:lsdException w:name="Light Shading" w:semiHidden="0" w:uiPriority="60" w:unhideWhenUsed="0"/>
-    <w:lsdException w:name="Light List" w:semiHidden="0" w:uiPriority="61" w:unhideWhenUsed="0"/>
-    <w:lsdException w:name="Light Grid" w:semiHidden="0" w:uiPriority="62" w:unhideWhenUsed="0"/>
-    <w:lsdException w:name="Medium Shading 1" w:semiHidden="0" w:uiPriority="63" w:unhideWhenUsed="0"/>
-    <w:lsdException w:name="Medium Shading 2" w:semiHidden="0" w:uiPriority="64" w:unhideWhenUsed="0"/>
-    <w:lsdException w:name="Medium List 1" w:semiHidden="0" w:uiPriority="65" w:unhideWhenUsed="0"/>
-    <w:lsdException w:name="Medium List 2" w:semiHidden="0" w:uiPriority="66" w:unhideWhenUsed="0"/>
-    <w:lsdException w:name="Medium Grid 1" w:semiHidden="0" w:uiPriority="67" w:unhideWhenUsed="0"/>
-    <w:lsdException w:name="Medium Grid 2" w:semiHidden="0" w:uiPriority="68" w:unhideWhenUsed="0"/>
-    <w:lsdException w:name="Medium Grid 3" w:semiHidden="0" w:uiPriority="69" w:unhideWhenUsed="0"/>
-    <w:lsdException w:name="Dark List" w:semiHidden="0" w:uiPriority="70" w:unhideWhenUsed="0"/>
-    <w:lsdException w:name="Colorful Shading" w:semiHidden="0" w:uiPriority="71" w:unhideWhenUsed="0"/>
-    <w:lsdException w:name="Colorful List" w:semiHidden="0" w:uiPriority="72" w:unhideWhenUsed="0"/>
-    <w:lsdException w:name="Colorful Grid" w:semiHidden="0" w:uiPriority="73" w:unhideWhenUsed="0"/>
-    <w:lsdException w:name="Light Shading Accent 1" w:semiHidden="0" w:uiPriority="60" w:unhideWhenUsed="0"/>
-    <w:lsdException w:name="Light List Accent 1" w:semiHidden="0" w:uiPriority="61" w:unhideWhenUsed="0"/>
-    <w:lsdException w:name="Light Grid Accent 1" w:semiHidden="0" w:uiPriority="62" w:unhideWhenUsed="0"/>
-    <w:lsdException w:name="Medium Shading 1 Accent 1" w:semiHidden="0" w:uiPriority="63" w:unhideWhenUsed="0"/>
-    <w:lsdException w:name="Medium Shading 2 Accent 1" w:semiHidden="0" w:uiPriority="64" w:unhideWhenUsed="0"/>
-    <w:lsdException w:name="Medium List 1 Accent 1" w:semiHidden="0" w:uiPriority="65" w:unhideWhenUsed="0"/>
-    <w:lsdException w:name="Medium List 2 Accent 1" w:semiHidden="0" w:uiPriority="66" w:unhideWhenUsed="0"/>
-    <w:lsdException w:name="Medium Grid 1 Accent 1" w:semiHidden="0" w:uiPriority="67" w:unhideWhenUsed="0"/>
-    <w:lsdException w:name="Medium Grid 2 Accent 1" w:semiHidden="0" w:uiPriority="68" w:unhideWhenUsed="0"/>
-    <w:lsdException w:name="Medium Grid 3 Accent 1" w:semiHidden="0" w:uiPriority="69" w:unhideWhenUsed="0"/>
-    <w:lsdException w:name="Dark List Accent 1" w:semiHidden="0" w:uiPriority="70" w:unhideWhenUsed="0"/>
-    <w:lsdException w:name="Colorful Shading Accent 1" w:semiHidden="0" w:uiPriority="71" w:unhideWhenUsed="0"/>
-    <w:lsdException w:name="Colorful List Accent 1" w:semiHidden="0" w:uiPriority="72" w:unhideWhenUsed="0"/>
-    <w:lsdException w:name="Colorful Grid Accent 1" w:semiHidden="0" w:uiPriority="73" w:unhideWhenUsed="0"/>
-    <w:lsdException w:name="Light Shading Accent 2" w:semiHidden="0" w:uiPriority="60" w:unhideWhenUsed="0"/>
-    <w:lsdException w:name="Light List Accent 2" w:semiHidden="0" w:uiPriority="61" w:unhideWhenUsed="0"/>
-    <w:lsdException w:name="Light Grid Accent 2" w:semiHidden="0" w:uiPriority="62" w:unhideWhenUsed="0"/>
-    <w:lsdException w:name="Medium Shading 1 Accent 2" w:semiHidden="0" w:uiPriority="63" w:unhideWhenUsed="0"/>
-    <w:lsdException w:name="Medium Shading 2 Accent 2" w:semiHidden="0" w:uiPriority="64" w:unhideWhenUsed="0"/>
-    <w:lsdException w:name="Medium List 1 Accent 2" w:semiHidden="0" w:uiPriority="65" w:unhideWhenUsed="0"/>
-    <w:lsdException w:name="Medium List 2 Accent 2" w:semiHidden="0" w:uiPriority="66" w:unhideWhenUsed="0"/>
-    <w:lsdException w:name="Medium Grid 1 Accent 2" w:semiHidden="0" w:uiPriority="67" w:unhideWhenUsed="0"/>
-    <w:lsdException w:name="Medium Grid 2 Accent 2" w:semiHidden="0" w:uiPriority="68" w:unhideWhenUsed="0"/>
-    <w:lsdException w:name="Medium Grid 3 Accent 2" w:semiHidden="0" w:uiPriority="69" w:unhideWhenUsed="0"/>
-    <w:lsdException w:name="Dark List Accent 2" w:semiHidden="0" w:uiPriority="70" w:unhideWhenUsed="0"/>
-    <w:lsdException w:name="Colorful Shading Accent 2" w:semiHidden="0" w:uiPriority="71" w:unhideWhenUsed="0"/>
-    <w:lsdException w:name="Colorful List Accent 2" w:semiHidden="0" w:uiPriority="72" w:unhideWhenUsed="0"/>
-    <w:lsdException w:name="Colorful Grid Accent 2" w:semiHidden="0" w:uiPriority="73" w:unhideWhenUsed="0"/>
-    <w:lsdException w:name="Light Shading Accent 3" w:semiHidden="0" w:uiPriority="60" w:unhideWhenUsed="0"/>
-    <w:lsdException w:name="Light List Accent 3" w:semiHidden="0" w:uiPriority="61" w:unhideWhenUsed="0"/>
-    <w:lsdException w:name="Light Grid Accent 3" w:semiHidden="0" w:uiPriority="62" w:unhideWhenUsed="0"/>
-    <w:lsdException w:name="Medium Shading 1 Accent 3" w:semiHidden="0" w:uiPriority="63" w:unhideWhenUsed="0"/>
-    <w:lsdException w:name="Medium Shading 2 Accent 3" w:semiHidden="0" w:uiPriority="64" w:unhideWhenUsed="0"/>
-    <w:lsdException w:name="Medium List 1 Accent 3" w:semiHidden="0" w:uiPriority="65" w:unhideWhenUsed="0"/>
-    <w:lsdException w:name="Medium List 2 Accent 3" w:semiHidden="0" w:uiPriority="66" w:unhideWhenUsed="0"/>
-    <w:lsdException w:name="Medium Grid 1 Accent 3" w:semiHidden="0" w:uiPriority="67" w:unhideWhenUsed="0"/>
-    <w:lsdException w:name="Medium Grid 2 Accent 3" w:semiHidden="0" w:uiPriority="68" w:unhideWhenUsed="0"/>
-    <w:lsdException w:name="Medium Grid 3 Accent 3" w:semiHidden="0" w:uiPriority="69" w:unhideWhenUsed="0"/>
-    <w:lsdException w:name="Dark List Accent 3" w:semiHidden="0" w:uiPriority="70" w:unhideWhenUsed="0"/>
-    <w:lsdException w:name="Colorful Shading Accent 3" w:semiHidden="0" w:uiPriority="71" w:unhideWhenUsed="0"/>
-    <w:lsdException w:name="Colorful List Accent 3" w:semiHidden="0" w:uiPriority="72" w:unhideWhenUsed="0"/>
-    <w:lsdException w:name="Colorful Grid Accent 3" w:semiHidden="0" w:uiPriority="73" w:unhideWhenUsed="0"/>
-    <w:lsdException w:name="Light Shading Accent 4" w:semiHidden="0" w:uiPriority="60" w:unhideWhenUsed="0"/>
-    <w:lsdException w:name="Light List Accent 4" w:semiHidden="0" w:uiPriority="61" w:unhideWhenUsed="0"/>
-    <w:lsdException w:name="Light Grid Accent 4" w:semiHidden="0" w:uiPriority="62" w:unhideWhenUsed="0"/>
-    <w:lsdException w:name="Medium Shading 1 Accent 4" w:semiHidden="0" w:uiPriority="63" w:unhideWhenUsed="0"/>
-    <w:lsdException w:name="Medium Shading 2 Accent 4" w:semiHidden="0" w:uiPriority="64" w:unhideWhenUsed="0"/>
-    <w:lsdException w:name="Medium List 1 Accent 4" w:semiHidden="0" w:uiPriority="65" w:unhideWhenUsed="0"/>
-    <w:lsdException w:name="Medium List 2 Accent 4" w:semiHidden="0" w:uiPriority="66" w:unhideWhenUsed="0"/>
-    <w:lsdException w:name="Medium Grid 1 Accent 4" w:semiHidden="0" w:uiPriority="67" w:unhideWhenUsed="0"/>
-    <w:lsdException w:name="Medium Grid 2 Accent 4" w:semiHidden="0" w:uiPriority="68" w:unhideWhenUsed="0"/>
-    <w:lsdException w:name="Medium Grid 3 Accent 4" w:semiHidden="0" w:uiPriority="69" w:unhideWhenUsed="0"/>
-    <w:lsdException w:name="Dark List Accent 4" w:semiHidden="0" w:uiPriority="70" w:unhideWhenUsed="0"/>
-    <w:lsdException w:name="Colorful Shading Accent 4" w:semiHidden="0" w:uiPriority="71" w:unhideWhenUsed="0"/>
-    <w:lsdException w:name="Colorful List Accent 4" w:semiHidden="0" w:uiPriority="72" w:unhideWhenUsed="0"/>
-    <w:lsdException w:name="Colorful Grid Accent 4" w:semiHidden="0" w:uiPriority="73" w:unhideWhenUsed="0"/>
-    <w:lsdException w:name="Light Shading Accent 5" w:semiHidden="0" w:uiPriority="60" w:unhideWhenUsed="0"/>
-    <w:lsdException w:name="Light List Accent 5" w:semiHidden="0" w:uiPriority="61" w:unhideWhenUsed="0"/>
-    <w:lsdException w:name="Light Grid Accent 5" w:semiHidden="0" w:uiPriority="62" w:unhideWhenUsed="0"/>
-    <w:lsdException w:name="Medium Shading 1 Accent 5" w:semiHidden="0" w:uiPriority="63" w:unhideWhenUsed="0"/>
-    <w:lsdException w:name="Medium Shading 2 Accent 5" w:semiHidden="0" w:uiPriority="64" w:unhideWhenUsed="0"/>
-    <w:lsdException w:name="Medium List 1 Accent 5" w:semiHidden="0" w:uiPriority="65" w:unhideWhenUsed="0"/>
-    <w:lsdException w:name="Medium List 2 Accent 5" w:semiHidden="0" w:uiPriority="66" w:unhideWhenUsed="0"/>
-    <w:lsdException w:name="Medium Grid 1 Accent 5" w:semiHidden="0" w:uiPriority="67" w:unhideWhenUsed="0"/>
-    <w:lsdException w:name="Medium Grid 2 Accent 5" w:semiHidden="0" w:uiPriority="68" w:unhideWhenUsed="0"/>
-    <w:lsdException w:name="Medium Grid 3 Accent 5" w:semiHidden="0" w:uiPriority="69" w:unhideWhenUsed="0"/>
-    <w:lsdException w:name="Dark List Accent 5" w:semiHidden="0" w:uiPriority="70" w:unhideWhenUsed="0"/>
-    <w:lsdException w:name="Colorful Shading Accent 5" w:semiHidden="0" w:uiPriority="71" w:unhideWhenUsed="0"/>
-    <w:lsdException w:name="Colorful List Accent 5" w:semiHidden="0" w:uiPriority="72" w:unhideWhenUsed="0"/>
-    <w:lsdException w:name="Colorful Grid Accent 5" w:semiHidden="0" w:uiPriority="73" w:unhideWhenUsed="0"/>
-    <w:lsdException w:name="Light Shading Accent 6" w:semiHidden="0" w:uiPriority="60" w:unhideWhenUsed="0"/>
-    <w:lsdException w:name="Light List Accent 6" w:semiHidden="0" w:uiPriority="61" w:unhideWhenUsed="0"/>
-    <w:lsdException w:name="Light Grid Accent 6" w:semiHidden="0" w:uiPriority="62" w:unhideWhenUsed="0"/>
-    <w:lsdException w:name="Medium Shading 1 Accent 6" w:semiHidden="0" w:uiPriority="63" w:unhideWhenUsed="0"/>
-    <w:lsdException w:name="Medium Shading 2 Accent 6" w:semiHidden="0" w:uiPriority="64" w:unhideWhenUsed="0"/>
-    <w:lsdException w:name="Medium List 1 Accent 6" w:semiHidden="0" w:uiPriority="65" w:unhideWhenUsed="0"/>
-    <w:lsdException w:name="Medium List 2 Accent 6" w:semiHidden="0" w:uiPriority="66" w:unhideWhenUsed="0"/>
-    <w:lsdException w:name="Medium Grid 1 Accent 6" w:semiHidden="0" w:uiPriority="67" w:unhideWhenUsed="0"/>
-    <w:lsdException w:name="Medium Grid 2 Accent 6" w:semiHidden="0" w:uiPriority="68" w:unhideWhenUsed="0"/>
-    <w:lsdException w:name="Medium Grid 3 Accent 6" w:semiHidden="0" w:uiPriority="69" w:unhideWhenUsed="0"/>
-    <w:lsdException w:name="Dark List Accent 6" w:semiHidden="0" w:uiPriority="70" w:unhideWhenUsed="0"/>
-    <w:lsdException w:name="Colorful Shading Accent 6" w:semiHidden="0" w:uiPriority="71" w:unhideWhenUsed="0"/>
-    <w:lsdException w:name="Colorful List Accent 6" w:semiHidden="0" w:uiPriority="72" w:unhideWhenUsed="0"/>
-    <w:lsdException w:name="Colorful Grid Accent 6" w:semiHidden="0" w:uiPriority="73" w:unhideWhenUsed="0"/>
+  <w:latentStyles w:count="260" w:defQFormat="0" w:defUnhideWhenUsed="1" w:defSemiHidden="1" w:defUIPriority="99" w:defLockedState="0">
+    <w:lsdException w:qFormat="1" w:unhideWhenUsed="0" w:uiPriority="0" w:semiHidden="0" w:name="Normal"/>
+    <w:lsdException w:qFormat="1" w:unhideWhenUsed="0" w:uiPriority="0" w:semiHidden="0" w:name="heading 1"/>
+    <w:lsdException w:qFormat="1" w:uiPriority="0" w:semiHidden="0" w:name="heading 2"/>
+    <w:lsdException w:qFormat="1" w:uiPriority="0" w:name="heading 3"/>
+    <w:lsdException w:qFormat="1" w:uiPriority="0" w:semiHidden="0" w:name="heading 4"/>
+    <w:lsdException w:qFormat="1" w:uiPriority="0" w:name="heading 5"/>
+    <w:lsdException w:qFormat="1" w:uiPriority="0" w:name="heading 6"/>
+    <w:lsdException w:qFormat="1" w:uiPriority="0" w:name="heading 7"/>
+    <w:lsdException w:qFormat="1" w:uiPriority="0" w:name="heading 8"/>
+    <w:lsdException w:qFormat="1" w:uiPriority="0" w:name="heading 9"/>
+    <w:lsdException w:unhideWhenUsed="0" w:uiPriority="0" w:semiHidden="0" w:name="index 1"/>
+    <w:lsdException w:unhideWhenUsed="0" w:uiPriority="0" w:semiHidden="0" w:name="index 2"/>
+    <w:lsdException w:unhideWhenUsed="0" w:uiPriority="0" w:semiHidden="0" w:name="index 3"/>
+    <w:lsdException w:unhideWhenUsed="0" w:uiPriority="0" w:semiHidden="0" w:name="index 4"/>
+    <w:lsdException w:unhideWhenUsed="0" w:uiPriority="0" w:semiHidden="0" w:name="index 5"/>
+    <w:lsdException w:unhideWhenUsed="0" w:uiPriority="0" w:semiHidden="0" w:name="index 6"/>
+    <w:lsdException w:unhideWhenUsed="0" w:uiPriority="0" w:semiHidden="0" w:name="index 7"/>
+    <w:lsdException w:unhideWhenUsed="0" w:uiPriority="0" w:semiHidden="0" w:name="index 8"/>
+    <w:lsdException w:unhideWhenUsed="0" w:uiPriority="0" w:semiHidden="0" w:name="index 9"/>
+    <w:lsdException w:qFormat="1" w:unhideWhenUsed="0" w:uiPriority="0" w:semiHidden="0" w:name="toc 1"/>
+    <w:lsdException w:qFormat="1" w:unhideWhenUsed="0" w:uiPriority="0" w:semiHidden="0" w:name="toc 2"/>
+    <w:lsdException w:qFormat="1" w:unhideWhenUsed="0" w:uiPriority="0" w:semiHidden="0" w:name="toc 3"/>
+    <w:lsdException w:unhideWhenUsed="0" w:uiPriority="0" w:semiHidden="0" w:name="toc 4"/>
+    <w:lsdException w:unhideWhenUsed="0" w:uiPriority="0" w:semiHidden="0" w:name="toc 5"/>
+    <w:lsdException w:unhideWhenUsed="0" w:uiPriority="0" w:semiHidden="0" w:name="toc 6"/>
+    <w:lsdException w:unhideWhenUsed="0" w:uiPriority="0" w:semiHidden="0" w:name="toc 7"/>
+    <w:lsdException w:unhideWhenUsed="0" w:uiPriority="0" w:semiHidden="0" w:name="toc 8"/>
+    <w:lsdException w:unhideWhenUsed="0" w:uiPriority="0" w:semiHidden="0" w:name="toc 9"/>
+    <w:lsdException w:unhideWhenUsed="0" w:uiPriority="0" w:semiHidden="0" w:name="Normal Indent"/>
+    <w:lsdException w:unhideWhenUsed="0" w:uiPriority="0" w:semiHidden="0" w:name="footnote text"/>
+    <w:lsdException w:qFormat="1" w:unhideWhenUsed="0" w:uiPriority="0" w:semiHidden="0" w:name="annotation text"/>
+    <w:lsdException w:qFormat="1" w:unhideWhenUsed="0" w:uiPriority="0" w:semiHidden="0" w:name="header"/>
+    <w:lsdException w:qFormat="1" w:unhideWhenUsed="0" w:uiPriority="0" w:semiHidden="0" w:name="footer"/>
+    <w:lsdException w:unhideWhenUsed="0" w:uiPriority="0" w:semiHidden="0" w:name="index heading"/>
+    <w:lsdException w:qFormat="1" w:uiPriority="0" w:name="caption"/>
+    <w:lsdException w:unhideWhenUsed="0" w:uiPriority="0" w:semiHidden="0" w:name="table of figures"/>
+    <w:lsdException w:unhideWhenUsed="0" w:uiPriority="0" w:semiHidden="0" w:name="envelope address"/>
+    <w:lsdException w:unhideWhenUsed="0" w:uiPriority="0" w:semiHidden="0" w:name="envelope return"/>
+    <w:lsdException w:unhideWhenUsed="0" w:uiPriority="0" w:semiHidden="0" w:name="footnote reference"/>
+    <w:lsdException w:unhideWhenUsed="0" w:uiPriority="0" w:semiHidden="0" w:name="annotation reference"/>
+    <w:lsdException w:unhideWhenUsed="0" w:uiPriority="0" w:semiHidden="0" w:name="line number"/>
+    <w:lsdException w:unhideWhenUsed="0" w:uiPriority="0" w:semiHidden="0" w:name="page number"/>
+    <w:lsdException w:unhideWhenUsed="0" w:uiPriority="0" w:semiHidden="0" w:name="endnote reference"/>
+    <w:lsdException w:unhideWhenUsed="0" w:uiPriority="0" w:semiHidden="0" w:name="endnote text"/>
+    <w:lsdException w:unhideWhenUsed="0" w:uiPriority="0" w:semiHidden="0" w:name="table of authorities"/>
+    <w:lsdException w:unhideWhenUsed="0" w:uiPriority="0" w:semiHidden="0" w:name="macro"/>
+    <w:lsdException w:unhideWhenUsed="0" w:uiPriority="0" w:semiHidden="0" w:name="toa heading"/>
+    <w:lsdException w:unhideWhenUsed="0" w:uiPriority="0" w:semiHidden="0" w:name="List"/>
+    <w:lsdException w:unhideWhenUsed="0" w:uiPriority="0" w:semiHidden="0" w:name="List Bullet"/>
+    <w:lsdException w:unhideWhenUsed="0" w:uiPriority="0" w:semiHidden="0" w:name="List Number"/>
+    <w:lsdException w:unhideWhenUsed="0" w:uiPriority="0" w:semiHidden="0" w:name="List 2"/>
+    <w:lsdException w:unhideWhenUsed="0" w:uiPriority="0" w:semiHidden="0" w:name="List 3"/>
+    <w:lsdException w:unhideWhenUsed="0" w:uiPriority="0" w:semiHidden="0" w:name="List 4"/>
+    <w:lsdException w:unhideWhenUsed="0" w:uiPriority="0" w:semiHidden="0" w:name="List 5"/>
+    <w:lsdException w:unhideWhenUsed="0" w:uiPriority="0" w:semiHidden="0" w:name="List Bullet 2"/>
+    <w:lsdException w:unhideWhenUsed="0" w:uiPriority="0" w:semiHidden="0" w:name="List Bullet 3"/>
+    <w:lsdException w:unhideWhenUsed="0" w:uiPriority="0" w:semiHidden="0" w:name="List Bullet 4"/>
+    <w:lsdException w:unhideWhenUsed="0" w:uiPriority="0" w:semiHidden="0" w:name="List Bullet 5"/>
+    <w:lsdException w:unhideWhenUsed="0" w:uiPriority="0" w:semiHidden="0" w:name="List Number 2"/>
+    <w:lsdException w:unhideWhenUsed="0" w:uiPriority="0" w:semiHidden="0" w:name="List Number 3"/>
+    <w:lsdException w:unhideWhenUsed="0" w:uiPriority="0" w:semiHidden="0" w:name="List Number 4"/>
+    <w:lsdException w:unhideWhenUsed="0" w:uiPriority="0" w:semiHidden="0" w:name="List Number 5"/>
+    <w:lsdException w:qFormat="1" w:unhideWhenUsed="0" w:uiPriority="0" w:semiHidden="0" w:name="Title"/>
+    <w:lsdException w:unhideWhenUsed="0" w:uiPriority="0" w:semiHidden="0" w:name="Closing"/>
+    <w:lsdException w:unhideWhenUsed="0" w:uiPriority="0" w:semiHidden="0" w:name="Signature"/>
+    <w:lsdException w:qFormat="1" w:unhideWhenUsed="0" w:uiPriority="0" w:name="Default Paragraph Font"/>
+    <w:lsdException w:qFormat="1" w:unhideWhenUsed="0" w:uiPriority="0" w:name="Body Text"/>
+    <w:lsdException w:unhideWhenUsed="0" w:uiPriority="0" w:semiHidden="0" w:name="Body Text Indent"/>
+    <w:lsdException w:unhideWhenUsed="0" w:uiPriority="0" w:semiHidden="0" w:name="List Continue"/>
+    <w:lsdException w:unhideWhenUsed="0" w:uiPriority="0" w:semiHidden="0" w:name="List Continue 2"/>
+    <w:lsdException w:unhideWhenUsed="0" w:uiPriority="0" w:semiHidden="0" w:name="List Continue 3"/>
+    <w:lsdException w:unhideWhenUsed="0" w:uiPriority="0" w:semiHidden="0" w:name="List Continue 4"/>
+    <w:lsdException w:unhideWhenUsed="0" w:uiPriority="0" w:semiHidden="0" w:name="List Continue 5"/>
+    <w:lsdException w:unhideWhenUsed="0" w:uiPriority="0" w:semiHidden="0" w:name="Message Header"/>
+    <w:lsdException w:qFormat="1" w:unhideWhenUsed="0" w:uiPriority="0" w:semiHidden="0" w:name="Subtitle"/>
+    <w:lsdException w:unhideWhenUsed="0" w:uiPriority="0" w:semiHidden="0" w:name="Salutation"/>
+    <w:lsdException w:unhideWhenUsed="0" w:uiPriority="0" w:semiHidden="0" w:name="Date"/>
+    <w:lsdException w:unhideWhenUsed="0" w:uiPriority="0" w:semiHidden="0" w:name="Body Text First Indent"/>
+    <w:lsdException w:unhideWhenUsed="0" w:uiPriority="0" w:semiHidden="0" w:name="Body Text First Indent 2"/>
+    <w:lsdException w:uiPriority="99" w:name="Note Heading"/>
+    <w:lsdException w:unhideWhenUsed="0" w:uiPriority="0" w:semiHidden="0" w:name="Body Text 2"/>
+    <w:lsdException w:unhideWhenUsed="0" w:uiPriority="0" w:semiHidden="0" w:name="Body Text 3"/>
+    <w:lsdException w:unhideWhenUsed="0" w:uiPriority="0" w:semiHidden="0" w:name="Body Text Indent 2"/>
+    <w:lsdException w:unhideWhenUsed="0" w:uiPriority="0" w:semiHidden="0" w:name="Body Text Indent 3"/>
+    <w:lsdException w:unhideWhenUsed="0" w:uiPriority="0" w:semiHidden="0" w:name="Block Text"/>
+    <w:lsdException w:unhideWhenUsed="0" w:uiPriority="0" w:semiHidden="0" w:name="Hyperlink"/>
+    <w:lsdException w:unhideWhenUsed="0" w:uiPriority="0" w:semiHidden="0" w:name="FollowedHyperlink"/>
+    <w:lsdException w:qFormat="1" w:unhideWhenUsed="0" w:uiPriority="0" w:semiHidden="0" w:name="Strong"/>
+    <w:lsdException w:qFormat="1" w:unhideWhenUsed="0" w:uiPriority="0" w:semiHidden="0" w:name="Emphasis"/>
+    <w:lsdException w:unhideWhenUsed="0" w:uiPriority="0" w:semiHidden="0" w:name="Document Map"/>
+    <w:lsdException w:unhideWhenUsed="0" w:uiPriority="0" w:semiHidden="0" w:name="Plain Text"/>
+    <w:lsdException w:unhideWhenUsed="0" w:uiPriority="0" w:semiHidden="0" w:name="E-mail Signature"/>
+    <w:lsdException w:qFormat="1" w:unhideWhenUsed="0" w:uiPriority="0" w:semiHidden="0" w:name="Normal (Web)"/>
+    <w:lsdException w:unhideWhenUsed="0" w:uiPriority="0" w:semiHidden="0" w:name="HTML Acronym"/>
+    <w:lsdException w:unhideWhenUsed="0" w:uiPriority="0" w:semiHidden="0" w:name="HTML Address"/>
+    <w:lsdException w:unhideWhenUsed="0" w:uiPriority="0" w:semiHidden="0" w:name="HTML Cite"/>
+    <w:lsdException w:unhideWhenUsed="0" w:uiPriority="0" w:semiHidden="0" w:name="HTML Code"/>
+    <w:lsdException w:unhideWhenUsed="0" w:uiPriority="0" w:semiHidden="0" w:name="HTML Definition"/>
+    <w:lsdException w:unhideWhenUsed="0" w:uiPriority="0" w:semiHidden="0" w:name="HTML Keyboard"/>
+    <w:lsdException w:unhideWhenUsed="0" w:uiPriority="0" w:semiHidden="0" w:name="HTML Preformatted"/>
+    <w:lsdException w:unhideWhenUsed="0" w:uiPriority="0" w:semiHidden="0" w:name="HTML Sample"/>
+    <w:lsdException w:unhideWhenUsed="0" w:uiPriority="0" w:semiHidden="0" w:name="HTML Typewriter"/>
+    <w:lsdException w:unhideWhenUsed="0" w:uiPriority="0" w:semiHidden="0" w:name="HTML Variable"/>
+    <w:lsdException w:qFormat="1" w:unhideWhenUsed="0" w:uiPriority="0" w:name="Normal Table"/>
+    <w:lsdException w:unhideWhenUsed="0" w:uiPriority="0" w:semiHidden="0" w:name="annotation subject"/>
+    <w:lsdException w:unhideWhenUsed="0" w:uiPriority="0" w:semiHidden="0" w:name="Table Simple 1"/>
+    <w:lsdException w:unhideWhenUsed="0" w:uiPriority="0" w:semiHidden="0" w:name="Table Simple 2"/>
+    <w:lsdException w:unhideWhenUsed="0" w:uiPriority="0" w:semiHidden="0" w:name="Table Simple 3"/>
+    <w:lsdException w:unhideWhenUsed="0" w:uiPriority="0" w:semiHidden="0" w:name="Table Classic 1"/>
+    <w:lsdException w:unhideWhenUsed="0" w:uiPriority="0" w:semiHidden="0" w:name="Table Classic 2"/>
+    <w:lsdException w:unhideWhenUsed="0" w:uiPriority="0" w:semiHidden="0" w:name="Table Classic 3"/>
+    <w:lsdException w:unhideWhenUsed="0" w:uiPriority="0" w:semiHidden="0" w:name="Table Classic 4"/>
+    <w:lsdException w:unhideWhenUsed="0" w:uiPriority="0" w:semiHidden="0" w:name="Table Colorful 1"/>
+    <w:lsdException w:unhideWhenUsed="0" w:uiPriority="0" w:semiHidden="0" w:name="Table Colorful 2"/>
+    <w:lsdException w:unhideWhenUsed="0" w:uiPriority="0" w:semiHidden="0" w:name="Table Colorful 3"/>
+    <w:lsdException w:unhideWhenUsed="0" w:uiPriority="0" w:semiHidden="0" w:name="Table Columns 1"/>
+    <w:lsdException w:unhideWhenUsed="0" w:uiPriority="0" w:semiHidden="0" w:name="Table Columns 2"/>
+    <w:lsdException w:unhideWhenUsed="0" w:uiPriority="0" w:semiHidden="0" w:name="Table Columns 3"/>
+    <w:lsdException w:unhideWhenUsed="0" w:uiPriority="0" w:semiHidden="0" w:name="Table Columns 4"/>
+    <w:lsdException w:unhideWhenUsed="0" w:uiPriority="0" w:semiHidden="0" w:name="Table Columns 5"/>
+    <w:lsdException w:unhideWhenUsed="0" w:uiPriority="0" w:semiHidden="0" w:name="Table Grid 1"/>
+    <w:lsdException w:unhideWhenUsed="0" w:uiPriority="0" w:semiHidden="0" w:name="Table Grid 2"/>
+    <w:lsdException w:unhideWhenUsed="0" w:uiPriority="0" w:semiHidden="0" w:name="Table Grid 3"/>
+    <w:lsdException w:unhideWhenUsed="0" w:uiPriority="0" w:semiHidden="0" w:name="Table Grid 4"/>
+    <w:lsdException w:unhideWhenUsed="0" w:uiPriority="0" w:semiHidden="0" w:name="Table Grid 5"/>
+    <w:lsdException w:unhideWhenUsed="0" w:uiPriority="0" w:semiHidden="0" w:name="Table Grid 6"/>
+    <w:lsdException w:unhideWhenUsed="0" w:uiPriority="0" w:semiHidden="0" w:name="Table Grid 7"/>
+    <w:lsdException w:unhideWhenUsed="0" w:uiPriority="0" w:semiHidden="0" w:name="Table Grid 8"/>
+    <w:lsdException w:unhideWhenUsed="0" w:uiPriority="0" w:semiHidden="0" w:name="Table List 1"/>
+    <w:lsdException w:unhideWhenUsed="0" w:uiPriority="0" w:semiHidden="0" w:name="Table List 2"/>
+    <w:lsdException w:unhideWhenUsed="0" w:uiPriority="0" w:semiHidden="0" w:name="Table List 3"/>
+    <w:lsdException w:unhideWhenUsed="0" w:uiPriority="0" w:semiHidden="0" w:name="Table List 4"/>
+    <w:lsdException w:unhideWhenUsed="0" w:uiPriority="0" w:semiHidden="0" w:name="Table List 5"/>
+    <w:lsdException w:unhideWhenUsed="0" w:uiPriority="0" w:semiHidden="0" w:name="Table List 6"/>
+    <w:lsdException w:unhideWhenUsed="0" w:uiPriority="0" w:semiHidden="0" w:name="Table List 7"/>
+    <w:lsdException w:unhideWhenUsed="0" w:uiPriority="0" w:semiHidden="0" w:name="Table List 8"/>
+    <w:lsdException w:unhideWhenUsed="0" w:uiPriority="0" w:semiHidden="0" w:name="Table 3D effects 1"/>
+    <w:lsdException w:unhideWhenUsed="0" w:uiPriority="0" w:semiHidden="0" w:name="Table 3D effects 2"/>
+    <w:lsdException w:unhideWhenUsed="0" w:uiPriority="0" w:semiHidden="0" w:name="Table 3D effects 3"/>
+    <w:lsdException w:unhideWhenUsed="0" w:uiPriority="0" w:semiHidden="0" w:name="Table Contemporary"/>
+    <w:lsdException w:unhideWhenUsed="0" w:uiPriority="0" w:semiHidden="0" w:name="Table Elegant"/>
+    <w:lsdException w:unhideWhenUsed="0" w:uiPriority="0" w:semiHidden="0" w:name="Table Professional"/>
+    <w:lsdException w:unhideWhenUsed="0" w:uiPriority="0" w:semiHidden="0" w:name="Table Subtle 1"/>
+    <w:lsdException w:unhideWhenUsed="0" w:uiPriority="0" w:semiHidden="0" w:name="Table Subtle 2"/>
+    <w:lsdException w:unhideWhenUsed="0" w:uiPriority="0" w:semiHidden="0" w:name="Table Web 1"/>
+    <w:lsdException w:unhideWhenUsed="0" w:uiPriority="0" w:semiHidden="0" w:name="Table Web 2"/>
+    <w:lsdException w:unhideWhenUsed="0" w:uiPriority="0" w:semiHidden="0" w:name="Table Web 3"/>
+    <w:lsdException w:unhideWhenUsed="0" w:uiPriority="0" w:semiHidden="0" w:name="Balloon Text"/>
+    <w:lsdException w:qFormat="1" w:unhideWhenUsed="0" w:uiPriority="0" w:semiHidden="0" w:name="Table Grid"/>
+    <w:lsdException w:unhideWhenUsed="0" w:uiPriority="0" w:semiHidden="0" w:name="Table Theme"/>
+    <w:lsdException w:unhideWhenUsed="0" w:uiPriority="60" w:semiHidden="0" w:name="Light Shading"/>
+    <w:lsdException w:unhideWhenUsed="0" w:uiPriority="61" w:semiHidden="0" w:name="Light List"/>
+    <w:lsdException w:unhideWhenUsed="0" w:uiPriority="62" w:semiHidden="0" w:name="Light Grid"/>
+    <w:lsdException w:unhideWhenUsed="0" w:uiPriority="63" w:semiHidden="0" w:name="Medium Shading 1"/>
+    <w:lsdException w:unhideWhenUsed="0" w:uiPriority="64" w:semiHidden="0" w:name="Medium Shading 2"/>
+    <w:lsdException w:unhideWhenUsed="0" w:uiPriority="65" w:semiHidden="0" w:name="Medium List 1"/>
+    <w:lsdException w:unhideWhenUsed="0" w:uiPriority="66" w:semiHidden="0" w:name="Medium List 2"/>
+    <w:lsdException w:unhideWhenUsed="0" w:uiPriority="67" w:semiHidden="0" w:name="Medium Grid 1"/>
+    <w:lsdException w:unhideWhenUsed="0" w:uiPriority="68" w:semiHidden="0" w:name="Medium Grid 2"/>
+    <w:lsdException w:unhideWhenUsed="0" w:uiPriority="69" w:semiHidden="0" w:name="Medium Grid 3"/>
+    <w:lsdException w:unhideWhenUsed="0" w:uiPriority="70" w:semiHidden="0" w:name="Dark List"/>
+    <w:lsdException w:unhideWhenUsed="0" w:uiPriority="71" w:semiHidden="0" w:name="Colorful Shading"/>
+    <w:lsdException w:unhideWhenUsed="0" w:uiPriority="72" w:semiHidden="0" w:name="Colorful List"/>
+    <w:lsdException w:unhideWhenUsed="0" w:uiPriority="73" w:semiHidden="0" w:name="Colorful Grid"/>
+    <w:lsdException w:unhideWhenUsed="0" w:uiPriority="60" w:semiHidden="0" w:name="Light Shading Accent 1"/>
+    <w:lsdException w:unhideWhenUsed="0" w:uiPriority="61" w:semiHidden="0" w:name="Light List Accent 1"/>
+    <w:lsdException w:unhideWhenUsed="0" w:uiPriority="62" w:semiHidden="0" w:name="Light Grid Accent 1"/>
+    <w:lsdException w:unhideWhenUsed="0" w:uiPriority="63" w:semiHidden="0" w:name="Medium Shading 1 Accent 1"/>
+    <w:lsdException w:unhideWhenUsed="0" w:uiPriority="64" w:semiHidden="0" w:name="Medium Shading 2 Accent 1"/>
+    <w:lsdException w:unhideWhenUsed="0" w:uiPriority="65" w:semiHidden="0" w:name="Medium List 1 Accent 1"/>
+    <w:lsdException w:unhideWhenUsed="0" w:uiPriority="66" w:semiHidden="0" w:name="Medium List 2 Accent 1"/>
+    <w:lsdException w:unhideWhenUsed="0" w:uiPriority="67" w:semiHidden="0" w:name="Medium Grid 1 Accent 1"/>
+    <w:lsdException w:unhideWhenUsed="0" w:uiPriority="68" w:semiHidden="0" w:name="Medium Grid 2 Accent 1"/>
+    <w:lsdException w:unhideWhenUsed="0" w:uiPriority="69" w:semiHidden="0" w:name="Medium Grid 3 Accent 1"/>
+    <w:lsdException w:unhideWhenUsed="0" w:uiPriority="70" w:semiHidden="0" w:name="Dark List Accent 1"/>
+    <w:lsdException w:unhideWhenUsed="0" w:uiPriority="71" w:semiHidden="0" w:name="Colorful Shading Accent 1"/>
+    <w:lsdException w:unhideWhenUsed="0" w:uiPriority="72" w:semiHidden="0" w:name="Colorful List Accent 1"/>
+    <w:lsdException w:unhideWhenUsed="0" w:uiPriority="73" w:semiHidden="0" w:name="Colorful Grid Accent 1"/>
+    <w:lsdException w:unhideWhenUsed="0" w:uiPriority="60" w:semiHidden="0" w:name="Light Shading Accent 2"/>
+    <w:lsdException w:unhideWhenUsed="0" w:uiPriority="61" w:semiHidden="0" w:name="Light List Accent 2"/>
+    <w:lsdException w:unhideWhenUsed="0" w:uiPriority="62" w:semiHidden="0" w:name="Light Grid Accent 2"/>
+    <w:lsdException w:unhideWhenUsed="0" w:uiPriority="63" w:semiHidden="0" w:name="Medium Shading 1 Accent 2"/>
+    <w:lsdException w:unhideWhenUsed="0" w:uiPriority="64" w:semiHidden="0" w:name="Medium Shading 2 Accent 2"/>
+    <w:lsdException w:unhideWhenUsed="0" w:uiPriority="65" w:semiHidden="0" w:name="Medium List 1 Accent 2"/>
+    <w:lsdException w:unhideWhenUsed="0" w:uiPriority="66" w:semiHidden="0" w:name="Medium List 2 Accent 2"/>
+    <w:lsdException w:unhideWhenUsed="0" w:uiPriority="67" w:semiHidden="0" w:name="Medium Grid 1 Accent 2"/>
+    <w:lsdException w:unhideWhenUsed="0" w:uiPriority="68" w:semiHidden="0" w:name="Medium Grid 2 Accent 2"/>
+    <w:lsdException w:unhideWhenUsed="0" w:uiPriority="69" w:semiHidden="0" w:name="Medium Grid 3 Accent 2"/>
+    <w:lsdException w:unhideWhenUsed="0" w:uiPriority="70" w:semiHidden="0" w:name="Dark List Accent 2"/>
+    <w:lsdException w:unhideWhenUsed="0" w:uiPriority="71" w:semiHidden="0" w:name="Colorful Shading Accent 2"/>
+    <w:lsdException w:unhideWhenUsed="0" w:uiPriority="72" w:semiHidden="0" w:name="Colorful List Accent 2"/>
+    <w:lsdException w:unhideWhenUsed="0" w:uiPriority="73" w:semiHidden="0" w:name="Colorful Grid Accent 2"/>
+    <w:lsdException w:unhideWhenUsed="0" w:uiPriority="60" w:semiHidden="0" w:name="Light Shading Accent 3"/>
+    <w:lsdException w:unhideWhenUsed="0" w:uiPriority="61" w:semiHidden="0" w:name="Light List Accent 3"/>
+    <w:lsdException w:unhideWhenUsed="0" w:uiPriority="62" w:semiHidden="0" w:name="Light Grid Accent 3"/>
+    <w:lsdException w:unhideWhenUsed="0" w:uiPriority="63" w:semiHidden="0" w:name="Medium Shading 1 Accent 3"/>
+    <w:lsdException w:unhideWhenUsed="0" w:uiPriority="64" w:semiHidden="0" w:name="Medium Shading 2 Accent 3"/>
+    <w:lsdException w:unhideWhenUsed="0" w:uiPriority="65" w:semiHidden="0" w:name="Medium List 1 Accent 3"/>
+    <w:lsdException w:unhideWhenUsed="0" w:uiPriority="66" w:semiHidden="0" w:name="Medium List 2 Accent 3"/>
+    <w:lsdException w:unhideWhenUsed="0" w:uiPriority="67" w:semiHidden="0" w:name="Medium Grid 1 Accent 3"/>
+    <w:lsdException w:unhideWhenUsed="0" w:uiPriority="68" w:semiHidden="0" w:name="Medium Grid 2 Accent 3"/>
+    <w:lsdException w:unhideWhenUsed="0" w:uiPriority="69" w:semiHidden="0" w:name="Medium Grid 3 Accent 3"/>
+    <w:lsdException w:unhideWhenUsed="0" w:uiPriority="70" w:semiHidden="0" w:name="Dark List Accent 3"/>
+    <w:lsdException w:unhideWhenUsed="0" w:uiPriority="71" w:semiHidden="0" w:name="Colorful Shading Accent 3"/>
+    <w:lsdException w:unhideWhenUsed="0" w:uiPriority="72" w:semiHidden="0" w:name="Colorful List Accent 3"/>
+    <w:lsdException w:unhideWhenUsed="0" w:uiPriority="73" w:semiHidden="0" w:name="Colorful Grid Accent 3"/>
+    <w:lsdException w:unhideWhenUsed="0" w:uiPriority="60" w:semiHidden="0" w:name="Light Shading Accent 4"/>
+    <w:lsdException w:unhideWhenUsed="0" w:uiPriority="61" w:semiHidden="0" w:name="Light List Accent 4"/>
+    <w:lsdException w:unhideWhenUsed="0" w:uiPriority="62" w:semiHidden="0" w:name="Light Grid Accent 4"/>
+    <w:lsdException w:unhideWhenUsed="0" w:uiPriority="63" w:semiHidden="0" w:name="Medium Shading 1 Accent 4"/>
+    <w:lsdException w:unhideWhenUsed="0" w:uiPriority="64" w:semiHidden="0" w:name="Medium Shading 2 Accent 4"/>
+    <w:lsdException w:unhideWhenUsed="0" w:uiPriority="65" w:semiHidden="0" w:name="Medium List 1 Accent 4"/>
+    <w:lsdException w:unhideWhenUsed="0" w:uiPriority="66" w:semiHidden="0" w:name="Medium List 2 Accent 4"/>
+    <w:lsdException w:unhideWhenUsed="0" w:uiPriority="67" w:semiHidden="0" w:name="Medium Grid 1 Accent 4"/>
+    <w:lsdException w:unhideWhenUsed="0" w:uiPriority="68" w:semiHidden="0" w:name="Medium Grid 2 Accent 4"/>
+    <w:lsdException w:unhideWhenUsed="0" w:uiPriority="69" w:semiHidden="0" w:name="Medium Grid 3 Accent 4"/>
+    <w:lsdException w:unhideWhenUsed="0" w:uiPriority="70" w:semiHidden="0" w:name="Dark List Accent 4"/>
+    <w:lsdException w:unhideWhenUsed="0" w:uiPriority="71" w:semiHidden="0" w:name="Colorful Shading Accent 4"/>
+    <w:lsdException w:unhideWhenUsed="0" w:uiPriority="72" w:semiHidden="0" w:name="Colorful List Accent 4"/>
+    <w:lsdException w:unhideWhenUsed="0" w:uiPriority="73" w:semiHidden="0" w:name="Colorful Grid Accent 4"/>
+    <w:lsdException w:unhideWhenUsed="0" w:uiPriority="60" w:semiHidden="0" w:name="Light Shading Accent 5"/>
+    <w:lsdException w:unhideWhenUsed="0" w:uiPriority="61" w:semiHidden="0" w:name="Light List Accent 5"/>
+    <w:lsdException w:unhideWhenUsed="0" w:uiPriority="62" w:semiHidden="0" w:name="Light Grid Accent 5"/>
+    <w:lsdException w:unhideWhenUsed="0" w:uiPriority="63" w:semiHidden="0" w:name="Medium Shading 1 Accent 5"/>
+    <w:lsdException w:unhideWhenUsed="0" w:uiPriority="64" w:semiHidden="0" w:name="Medium Shading 2 Accent 5"/>
+    <w:lsdException w:unhideWhenUsed="0" w:uiPriority="65" w:semiHidden="0" w:name="Medium List 1 Accent 5"/>
+    <w:lsdException w:unhideWhenUsed="0" w:uiPriority="66" w:semiHidden="0" w:name="Medium List 2 Accent 5"/>
+    <w:lsdException w:unhideWhenUsed="0" w:uiPriority="67" w:semiHidden="0" w:name="Medium Grid 1 Accent 5"/>
+    <w:lsdException w:unhideWhenUsed="0" w:uiPriority="68" w:semiHidden="0" w:name="Medium Grid 2 Accent 5"/>
+    <w:lsdException w:unhideWhenUsed="0" w:uiPriority="69" w:semiHidden="0" w:name="Medium Grid 3 Accent 5"/>
+    <w:lsdException w:unhideWhenUsed="0" w:uiPriority="70" w:semiHidden="0" w:name="Dark List Accent 5"/>
+    <w:lsdException w:unhideWhenUsed="0" w:uiPriority="71" w:semiHidden="0" w:name="Colorful Shading Accent 5"/>
+    <w:lsdException w:unhideWhenUsed="0" w:uiPriority="72" w:semiHidden="0" w:name="Colorful List Accent 5"/>
+    <w:lsdException w:unhideWhenUsed="0" w:uiPriority="73" w:semiHidden="0" w:name="Colorful Grid Accent 5"/>
+    <w:lsdException w:unhideWhenUsed="0" w:uiPriority="60" w:semiHidden="0" w:name="Light Shading Accent 6"/>
+    <w:lsdException w:unhideWhenUsed="0" w:uiPriority="61" w:semiHidden="0" w:name="Light List Accent 6"/>
+    <w:lsdException w:unhideWhenUsed="0" w:uiPriority="62" w:semiHidden="0" w:name="Light Grid Accent 6"/>
+    <w:lsdException w:unhideWhenUsed="0" w:uiPriority="63" w:semiHidden="0" w:name="Medium Shading 1 Accent 6"/>
+    <w:lsdException w:unhideWhenUsed="0" w:uiPriority="64" w:semiHidden="0" w:name="Medium Shading 2 Accent 6"/>
+    <w:lsdException w:unhideWhenUsed="0" w:uiPriority="65" w:semiHidden="0" w:name="Medium List 1 Accent 6"/>
+    <w:lsdException w:unhideWhenUsed="0" w:uiPriority="66" w:semiHidden="0" w:name="Medium List 2 Accent 6"/>
+    <w:lsdException w:unhideWhenUsed="0" w:uiPriority="67" w:semiHidden="0" w:name="Medium Grid 1 Accent 6"/>
+    <w:lsdException w:unhideWhenUsed="0" w:uiPriority="68" w:semiHidden="0" w:name="Medium Grid 2 Accent 6"/>
+    <w:lsdException w:unhideWhenUsed="0" w:uiPriority="69" w:semiHidden="0" w:name="Medium Grid 3 Accent 6"/>
+    <w:lsdException w:unhideWhenUsed="0" w:uiPriority="70" w:semiHidden="0" w:name="Dark List Accent 6"/>
+    <w:lsdException w:unhideWhenUsed="0" w:uiPriority="71" w:semiHidden="0" w:name="Colorful Shading Accent 6"/>
+    <w:lsdException w:unhideWhenUsed="0" w:uiPriority="72" w:semiHidden="0" w:name="Colorful List Accent 6"/>
+    <w:lsdException w:unhideWhenUsed="0" w:uiPriority="73" w:semiHidden="0" w:name="Colorful Grid Accent 6"/>
   </w:latentStyles>
-  <w:style w:type="paragraph" w:default="1" w:styleId="Normal">
+  <w:style w:type="paragraph" w:default="1" w:styleId="1">
     <w:name w:val="Normal"/>
     <w:qFormat/>
+    <w:uiPriority w:val="0"/>
     <w:pPr>
       <w:kinsoku w:val="0"/>
       <w:autoSpaceDE w:val="0"/>
@@ -4310,7 +4431,7 @@
       <w:textAlignment w:val="baseline"/>
     </w:pPr>
     <w:rPr>
-      <w:rFonts w:ascii="Arial" w:eastAsia="宋体" w:hAnsi="Arial" w:cs="Arial"/>
+      <w:rFonts w:ascii="Arial" w:hAnsi="Arial" w:eastAsia="宋体" w:cs="Arial"/>
       <w:snapToGrid w:val="0"/>
       <w:color w:val="000000"/>
       <w:kern w:val="0"/>
@@ -4319,11 +4440,12 @@
       <w:lang w:val="en-US" w:eastAsia="en-US" w:bidi="ar-SA"/>
     </w:rPr>
   </w:style>
-  <w:style w:type="paragraph" w:styleId="Heading1">
+  <w:style w:type="paragraph" w:styleId="2">
     <w:name w:val="heading 1"/>
-    <w:basedOn w:val="Normal"/>
-    <w:next w:val="Normal"/>
+    <w:basedOn w:val="1"/>
+    <w:next w:val="1"/>
     <w:qFormat/>
+    <w:uiPriority w:val="0"/>
     <w:pPr>
       <w:keepNext/>
       <w:keepLines/>
@@ -4341,12 +4463,13 @@
       <w:sz w:val="44"/>
     </w:rPr>
   </w:style>
-  <w:style w:type="paragraph" w:styleId="Heading2">
+  <w:style w:type="paragraph" w:styleId="3">
     <w:name w:val="heading 2"/>
-    <w:basedOn w:val="Normal"/>
-    <w:next w:val="Normal"/>
+    <w:basedOn w:val="1"/>
+    <w:next w:val="1"/>
     <w:unhideWhenUsed/>
     <w:qFormat/>
+    <w:uiPriority w:val="0"/>
     <w:pPr>
       <w:keepNext/>
       <w:keepLines/>
@@ -4359,18 +4482,19 @@
       <w:outlineLvl w:val="1"/>
     </w:pPr>
     <w:rPr>
-      <w:rFonts w:ascii="Arial" w:eastAsia="黑体" w:hAnsi="Arial"/>
+      <w:rFonts w:ascii="Arial" w:hAnsi="Arial" w:eastAsia="黑体"/>
       <w:b/>
       <w:sz w:val="32"/>
     </w:rPr>
   </w:style>
-  <w:style w:type="paragraph" w:styleId="Heading3">
+  <w:style w:type="paragraph" w:styleId="4">
     <w:name w:val="heading 3"/>
-    <w:basedOn w:val="Normal"/>
-    <w:next w:val="Normal"/>
+    <w:basedOn w:val="1"/>
+    <w:next w:val="1"/>
     <w:semiHidden/>
     <w:unhideWhenUsed/>
     <w:qFormat/>
+    <w:uiPriority w:val="0"/>
     <w:pPr>
       <w:keepNext/>
       <w:keepLines/>
@@ -4387,12 +4511,13 @@
       <w:sz w:val="32"/>
     </w:rPr>
   </w:style>
-  <w:style w:type="paragraph" w:styleId="Heading4">
+  <w:style w:type="paragraph" w:styleId="5">
     <w:name w:val="heading 4"/>
-    <w:basedOn w:val="Normal"/>
-    <w:next w:val="Normal"/>
+    <w:basedOn w:val="1"/>
+    <w:next w:val="1"/>
     <w:unhideWhenUsed/>
     <w:qFormat/>
+    <w:uiPriority w:val="0"/>
     <w:pPr>
       <w:keepNext/>
       <w:keepLines/>
@@ -4405,18 +4530,19 @@
       <w:outlineLvl w:val="3"/>
     </w:pPr>
     <w:rPr>
-      <w:rFonts w:ascii="Arial" w:eastAsia="黑体" w:hAnsi="Arial"/>
+      <w:rFonts w:ascii="Arial" w:hAnsi="Arial" w:eastAsia="黑体"/>
       <w:b/>
       <w:sz w:val="28"/>
     </w:rPr>
   </w:style>
-  <w:style w:type="paragraph" w:styleId="Heading5">
+  <w:style w:type="paragraph" w:styleId="6">
     <w:name w:val="heading 5"/>
-    <w:basedOn w:val="Normal"/>
-    <w:next w:val="Normal"/>
+    <w:basedOn w:val="1"/>
+    <w:next w:val="1"/>
     <w:semiHidden/>
     <w:unhideWhenUsed/>
     <w:qFormat/>
+    <w:uiPriority w:val="0"/>
     <w:pPr>
       <w:keepNext/>
       <w:keepLines/>
@@ -4433,13 +4559,14 @@
       <w:sz w:val="28"/>
     </w:rPr>
   </w:style>
-  <w:style w:type="paragraph" w:styleId="Heading6">
+  <w:style w:type="paragraph" w:styleId="7">
     <w:name w:val="heading 6"/>
-    <w:basedOn w:val="Normal"/>
-    <w:next w:val="Normal"/>
+    <w:basedOn w:val="1"/>
+    <w:next w:val="1"/>
     <w:semiHidden/>
     <w:unhideWhenUsed/>
     <w:qFormat/>
+    <w:uiPriority w:val="0"/>
     <w:pPr>
       <w:keepNext/>
       <w:keepLines/>
@@ -4452,18 +4579,19 @@
       <w:outlineLvl w:val="5"/>
     </w:pPr>
     <w:rPr>
-      <w:rFonts w:ascii="Arial" w:eastAsia="黑体" w:hAnsi="Arial"/>
+      <w:rFonts w:ascii="Arial" w:hAnsi="Arial" w:eastAsia="黑体"/>
       <w:b/>
       <w:sz w:val="24"/>
     </w:rPr>
   </w:style>
-  <w:style w:type="paragraph" w:styleId="Heading7">
+  <w:style w:type="paragraph" w:styleId="8">
     <w:name w:val="heading 7"/>
-    <w:basedOn w:val="Normal"/>
-    <w:next w:val="Normal"/>
+    <w:basedOn w:val="1"/>
+    <w:next w:val="1"/>
     <w:semiHidden/>
     <w:unhideWhenUsed/>
     <w:qFormat/>
+    <w:uiPriority w:val="0"/>
     <w:pPr>
       <w:keepNext/>
       <w:keepLines/>
@@ -4480,13 +4608,14 @@
       <w:sz w:val="24"/>
     </w:rPr>
   </w:style>
-  <w:style w:type="paragraph" w:styleId="Heading8">
+  <w:style w:type="paragraph" w:styleId="9">
     <w:name w:val="heading 8"/>
-    <w:basedOn w:val="Normal"/>
-    <w:next w:val="Normal"/>
+    <w:basedOn w:val="1"/>
+    <w:next w:val="1"/>
     <w:semiHidden/>
     <w:unhideWhenUsed/>
     <w:qFormat/>
+    <w:uiPriority w:val="0"/>
     <w:pPr>
       <w:keepNext/>
       <w:keepLines/>
@@ -4499,17 +4628,18 @@
       <w:outlineLvl w:val="7"/>
     </w:pPr>
     <w:rPr>
-      <w:rFonts w:ascii="Arial" w:eastAsia="黑体" w:hAnsi="Arial"/>
+      <w:rFonts w:ascii="Arial" w:hAnsi="Arial" w:eastAsia="黑体"/>
       <w:sz w:val="24"/>
     </w:rPr>
   </w:style>
-  <w:style w:type="paragraph" w:styleId="Heading9">
+  <w:style w:type="paragraph" w:styleId="10">
     <w:name w:val="heading 9"/>
-    <w:basedOn w:val="Normal"/>
-    <w:next w:val="Normal"/>
+    <w:basedOn w:val="1"/>
+    <w:next w:val="1"/>
     <w:semiHidden/>
     <w:unhideWhenUsed/>
     <w:qFormat/>
+    <w:uiPriority w:val="0"/>
     <w:pPr>
       <w:keepNext/>
       <w:keepLines/>
@@ -4522,19 +4652,21 @@
       <w:outlineLvl w:val="8"/>
     </w:pPr>
     <w:rPr>
-      <w:rFonts w:ascii="Arial" w:eastAsia="黑体" w:hAnsi="Arial"/>
+      <w:rFonts w:ascii="Arial" w:hAnsi="Arial" w:eastAsia="黑体"/>
       <w:sz w:val="21"/>
     </w:rPr>
   </w:style>
-  <w:style w:type="character" w:default="1" w:styleId="DefaultParagraphFont">
+  <w:style w:type="character" w:default="1" w:styleId="22">
     <w:name w:val="Default Paragraph Font"/>
     <w:semiHidden/>
     <w:qFormat/>
+    <w:uiPriority w:val="0"/>
   </w:style>
-  <w:style w:type="table" w:default="1" w:styleId="TableNormal">
+  <w:style w:type="table" w:default="1" w:styleId="20">
     <w:name w:val="Normal Table"/>
     <w:semiHidden/>
     <w:qFormat/>
+    <w:uiPriority w:val="0"/>
     <w:tblPr>
       <w:tblCellMar>
         <w:top w:w="0" w:type="dxa"/>
@@ -4544,39 +4676,43 @@
       </w:tblCellMar>
     </w:tblPr>
   </w:style>
-  <w:style w:type="paragraph" w:styleId="CommentText">
+  <w:style w:type="paragraph" w:styleId="11">
     <w:name w:val="annotation text"/>
-    <w:basedOn w:val="Normal"/>
+    <w:basedOn w:val="1"/>
     <w:qFormat/>
+    <w:uiPriority w:val="0"/>
     <w:pPr>
       <w:jc w:val="left"/>
     </w:pPr>
   </w:style>
-  <w:style w:type="paragraph" w:styleId="BodyText">
+  <w:style w:type="paragraph" w:styleId="12">
     <w:name w:val="Body Text"/>
-    <w:basedOn w:val="Normal"/>
+    <w:basedOn w:val="1"/>
     <w:semiHidden/>
     <w:qFormat/>
+    <w:uiPriority w:val="0"/>
     <w:rPr>
-      <w:rFonts w:ascii="Arial" w:eastAsia="Arial" w:hAnsi="Arial" w:cs="Arial"/>
+      <w:rFonts w:ascii="Arial" w:hAnsi="Arial" w:eastAsia="Arial" w:cs="Arial"/>
       <w:sz w:val="21"/>
       <w:szCs w:val="21"/>
       <w:lang w:val="en-US" w:eastAsia="en-US" w:bidi="ar-SA"/>
     </w:rPr>
   </w:style>
-  <w:style w:type="paragraph" w:styleId="TOC3">
+  <w:style w:type="paragraph" w:styleId="13">
     <w:name w:val="toc 3"/>
-    <w:basedOn w:val="Normal"/>
-    <w:next w:val="Normal"/>
+    <w:basedOn w:val="1"/>
+    <w:next w:val="1"/>
     <w:qFormat/>
+    <w:uiPriority w:val="0"/>
     <w:pPr>
       <w:ind w:left="840" w:leftChars="400"/>
     </w:pPr>
   </w:style>
-  <w:style w:type="paragraph" w:styleId="Footer">
+  <w:style w:type="paragraph" w:styleId="14">
     <w:name w:val="footer"/>
-    <w:basedOn w:val="Normal"/>
+    <w:basedOn w:val="1"/>
     <w:qFormat/>
+    <w:uiPriority w:val="0"/>
     <w:pPr>
       <w:tabs>
         <w:tab w:val="center" w:pos="4153"/>
@@ -4589,16 +4725,17 @@
       <w:sz w:val="18"/>
     </w:rPr>
   </w:style>
-  <w:style w:type="paragraph" w:styleId="Header">
+  <w:style w:type="paragraph" w:styleId="15">
     <w:name w:val="header"/>
-    <w:basedOn w:val="Normal"/>
+    <w:basedOn w:val="1"/>
     <w:qFormat/>
+    <w:uiPriority w:val="0"/>
     <w:pPr>
       <w:pBdr>
-        <w:top w:val="nil"/>
-        <w:left w:val="nil"/>
-        <w:bottom w:val="nil"/>
-        <w:right w:val="nil"/>
+        <w:top w:val="none" w:color="auto" w:sz="0" w:space="0"/>
+        <w:left w:val="none" w:color="auto" w:sz="0" w:space="0"/>
+        <w:bottom w:val="none" w:color="auto" w:sz="0" w:space="0"/>
+        <w:right w:val="none" w:color="auto" w:sz="0" w:space="0"/>
       </w:pBdr>
       <w:tabs>
         <w:tab w:val="center" w:pos="4153"/>
@@ -4613,37 +4750,41 @@
       <w:sz w:val="18"/>
     </w:rPr>
   </w:style>
-  <w:style w:type="paragraph" w:styleId="TOC1">
+  <w:style w:type="paragraph" w:styleId="16">
     <w:name w:val="toc 1"/>
-    <w:basedOn w:val="Normal"/>
-    <w:next w:val="Normal"/>
+    <w:basedOn w:val="1"/>
+    <w:next w:val="1"/>
     <w:qFormat/>
+    <w:uiPriority w:val="0"/>
     <w:rPr>
-      <w:rFonts w:ascii="Arial" w:eastAsia="Microsoft JhengHei" w:hAnsi="Arial"/>
+      <w:rFonts w:ascii="Arial" w:hAnsi="Arial" w:eastAsia="Microsoft JhengHei"/>
       <w:sz w:val="24"/>
     </w:rPr>
   </w:style>
-  <w:style w:type="paragraph" w:styleId="TOC2">
+  <w:style w:type="paragraph" w:styleId="17">
     <w:name w:val="toc 2"/>
-    <w:basedOn w:val="Normal"/>
-    <w:next w:val="Normal"/>
+    <w:basedOn w:val="1"/>
+    <w:next w:val="1"/>
     <w:qFormat/>
+    <w:uiPriority w:val="0"/>
     <w:pPr>
       <w:ind w:left="420" w:leftChars="200"/>
     </w:pPr>
   </w:style>
-  <w:style w:type="paragraph" w:styleId="NormalWeb">
+  <w:style w:type="paragraph" w:styleId="18">
     <w:name w:val="Normal (Web)"/>
-    <w:basedOn w:val="Normal"/>
+    <w:basedOn w:val="1"/>
     <w:qFormat/>
+    <w:uiPriority w:val="0"/>
     <w:rPr>
       <w:sz w:val="24"/>
     </w:rPr>
   </w:style>
-  <w:style w:type="paragraph" w:styleId="Title">
+  <w:style w:type="paragraph" w:styleId="19">
     <w:name w:val="Title"/>
-    <w:basedOn w:val="Normal"/>
+    <w:basedOn w:val="1"/>
     <w:qFormat/>
+    <w:uiPriority w:val="0"/>
     <w:pPr>
       <w:spacing w:before="240" w:beforeLines="0" w:beforeAutospacing="0" w:after="60" w:afterLines="0" w:afterAutospacing="0"/>
       <w:jc w:val="center"/>
@@ -4655,68 +4796,73 @@
       <w:sz w:val="32"/>
     </w:rPr>
   </w:style>
-  <w:style w:type="table" w:styleId="TableGrid">
+  <w:style w:type="table" w:styleId="21">
     <w:name w:val="Table Grid"/>
-    <w:basedOn w:val="TableNormal"/>
+    <w:basedOn w:val="20"/>
     <w:qFormat/>
+    <w:uiPriority w:val="0"/>
     <w:pPr>
       <w:widowControl w:val="0"/>
       <w:jc w:val="both"/>
     </w:pPr>
     <w:tblPr>
       <w:tblBorders>
-        <w:top w:val="single" w:sz="4" w:space="0" w:color="auto"/>
-        <w:left w:val="single" w:sz="4" w:space="0" w:color="auto"/>
-        <w:bottom w:val="single" w:sz="4" w:space="0" w:color="auto"/>
-        <w:right w:val="single" w:sz="4" w:space="0" w:color="auto"/>
-        <w:insideH w:val="single" w:sz="4" w:space="0" w:color="auto"/>
-        <w:insideV w:val="single" w:sz="4" w:space="0" w:color="auto"/>
+        <w:top w:val="single" w:color="auto" w:sz="4" w:space="0"/>
+        <w:left w:val="single" w:color="auto" w:sz="4" w:space="0"/>
+        <w:bottom w:val="single" w:color="auto" w:sz="4" w:space="0"/>
+        <w:right w:val="single" w:color="auto" w:sz="4" w:space="0"/>
+        <w:insideH w:val="single" w:color="auto" w:sz="4" w:space="0"/>
+        <w:insideV w:val="single" w:color="auto" w:sz="4" w:space="0"/>
       </w:tblBorders>
     </w:tblPr>
   </w:style>
-  <w:style w:type="character" w:styleId="Strong">
+  <w:style w:type="character" w:styleId="23">
     <w:name w:val="Strong"/>
-    <w:basedOn w:val="DefaultParagraphFont"/>
+    <w:basedOn w:val="22"/>
     <w:qFormat/>
+    <w:uiPriority w:val="0"/>
     <w:rPr>
       <w:b/>
     </w:rPr>
   </w:style>
-  <w:style w:type="paragraph" w:customStyle="1" w:styleId="a">
+  <w:style w:type="paragraph" w:customStyle="1" w:styleId="24">
     <w:name w:val="柴_公司名"/>
-    <w:basedOn w:val="Title"/>
+    <w:basedOn w:val="19"/>
     <w:qFormat/>
+    <w:uiPriority w:val="0"/>
     <w:pPr>
       <w:spacing w:after="600" w:afterLines="600"/>
     </w:pPr>
     <w:rPr>
-      <w:rFonts w:ascii="宋体" w:eastAsia="宋体" w:hAnsi="宋体" w:cs="宋体" w:hint="eastAsia"/>
+      <w:rFonts w:hint="eastAsia" w:ascii="宋体" w:hAnsi="宋体" w:eastAsia="宋体" w:cs="宋体"/>
       <w:bCs/>
       <w:spacing w:val="-6"/>
       <w:sz w:val="52"/>
       <w:szCs w:val="52"/>
     </w:rPr>
   </w:style>
-  <w:style w:type="paragraph" w:customStyle="1" w:styleId="a0">
+  <w:style w:type="paragraph" w:customStyle="1" w:styleId="25">
     <w:name w:val="柴_文档名"/>
-    <w:basedOn w:val="Title"/>
+    <w:basedOn w:val="19"/>
     <w:qFormat/>
+    <w:uiPriority w:val="0"/>
     <w:pPr>
       <w:spacing w:after="900" w:afterLines="900"/>
     </w:pPr>
     <w:rPr>
-      <w:rFonts w:ascii="黑体" w:eastAsia="黑体" w:hAnsi="黑体" w:cs="黑体"/>
+      <w:rFonts w:ascii="黑体" w:hAnsi="黑体" w:eastAsia="黑体" w:cs="黑体"/>
       <w:bCs/>
       <w:spacing w:val="-7"/>
       <w:sz w:val="52"/>
       <w:szCs w:val="52"/>
     </w:rPr>
   </w:style>
-  <w:style w:type="table" w:customStyle="1" w:styleId="TableNormal0">
+  <w:style w:type="table" w:customStyle="1" w:styleId="26">
     <w:name w:val="Table Normal_0"/>
     <w:semiHidden/>
     <w:unhideWhenUsed/>
     <w:qFormat/>
+    <w:uiPriority w:val="0"/>
     <w:tblPr>
       <w:tblCellMar>
         <w:top w:w="0" w:type="dxa"/>
@@ -4726,82 +4872,88 @@
       </w:tblCellMar>
     </w:tblPr>
   </w:style>
-  <w:style w:type="paragraph" w:customStyle="1" w:styleId="TableText">
+  <w:style w:type="paragraph" w:customStyle="1" w:styleId="27">
     <w:name w:val="Table Text"/>
-    <w:basedOn w:val="Normal"/>
+    <w:basedOn w:val="1"/>
     <w:semiHidden/>
     <w:qFormat/>
+    <w:uiPriority w:val="0"/>
     <w:rPr>
-      <w:rFonts w:ascii="宋体" w:eastAsia="宋体" w:hAnsi="宋体" w:cs="宋体"/>
+      <w:rFonts w:ascii="宋体" w:hAnsi="宋体" w:eastAsia="宋体" w:cs="宋体"/>
       <w:sz w:val="21"/>
       <w:szCs w:val="21"/>
       <w:lang w:val="en-US" w:eastAsia="en-US" w:bidi="ar-SA"/>
     </w:rPr>
   </w:style>
-  <w:style w:type="paragraph" w:customStyle="1" w:styleId="1">
+  <w:style w:type="paragraph" w:customStyle="1" w:styleId="28">
     <w:name w:val="柴_标题1"/>
-    <w:basedOn w:val="Heading1"/>
-    <w:next w:val="a1"/>
-    <w:link w:val="1Char"/>
+    <w:basedOn w:val="2"/>
+    <w:next w:val="29"/>
+    <w:link w:val="38"/>
     <w:qFormat/>
+    <w:uiPriority w:val="0"/>
     <w:pPr>
       <w:spacing w:before="100" w:after="90" w:line="360" w:lineRule="auto"/>
     </w:pPr>
     <w:rPr>
-      <w:rFonts w:ascii="Arial" w:eastAsia="宋体" w:hAnsi="Arial"/>
+      <w:rFonts w:ascii="Arial" w:hAnsi="Arial" w:eastAsia="宋体"/>
       <w:sz w:val="32"/>
     </w:rPr>
   </w:style>
-  <w:style w:type="paragraph" w:customStyle="1" w:styleId="a1">
+  <w:style w:type="paragraph" w:customStyle="1" w:styleId="29">
     <w:name w:val="柴_正文"/>
-    <w:basedOn w:val="BodyText"/>
-    <w:link w:val="Char"/>
+    <w:basedOn w:val="12"/>
+    <w:link w:val="42"/>
     <w:qFormat/>
+    <w:uiPriority w:val="0"/>
     <w:pPr>
       <w:spacing w:line="360" w:lineRule="auto"/>
       <w:ind w:firstLine="470" w:firstLineChars="200"/>
     </w:pPr>
     <w:rPr>
-      <w:rFonts w:ascii="Arial" w:eastAsia="宋体" w:hAnsi="Arial"/>
+      <w:rFonts w:ascii="Arial" w:hAnsi="Arial" w:eastAsia="宋体"/>
       <w:sz w:val="24"/>
       <w:lang w:eastAsia="zh-CN"/>
     </w:rPr>
   </w:style>
-  <w:style w:type="paragraph" w:customStyle="1" w:styleId="2">
+  <w:style w:type="paragraph" w:customStyle="1" w:styleId="30">
     <w:name w:val="柴_标题2"/>
-    <w:basedOn w:val="Heading2"/>
-    <w:next w:val="a1"/>
+    <w:basedOn w:val="3"/>
+    <w:next w:val="29"/>
     <w:qFormat/>
+    <w:uiPriority w:val="0"/>
     <w:pPr>
       <w:spacing w:line="360" w:lineRule="auto"/>
     </w:pPr>
     <w:rPr>
-      <w:rFonts w:ascii="Arial" w:eastAsia="宋体" w:hAnsi="Arial"/>
+      <w:rFonts w:ascii="Arial" w:hAnsi="Arial" w:eastAsia="宋体"/>
       <w:sz w:val="28"/>
     </w:rPr>
   </w:style>
-  <w:style w:type="paragraph" w:customStyle="1" w:styleId="3">
+  <w:style w:type="paragraph" w:customStyle="1" w:styleId="31">
     <w:name w:val="柴_标题3"/>
-    <w:basedOn w:val="Heading3"/>
-    <w:next w:val="a1"/>
-    <w:link w:val="3Char"/>
+    <w:basedOn w:val="4"/>
+    <w:next w:val="29"/>
+    <w:link w:val="43"/>
     <w:qFormat/>
+    <w:uiPriority w:val="0"/>
     <w:pPr>
       <w:spacing w:line="360" w:lineRule="auto"/>
       <w:ind w:left="0" w:firstLine="472" w:firstLineChars="200"/>
     </w:pPr>
     <w:rPr>
-      <w:rFonts w:ascii="宋体" w:eastAsia="宋体" w:hAnsi="宋体" w:cs="宋体"/>
+      <w:rFonts w:ascii="宋体" w:hAnsi="宋体" w:eastAsia="宋体" w:cs="宋体"/>
       <w:spacing w:val="-2"/>
       <w:sz w:val="24"/>
       <w:szCs w:val="24"/>
     </w:rPr>
   </w:style>
-  <w:style w:type="paragraph" w:customStyle="1" w:styleId="a2">
+  <w:style w:type="paragraph" w:customStyle="1" w:styleId="32">
     <w:name w:val="柴_目录"/>
-    <w:basedOn w:val="Normal"/>
-    <w:next w:val="BodyText"/>
+    <w:basedOn w:val="1"/>
+    <w:next w:val="12"/>
     <w:qFormat/>
+    <w:uiPriority w:val="0"/>
     <w:pPr>
       <w:tabs>
         <w:tab w:val="right" w:leader="dot" w:pos="8442"/>
@@ -4809,59 +4961,64 @@
       <w:ind w:left="0" w:leftChars="0"/>
     </w:pPr>
     <w:rPr>
-      <w:rFonts w:ascii="Arial" w:eastAsia="Microsoft JhengHei" w:hAnsi="Arial"/>
+      <w:rFonts w:ascii="Arial" w:hAnsi="Arial" w:eastAsia="Microsoft JhengHei"/>
       <w:sz w:val="24"/>
     </w:rPr>
   </w:style>
-  <w:style w:type="paragraph" w:customStyle="1" w:styleId="WPSOffice1">
+  <w:style w:type="paragraph" w:customStyle="1" w:styleId="33">
     <w:name w:val="WPSOffice手动目录 1"/>
     <w:qFormat/>
+    <w:uiPriority w:val="0"/>
     <w:pPr>
       <w:ind w:leftChars="0"/>
     </w:pPr>
     <w:rPr>
-      <w:rFonts w:ascii="Times New Roman" w:eastAsia="宋体" w:hAnsi="Times New Roman" w:cs="Times New Roman"/>
+      <w:rFonts w:ascii="Times New Roman" w:hAnsi="Times New Roman" w:eastAsia="宋体" w:cs="Times New Roman"/>
       <w:sz w:val="20"/>
       <w:szCs w:val="20"/>
     </w:rPr>
   </w:style>
-  <w:style w:type="paragraph" w:customStyle="1" w:styleId="WPSOffice2">
+  <w:style w:type="paragraph" w:customStyle="1" w:styleId="34">
     <w:name w:val="WPSOffice手动目录 2"/>
     <w:qFormat/>
+    <w:uiPriority w:val="0"/>
     <w:pPr>
       <w:ind w:leftChars="200"/>
     </w:pPr>
     <w:rPr>
-      <w:rFonts w:ascii="Times New Roman" w:eastAsia="宋体" w:hAnsi="Times New Roman" w:cs="Times New Roman"/>
+      <w:rFonts w:ascii="Times New Roman" w:hAnsi="Times New Roman" w:eastAsia="宋体" w:cs="Times New Roman"/>
       <w:sz w:val="20"/>
       <w:szCs w:val="20"/>
     </w:rPr>
   </w:style>
-  <w:style w:type="paragraph" w:customStyle="1" w:styleId="WPSOffice3">
+  <w:style w:type="paragraph" w:customStyle="1" w:styleId="35">
     <w:name w:val="WPSOffice手动目录 3"/>
     <w:qFormat/>
+    <w:uiPriority w:val="0"/>
     <w:pPr>
       <w:ind w:leftChars="400"/>
     </w:pPr>
     <w:rPr>
-      <w:rFonts w:ascii="Times New Roman" w:eastAsia="宋体" w:hAnsi="Times New Roman" w:cs="Times New Roman"/>
+      <w:rFonts w:ascii="Times New Roman" w:hAnsi="Times New Roman" w:eastAsia="宋体" w:cs="Times New Roman"/>
       <w:sz w:val="20"/>
       <w:szCs w:val="20"/>
     </w:rPr>
   </w:style>
-  <w:style w:type="paragraph" w:customStyle="1" w:styleId="Compact">
+  <w:style w:type="paragraph" w:customStyle="1" w:styleId="36">
     <w:name w:val="Compact"/>
-    <w:basedOn w:val="BodyText"/>
+    <w:basedOn w:val="12"/>
     <w:qFormat/>
+    <w:uiPriority w:val="0"/>
     <w:pPr>
       <w:spacing w:before="36" w:after="36"/>
     </w:pPr>
   </w:style>
-  <w:style w:type="table" w:customStyle="1" w:styleId="Table">
+  <w:style w:type="table" w:customStyle="1" w:styleId="37">
     <w:name w:val="Table"/>
     <w:semiHidden/>
     <w:unhideWhenUsed/>
     <w:qFormat/>
+    <w:uiPriority w:val="0"/>
     <w:tblPr>
       <w:tblCellMar>
         <w:top w:w="0" w:type="dxa"/>
@@ -4873,26 +5030,28 @@
     <w:tblStylePr w:type="firstRow">
       <w:tcPr>
         <w:tcBorders>
-          <w:bottom w:val="single" w:sz="0" w:space="0" w:color="auto"/>
+          <w:bottom w:val="single" w:color="auto" w:sz="0" w:space="0"/>
         </w:tcBorders>
         <w:vAlign w:val="bottom"/>
       </w:tcPr>
     </w:tblStylePr>
   </w:style>
-  <w:style w:type="character" w:customStyle="1" w:styleId="1Char">
+  <w:style w:type="character" w:customStyle="1" w:styleId="38">
     <w:name w:val="柴_标题1 Char"/>
-    <w:link w:val="1"/>
+    <w:link w:val="28"/>
     <w:qFormat/>
+    <w:uiPriority w:val="0"/>
     <w:rPr>
-      <w:rFonts w:ascii="Arial" w:eastAsia="宋体" w:hAnsi="Arial"/>
+      <w:rFonts w:ascii="Arial" w:hAnsi="Arial" w:eastAsia="宋体"/>
       <w:sz w:val="32"/>
     </w:rPr>
   </w:style>
-  <w:style w:type="table" w:customStyle="1" w:styleId="TableNormal1">
+  <w:style w:type="table" w:customStyle="1" w:styleId="39">
     <w:name w:val="Table Normal_1"/>
     <w:semiHidden/>
     <w:unhideWhenUsed/>
     <w:qFormat/>
+    <w:uiPriority w:val="0"/>
     <w:tblPr>
       <w:tblCellMar>
         <w:top w:w="0" w:type="dxa"/>
@@ -4902,10 +5061,11 @@
       </w:tblCellMar>
     </w:tblPr>
   </w:style>
-  <w:style w:type="paragraph" w:customStyle="1" w:styleId="a3">
+  <w:style w:type="paragraph" w:customStyle="1" w:styleId="40">
     <w:name w:val="柴_正文_无缩进"/>
-    <w:basedOn w:val="Normal"/>
+    <w:basedOn w:val="1"/>
     <w:qFormat/>
+    <w:uiPriority w:val="0"/>
     <w:pPr>
       <w:ind w:firstLine="0" w:firstLineChars="0"/>
     </w:pPr>
@@ -4915,39 +5075,42 @@
       <w:lang w:eastAsia="zh-CN"/>
     </w:rPr>
   </w:style>
-  <w:style w:type="paragraph" w:customStyle="1" w:styleId="4">
+  <w:style w:type="paragraph" w:customStyle="1" w:styleId="41">
     <w:name w:val="柴_标题4"/>
-    <w:basedOn w:val="Heading4"/>
-    <w:next w:val="Normal"/>
+    <w:basedOn w:val="5"/>
+    <w:next w:val="1"/>
     <w:qFormat/>
+    <w:uiPriority w:val="0"/>
     <w:pPr>
       <w:widowControl w:val="0"/>
       <w:spacing w:before="160" w:line="360" w:lineRule="auto"/>
-      <w:ind w:left="981" w:hanging="862" w:leftChars="300"/>
+      <w:ind w:left="981" w:leftChars="300" w:hanging="862"/>
     </w:pPr>
     <w:rPr>
-      <w:rFonts w:ascii="Calibri" w:eastAsia="宋体" w:hAnsi="Calibri" w:cs="宋体" w:hint="eastAsia"/>
+      <w:rFonts w:hint="eastAsia" w:ascii="Calibri" w:hAnsi="Calibri" w:eastAsia="宋体" w:cs="宋体"/>
       <w:sz w:val="24"/>
       <w:szCs w:val="24"/>
       <w:lang w:eastAsia="zh-CN" w:bidi="zh-CN"/>
     </w:rPr>
   </w:style>
-  <w:style w:type="character" w:customStyle="1" w:styleId="Char">
+  <w:style w:type="character" w:customStyle="1" w:styleId="42">
     <w:name w:val="柴_正文 Char"/>
-    <w:link w:val="a1"/>
+    <w:link w:val="29"/>
     <w:qFormat/>
+    <w:uiPriority w:val="0"/>
     <w:rPr>
-      <w:rFonts w:ascii="Arial" w:eastAsia="宋体" w:hAnsi="Arial"/>
+      <w:rFonts w:ascii="Arial" w:hAnsi="Arial" w:eastAsia="宋体"/>
       <w:sz w:val="24"/>
       <w:lang w:eastAsia="zh-CN"/>
     </w:rPr>
   </w:style>
-  <w:style w:type="character" w:customStyle="1" w:styleId="3Char">
+  <w:style w:type="character" w:customStyle="1" w:styleId="43">
     <w:name w:val="柴_标题3 Char"/>
-    <w:link w:val="3"/>
+    <w:link w:val="31"/>
     <w:qFormat/>
+    <w:uiPriority w:val="0"/>
     <w:rPr>
-      <w:rFonts w:ascii="宋体" w:eastAsia="宋体" w:hAnsi="宋体" w:cs="宋体"/>
+      <w:rFonts w:ascii="宋体" w:hAnsi="宋体" w:eastAsia="宋体" w:cs="宋体"/>
       <w:spacing w:val="-2"/>
       <w:sz w:val="24"/>
       <w:szCs w:val="24"/>
